--- a/PROJECT PLANNING.docx
+++ b/PROJECT PLANNING.docx
@@ -1,6 +1,6 @@
 
 <file path=word/document.xml><?xml version="1.0" encoding="utf-8"?>
-<w:document xmlns:wpc="http://schemas.microsoft.com/office/word/2010/wordprocessingCanvas" xmlns:cx="http://schemas.microsoft.com/office/drawing/2014/chartex" xmlns:cx1="http://schemas.microsoft.com/office/drawing/2015/9/8/chartex" xmlns:cx2="http://schemas.microsoft.com/office/drawing/2015/10/21/chartex" xmlns:cx3="http://schemas.microsoft.com/office/drawing/2016/5/9/chartex" xmlns:cx4="http://schemas.microsoft.com/office/drawing/2016/5/10/chartex" xmlns:cx5="http://schemas.microsoft.com/office/drawing/2016/5/11/chartex" xmlns:cx6="http://schemas.microsoft.com/office/drawing/2016/5/12/chartex" xmlns:cx7="http://schemas.microsoft.com/office/drawing/2016/5/13/chartex" xmlns:cx8="http://schemas.microsoft.com/office/drawing/2016/5/14/chartex" xmlns:mc="http://schemas.openxmlformats.org/markup-compatibility/2006" xmlns:aink="http://schemas.microsoft.com/office/drawing/2016/ink" xmlns:am3d="http://schemas.microsoft.com/office/drawing/2017/model3d" xmlns:o="urn:schemas-microsoft-com:office:office" xmlns:oel="http://schemas.microsoft.com/office/2019/extlst" xmlns:r="http://schemas.openxmlformats.org/officeDocument/2006/relationships" xmlns:m="http://schemas.openxmlformats.org/officeDocument/2006/math" xmlns:v="urn:schemas-microsoft-com:vml" xmlns:wp14="http://schemas.microsoft.com/office/word/2010/wordprocessingDrawing" xmlns:wp="http://schemas.openxmlformats.org/drawingml/2006/wordprocessingDrawing" xmlns:w10="urn:schemas-microsoft-com:office:word" xmlns:w="http://schemas.openxmlformats.org/wordprocessingml/2006/main" xmlns:w14="http://schemas.microsoft.com/office/word/2010/wordml" xmlns:w15="http://schemas.microsoft.com/office/word/2012/wordml" xmlns:w16cex="http://schemas.microsoft.com/office/word/2018/wordml/cex" xmlns:w16cid="http://schemas.microsoft.com/office/word/2016/wordml/cid" xmlns:w16="http://schemas.microsoft.com/office/word/2018/wordml" xmlns:w16du="http://schemas.microsoft.com/office/word/2023/wordml/word16du" xmlns:w16sdtdh="http://schemas.microsoft.com/office/word/2020/wordml/sdtdatahash" xmlns:w16sdtfl="http://schemas.microsoft.com/office/word/2024/wordml/sdtformatlock" xmlns:w16se="http://schemas.microsoft.com/office/word/2015/wordml/symex" xmlns:wpg="http://schemas.microsoft.com/office/word/2010/wordprocessingGroup" xmlns:wpi="http://schemas.microsoft.com/office/word/2010/wordprocessingInk" xmlns:wne="http://schemas.microsoft.com/office/word/2006/wordml" xmlns:wps="http://schemas.microsoft.com/office/word/2010/wordprocessingShape" mc:Ignorable="w14 w15 w16se w16cid w16 w16cex w16sdtdh w16sdtfl w16du wp14">
+<w:document xmlns:wpc="http://schemas.microsoft.com/office/word/2010/wordprocessingCanvas" xmlns:cx="http://schemas.microsoft.com/office/drawing/2014/chartex" xmlns:cx1="http://schemas.microsoft.com/office/drawing/2015/9/8/chartex" xmlns:cx2="http://schemas.microsoft.com/office/drawing/2015/10/21/chartex" xmlns:cx3="http://schemas.microsoft.com/office/drawing/2016/5/9/chartex" xmlns:cx4="http://schemas.microsoft.com/office/drawing/2016/5/10/chartex" xmlns:cx5="http://schemas.microsoft.com/office/drawing/2016/5/11/chartex" xmlns:cx6="http://schemas.microsoft.com/office/drawing/2016/5/12/chartex" xmlns:cx7="http://schemas.microsoft.com/office/drawing/2016/5/13/chartex" xmlns:cx8="http://schemas.microsoft.com/office/drawing/2016/5/14/chartex" xmlns:mc="http://schemas.openxmlformats.org/markup-compatibility/2006" xmlns:aink="http://schemas.microsoft.com/office/drawing/2016/ink" xmlns:am3d="http://schemas.microsoft.com/office/drawing/2017/model3d" xmlns:o="urn:schemas-microsoft-com:office:office" xmlns:oel="http://schemas.microsoft.com/office/2019/extlst" xmlns:r="http://schemas.openxmlformats.org/officeDocument/2006/relationships" xmlns:m="http://schemas.openxmlformats.org/officeDocument/2006/math" xmlns:v="urn:schemas-microsoft-com:vml" xmlns:wp14="http://schemas.microsoft.com/office/word/2010/wordprocessingDrawing" xmlns:wp="http://schemas.openxmlformats.org/drawingml/2006/wordprocessingDrawing" xmlns:w10="urn:schemas-microsoft-com:office:word" xmlns:w="http://schemas.openxmlformats.org/wordprocessingml/2006/main" xmlns:w14="http://schemas.microsoft.com/office/word/2010/wordml" xmlns:w15="http://schemas.microsoft.com/office/word/2012/wordml" xmlns:w16cei="http://schemas.microsoft.com/office/word/2026/wordml/cei" xmlns:w16cex="http://schemas.microsoft.com/office/word/2018/wordml/cex" xmlns:w16cid="http://schemas.microsoft.com/office/word/2016/wordml/cid" xmlns:w16="http://schemas.microsoft.com/office/word/2018/wordml" xmlns:w16du="http://schemas.microsoft.com/office/word/2023/wordml/word16du" xmlns:w16sdtdh="http://schemas.microsoft.com/office/word/2020/wordml/sdtdatahash" xmlns:w16sdtfl="http://schemas.microsoft.com/office/word/2024/wordml/sdtformatlock" xmlns:w16se="http://schemas.microsoft.com/office/word/2015/wordml/symex" xmlns:wpg="http://schemas.microsoft.com/office/word/2010/wordprocessingGroup" xmlns:wpi="http://schemas.microsoft.com/office/word/2010/wordprocessingInk" xmlns:wne="http://schemas.microsoft.com/office/word/2006/wordml" xmlns:wps="http://schemas.microsoft.com/office/word/2010/wordprocessingShape" mc:Ignorable="w14 w15 w16se w16cid w16 w16cex w16sdtdh w16sdtfl w16du wp14">
   <w:body>
     <w:p>
       <w:pPr>
@@ -491,8 +491,13 @@
           <w:numId w:val="7"/>
         </w:numPr>
       </w:pPr>
-      <w:r>
-        <w:t xml:space="preserve">Improves estimation (time &amp; cost) </w:t>
+      <w:proofErr w:type="gramStart"/>
+      <w:r>
+        <w:t>Improves</w:t>
+      </w:r>
+      <w:proofErr w:type="gramEnd"/>
+      <w:r>
+        <w:t xml:space="preserve"> estimation (time &amp; cost) </w:t>
       </w:r>
     </w:p>
     <w:p>
@@ -502,8 +507,13 @@
           <w:numId w:val="7"/>
         </w:numPr>
       </w:pPr>
-      <w:r>
-        <w:t xml:space="preserve">Assigns responsibilities clearly </w:t>
+      <w:proofErr w:type="gramStart"/>
+      <w:r>
+        <w:t>Assigns</w:t>
+      </w:r>
+      <w:proofErr w:type="gramEnd"/>
+      <w:r>
+        <w:t xml:space="preserve"> responsibilities clearly </w:t>
       </w:r>
     </w:p>
     <w:p>
@@ -554,8 +564,13 @@
           <w:numId w:val="8"/>
         </w:numPr>
       </w:pPr>
-      <w:r>
-        <w:t xml:space="preserve">FoodExpress App Development </w:t>
+      <w:proofErr w:type="spellStart"/>
+      <w:r>
+        <w:t>FoodExpress</w:t>
+      </w:r>
+      <w:proofErr w:type="spellEnd"/>
+      <w:r>
+        <w:t xml:space="preserve"> App Development </w:t>
       </w:r>
     </w:p>
     <w:p>
@@ -2034,7 +2049,15 @@
         </w:numPr>
       </w:pPr>
       <w:r>
-        <w:t xml:space="preserve">Cost = How much it will cost </w:t>
+        <w:t xml:space="preserve">Cost = How much </w:t>
+      </w:r>
+      <w:proofErr w:type="gramStart"/>
+      <w:r>
+        <w:t>it will</w:t>
+      </w:r>
+      <w:proofErr w:type="gramEnd"/>
+      <w:r>
+        <w:t xml:space="preserve"> cost </w:t>
       </w:r>
     </w:p>
     <w:p>
@@ -2391,8 +2414,13 @@
       </w:r>
     </w:p>
     <w:p>
-      <w:r>
-        <w:t>Avoids confusion during execution.</w:t>
+      <w:proofErr w:type="gramStart"/>
+      <w:r>
+        <w:t>Avoids</w:t>
+      </w:r>
+      <w:proofErr w:type="gramEnd"/>
+      <w:r>
+        <w:t xml:space="preserve"> confusion during execution.</w:t>
       </w:r>
     </w:p>
     <w:p>
@@ -2431,6 +2459,7 @@
           <w:bCs/>
         </w:rPr>
       </w:pPr>
+      <w:proofErr w:type="gramStart"/>
       <w:r>
         <w:rPr>
           <w:rFonts w:ascii="Segoe UI Symbol" w:hAnsi="Segoe UI Symbol" w:cs="Segoe UI Symbol"/>
@@ -2444,7 +2473,15 @@
           <w:b/>
           <w:bCs/>
         </w:rPr>
-        <w:t xml:space="preserve">  Better Resource Management</w:t>
+        <w:t xml:space="preserve">  Better</w:t>
+      </w:r>
+      <w:proofErr w:type="gramEnd"/>
+      <w:r>
+        <w:rPr>
+          <w:b/>
+          <w:bCs/>
+        </w:rPr>
+        <w:t xml:space="preserve"> Resource Management</w:t>
       </w:r>
     </w:p>
     <w:p>
@@ -2876,7 +2913,23 @@
           <w:b/>
           <w:bCs/>
         </w:rPr>
-        <w:t>Why WBS is Important?</w:t>
+        <w:t xml:space="preserve">Why </w:t>
+      </w:r>
+      <w:proofErr w:type="gramStart"/>
+      <w:r>
+        <w:rPr>
+          <w:b/>
+          <w:bCs/>
+        </w:rPr>
+        <w:t>WBS is</w:t>
+      </w:r>
+      <w:proofErr w:type="gramEnd"/>
+      <w:r>
+        <w:rPr>
+          <w:b/>
+          <w:bCs/>
+        </w:rPr>
+        <w:t xml:space="preserve"> Important?</w:t>
       </w:r>
     </w:p>
     <w:p>
@@ -3073,8 +3126,13 @@
             <w:hideMark/>
           </w:tcPr>
           <w:p>
-            <w:r>
-              <w:t>Focuses on outputs</w:t>
+            <w:proofErr w:type="gramStart"/>
+            <w:r>
+              <w:t>Focuses</w:t>
+            </w:r>
+            <w:proofErr w:type="gramEnd"/>
+            <w:r>
+              <w:t xml:space="preserve"> on outputs</w:t>
             </w:r>
           </w:p>
         </w:tc>
@@ -3424,8 +3482,13 @@
       </w:r>
     </w:p>
     <w:p>
-      <w:r>
-        <w:t>roject: Online Food Delivery System</w:t>
+      <w:proofErr w:type="spellStart"/>
+      <w:r>
+        <w:t>roject</w:t>
+      </w:r>
+      <w:proofErr w:type="spellEnd"/>
+      <w:r>
+        <w:t>: Online Food Delivery System</w:t>
       </w:r>
     </w:p>
     <w:p>
@@ -4280,7 +4343,15 @@
     </w:p>
     <w:p>
       <w:r>
-        <w:t>A Risk Probability and Impact Matrix is a project risk management tool used to:</w:t>
+        <w:t xml:space="preserve">A Risk Probability and Impact Matrix </w:t>
+      </w:r>
+      <w:proofErr w:type="gramStart"/>
+      <w:r>
+        <w:t>is</w:t>
+      </w:r>
+      <w:proofErr w:type="gramEnd"/>
+      <w:r>
+        <w:t xml:space="preserve"> a project risk management tool used to:</w:t>
       </w:r>
     </w:p>
     <w:p>
@@ -4290,8 +4361,13 @@
           <w:numId w:val="48"/>
         </w:numPr>
       </w:pPr>
-      <w:r>
-        <w:t xml:space="preserve">Evaluate project risks </w:t>
+      <w:proofErr w:type="gramStart"/>
+      <w:r>
+        <w:t>Evaluate</w:t>
+      </w:r>
+      <w:proofErr w:type="gramEnd"/>
+      <w:r>
+        <w:t xml:space="preserve"> project risks </w:t>
       </w:r>
     </w:p>
     <w:p>
@@ -4417,8 +4493,13 @@
       </w:r>
     </w:p>
     <w:p>
-      <w:r>
-        <w:t>Focus resources on high-priority risks.</w:t>
+      <w:proofErr w:type="gramStart"/>
+      <w:r>
+        <w:t>Focus</w:t>
+      </w:r>
+      <w:proofErr w:type="gramEnd"/>
+      <w:r>
+        <w:t xml:space="preserve"> resources on high-priority risks.</w:t>
       </w:r>
     </w:p>
     <w:p>
@@ -6750,6 +6831,7 @@
           <w:bCs/>
         </w:rPr>
       </w:pPr>
+      <w:proofErr w:type="gramStart"/>
       <w:r>
         <w:rPr>
           <w:b/>
@@ -6757,6 +6839,7 @@
         </w:rPr>
         <w:t>Inputs</w:t>
       </w:r>
+      <w:proofErr w:type="gramEnd"/>
     </w:p>
     <w:p>
       <w:pPr>
@@ -7289,6 +7372,7 @@
           <w:bCs/>
         </w:rPr>
       </w:pPr>
+      <w:proofErr w:type="gramStart"/>
       <w:r>
         <w:rPr>
           <w:b/>
@@ -7296,6 +7380,7 @@
         </w:rPr>
         <w:t>Outputs</w:t>
       </w:r>
+      <w:proofErr w:type="gramEnd"/>
     </w:p>
     <w:p>
       <w:pPr>
@@ -8910,7 +8995,15 @@
         </w:numPr>
       </w:pPr>
       <w:r>
-        <w:t xml:space="preserve">Team discusses </w:t>
+        <w:t xml:space="preserve">Team </w:t>
+      </w:r>
+      <w:proofErr w:type="gramStart"/>
+      <w:r>
+        <w:t>discusses</w:t>
+      </w:r>
+      <w:proofErr w:type="gramEnd"/>
+      <w:r>
+        <w:t xml:space="preserve"> </w:t>
       </w:r>
     </w:p>
     <w:p>
@@ -9584,12 +9677,21 @@
       <w:r>
         <w:t xml:space="preserve">It uses </w:t>
       </w:r>
-      <w:r>
-        <w:rPr>
-          <w:b/>
-          <w:bCs/>
-        </w:rPr>
-        <w:t>3 time estimates</w:t>
+      <w:proofErr w:type="gramStart"/>
+      <w:r>
+        <w:rPr>
+          <w:b/>
+          <w:bCs/>
+        </w:rPr>
+        <w:t>3 time</w:t>
+      </w:r>
+      <w:proofErr w:type="gramEnd"/>
+      <w:r>
+        <w:rPr>
+          <w:b/>
+          <w:bCs/>
+        </w:rPr>
+        <w:t xml:space="preserve"> estimates</w:t>
       </w:r>
       <w:r>
         <w:t>:</w:t>
@@ -10643,8 +10745,13 @@
       </w:r>
     </w:p>
     <w:p>
-      <w:r>
-        <w:t>A Gantt chart is:</w:t>
+      <w:proofErr w:type="gramStart"/>
+      <w:r>
+        <w:t>A Gantt</w:t>
+      </w:r>
+      <w:proofErr w:type="gramEnd"/>
+      <w:r>
+        <w:t xml:space="preserve"> chart is:</w:t>
       </w:r>
     </w:p>
     <w:p>
@@ -11077,6 +11184,9 @@
       </w:r>
       <w:r>
         <w:br/>
+      </w:r>
+      <w:proofErr w:type="gramStart"/>
+      <w:r>
         <w:t xml:space="preserve">Requirement  </w:t>
       </w:r>
       <w:r>
@@ -11085,6 +11195,7 @@
         </w:rPr>
         <w:t>█</w:t>
       </w:r>
+      <w:proofErr w:type="gramEnd"/>
       <w:r>
         <w:t xml:space="preserve"> </w:t>
       </w:r>
@@ -11324,8 +11435,21 @@
           <w:numId w:val="73"/>
         </w:numPr>
       </w:pPr>
-      <w:r>
-        <w:t xml:space="preserve">Helps in tracking delays </w:t>
+      <w:proofErr w:type="gramStart"/>
+      <w:r>
+        <w:t>Helps</w:t>
+      </w:r>
+      <w:proofErr w:type="gramEnd"/>
+      <w:r>
+        <w:t xml:space="preserve"> </w:t>
+      </w:r>
+      <w:proofErr w:type="gramStart"/>
+      <w:r>
+        <w:t>in</w:t>
+      </w:r>
+      <w:proofErr w:type="gramEnd"/>
+      <w:r>
+        <w:t xml:space="preserve"> tracking delays </w:t>
       </w:r>
     </w:p>
     <w:p>
@@ -11556,7 +11680,15 @@
     </w:p>
     <w:p>
       <w:r>
-        <w:t>Some tasks must finish before others start</w:t>
+        <w:t xml:space="preserve">Some tasks must </w:t>
+      </w:r>
+      <w:proofErr w:type="gramStart"/>
+      <w:r>
+        <w:t>finish</w:t>
+      </w:r>
+      <w:proofErr w:type="gramEnd"/>
+      <w:r>
+        <w:t xml:space="preserve"> before others start</w:t>
       </w:r>
     </w:p>
     <w:p>
@@ -12441,8 +12573,13 @@
           <w:numId w:val="79"/>
         </w:numPr>
       </w:pPr>
-      <w:r>
-        <w:t xml:space="preserve">Complex for large projects </w:t>
+      <w:proofErr w:type="gramStart"/>
+      <w:r>
+        <w:t>Complex</w:t>
+      </w:r>
+      <w:proofErr w:type="gramEnd"/>
+      <w:r>
+        <w:t xml:space="preserve"> for large projects </w:t>
       </w:r>
     </w:p>
     <w:p>
@@ -12963,7 +13100,7 @@
     <w:p>
       <w:r>
         <w:pict w14:anchorId="25A32F01">
-          <v:rect id="_x0000_i1075" style="width:0;height:1.5pt" o:hralign="center" o:hrstd="t" o:hr="t" fillcolor="#a0a0a0" stroked="f"/>
+          <v:rect id="_x0000_i1025" style="width:0;height:1.5pt" o:hralign="center" o:hrstd="t" o:hr="t" fillcolor="#a0a0a0" stroked="f"/>
         </w:pict>
       </w:r>
     </w:p>
@@ -15840,9 +15977,4990 @@
           <w:ilvl w:val="0"/>
           <w:numId w:val="99"/>
         </w:numPr>
+        <w:pBdr>
+          <w:bottom w:val="single" w:sz="6" w:space="1" w:color="auto"/>
+        </w:pBdr>
       </w:pPr>
       <w:r>
         <w:t>EVM → Measure project performance</w:t>
+      </w:r>
+    </w:p>
+    <w:p>
+      <w:pPr>
+        <w:rPr>
+          <w:b/>
+          <w:bCs/>
+        </w:rPr>
+      </w:pPr>
+      <w:r>
+        <w:rPr>
+          <w:b/>
+          <w:bCs/>
+        </w:rPr>
+        <w:t>Project Planning as per PMBOK</w:t>
+      </w:r>
+    </w:p>
+    <w:p>
+      <w:pPr>
+        <w:rPr>
+          <w:b/>
+          <w:bCs/>
+        </w:rPr>
+      </w:pPr>
+      <w:r>
+        <w:rPr>
+          <w:b/>
+          <w:bCs/>
+        </w:rPr>
+        <w:t>1. What is Project Planning?</w:t>
+      </w:r>
+    </w:p>
+    <w:p>
+      <w:r>
+        <w:rPr>
+          <w:b/>
+          <w:bCs/>
+        </w:rPr>
+        <w:t>Project Planning</w:t>
+      </w:r>
+      <w:r>
+        <w:t xml:space="preserve"> is the process of deciding </w:t>
+      </w:r>
+      <w:r>
+        <w:rPr>
+          <w:b/>
+          <w:bCs/>
+        </w:rPr>
+        <w:t>what needs to be done, how it will be done, who will do it, when it will be done, and how much it will cost</w:t>
+      </w:r>
+      <w:r>
+        <w:t xml:space="preserve"> to successfully complete a project.</w:t>
+      </w:r>
+    </w:p>
+    <w:p>
+      <w:r>
+        <w:t>In simple words:</w:t>
+      </w:r>
+    </w:p>
+    <w:p>
+      <w:r>
+        <w:rPr>
+          <w:b/>
+          <w:bCs/>
+        </w:rPr>
+        <w:t>Project Planning = Scope + Work + Resources + Time + Cost + Risk + Quality + Communication</w:t>
+      </w:r>
+    </w:p>
+    <w:p>
+      <w:pPr>
+        <w:rPr>
+          <w:b/>
+          <w:bCs/>
+        </w:rPr>
+      </w:pPr>
+      <w:r>
+        <w:rPr>
+          <w:b/>
+          <w:bCs/>
+        </w:rPr>
+        <w:t>Example</w:t>
+      </w:r>
+    </w:p>
+    <w:p>
+      <w:r>
+        <w:t xml:space="preserve">For an </w:t>
+      </w:r>
+      <w:r>
+        <w:rPr>
+          <w:b/>
+          <w:bCs/>
+        </w:rPr>
+        <w:t>Online Shopping Application</w:t>
+      </w:r>
+      <w:r>
+        <w:t>:</w:t>
+      </w:r>
+    </w:p>
+    <w:p>
+      <w:pPr>
+        <w:numPr>
+          <w:ilvl w:val="0"/>
+          <w:numId w:val="100"/>
+        </w:numPr>
+      </w:pPr>
+      <w:r>
+        <w:t xml:space="preserve">What? → Develop an e-commerce application </w:t>
+      </w:r>
+    </w:p>
+    <w:p>
+      <w:pPr>
+        <w:numPr>
+          <w:ilvl w:val="0"/>
+          <w:numId w:val="100"/>
+        </w:numPr>
+      </w:pPr>
+      <w:r>
+        <w:t xml:space="preserve">How? → Requirements → Design → Development → Testing → Deployment </w:t>
+      </w:r>
+    </w:p>
+    <w:p>
+      <w:pPr>
+        <w:numPr>
+          <w:ilvl w:val="0"/>
+          <w:numId w:val="100"/>
+        </w:numPr>
+      </w:pPr>
+      <w:r>
+        <w:t xml:space="preserve">Who? → Developers, QA, UI/UX, Project Manager </w:t>
+      </w:r>
+    </w:p>
+    <w:p>
+      <w:pPr>
+        <w:numPr>
+          <w:ilvl w:val="0"/>
+          <w:numId w:val="100"/>
+        </w:numPr>
+      </w:pPr>
+      <w:r>
+        <w:t xml:space="preserve">When? → 6 months </w:t>
+      </w:r>
+    </w:p>
+    <w:p>
+      <w:pPr>
+        <w:numPr>
+          <w:ilvl w:val="0"/>
+          <w:numId w:val="100"/>
+        </w:numPr>
+      </w:pPr>
+      <w:r>
+        <w:t xml:space="preserve">How much? → $100,000 </w:t>
+      </w:r>
+    </w:p>
+    <w:p>
+      <w:pPr>
+        <w:numPr>
+          <w:ilvl w:val="0"/>
+          <w:numId w:val="100"/>
+        </w:numPr>
+      </w:pPr>
+      <w:r>
+        <w:t xml:space="preserve">Risks? → Requirement changes, technical issues, security problems </w:t>
+      </w:r>
+    </w:p>
+    <w:p>
+      <w:r>
+        <w:pict w14:anchorId="08DFB93B">
+          <v:rect id="_x0000_i1122" style="width:0;height:1.5pt" o:hralign="center" o:hrstd="t" o:hr="t" fillcolor="#a0a0a0" stroked="f"/>
+        </w:pict>
+      </w:r>
+    </w:p>
+    <w:p>
+      <w:pPr>
+        <w:rPr>
+          <w:b/>
+          <w:bCs/>
+        </w:rPr>
+      </w:pPr>
+      <w:r>
+        <w:rPr>
+          <w:b/>
+          <w:bCs/>
+        </w:rPr>
+        <w:t>2. Project Planning Steps as per PMBOK</w:t>
+      </w:r>
+    </w:p>
+    <w:p>
+      <w:r>
+        <w:lastRenderedPageBreak/>
+        <w:t xml:space="preserve">PMBOK treats planning as a collection of processes used to develop the </w:t>
+      </w:r>
+      <w:r>
+        <w:rPr>
+          <w:b/>
+          <w:bCs/>
+        </w:rPr>
+        <w:t>Project Management Plan and subsidiary plans</w:t>
+      </w:r>
+      <w:r>
+        <w:t>.</w:t>
+      </w:r>
+    </w:p>
+    <w:p>
+      <w:pPr>
+        <w:rPr>
+          <w:b/>
+          <w:bCs/>
+        </w:rPr>
+      </w:pPr>
+      <w:r>
+        <w:rPr>
+          <w:b/>
+          <w:bCs/>
+        </w:rPr>
+        <w:t>Major Planning Steps</w:t>
+      </w:r>
+    </w:p>
+    <w:p>
+      <w:r>
+        <w:t>Project Charter</w:t>
+      </w:r>
+    </w:p>
+    <w:p>
+      <w:r>
+        <w:t xml:space="preserve">      ↓</w:t>
+      </w:r>
+    </w:p>
+    <w:p>
+      <w:r>
+        <w:t>Define Scope</w:t>
+      </w:r>
+    </w:p>
+    <w:p>
+      <w:r>
+        <w:t xml:space="preserve">      ↓</w:t>
+      </w:r>
+    </w:p>
+    <w:p>
+      <w:r>
+        <w:t>Create WBS</w:t>
+      </w:r>
+    </w:p>
+    <w:p>
+      <w:r>
+        <w:t xml:space="preserve">      ↓</w:t>
+      </w:r>
+    </w:p>
+    <w:p>
+      <w:r>
+        <w:t>Define Activities</w:t>
+      </w:r>
+    </w:p>
+    <w:p>
+      <w:r>
+        <w:t xml:space="preserve">      ↓</w:t>
+      </w:r>
+    </w:p>
+    <w:p>
+      <w:r>
+        <w:t>Sequence Activities</w:t>
+      </w:r>
+    </w:p>
+    <w:p>
+      <w:r>
+        <w:t xml:space="preserve">      ↓</w:t>
+      </w:r>
+    </w:p>
+    <w:p>
+      <w:r>
+        <w:t>Estimate Resources &amp; Duration</w:t>
+      </w:r>
+    </w:p>
+    <w:p>
+      <w:r>
+        <w:t xml:space="preserve">      ↓</w:t>
+      </w:r>
+    </w:p>
+    <w:p>
+      <w:proofErr w:type="gramStart"/>
+      <w:r>
+        <w:t>Develop</w:t>
+      </w:r>
+      <w:proofErr w:type="gramEnd"/>
+      <w:r>
+        <w:t xml:space="preserve"> Schedule</w:t>
+      </w:r>
+    </w:p>
+    <w:p>
+      <w:r>
+        <w:t xml:space="preserve">      ↓</w:t>
+      </w:r>
+    </w:p>
+    <w:p>
+      <w:r>
+        <w:t>Estimate Costs</w:t>
+      </w:r>
+    </w:p>
+    <w:p>
+      <w:r>
+        <w:t xml:space="preserve">      ↓</w:t>
+      </w:r>
+    </w:p>
+    <w:p>
+      <w:r>
+        <w:t>Determine Budget</w:t>
+      </w:r>
+    </w:p>
+    <w:p>
+      <w:r>
+        <w:t xml:space="preserve">      ↓</w:t>
+      </w:r>
+    </w:p>
+    <w:p>
+      <w:r>
+        <w:t>Plan Quality</w:t>
+      </w:r>
+    </w:p>
+    <w:p>
+      <w:r>
+        <w:t xml:space="preserve">      ↓</w:t>
+      </w:r>
+    </w:p>
+    <w:p>
+      <w:r>
+        <w:t>Plan Resources</w:t>
+      </w:r>
+    </w:p>
+    <w:p>
+      <w:r>
+        <w:t xml:space="preserve">      ↓</w:t>
+      </w:r>
+    </w:p>
+    <w:p>
+      <w:r>
+        <w:t>Plan Communications</w:t>
+      </w:r>
+    </w:p>
+    <w:p>
+      <w:r>
+        <w:lastRenderedPageBreak/>
+        <w:t xml:space="preserve">      ↓</w:t>
+      </w:r>
+    </w:p>
+    <w:p>
+      <w:r>
+        <w:t>Plan Risk Management</w:t>
+      </w:r>
+    </w:p>
+    <w:p>
+      <w:r>
+        <w:t xml:space="preserve">      ↓</w:t>
+      </w:r>
+    </w:p>
+    <w:p>
+      <w:r>
+        <w:t>Plan Procurement</w:t>
+      </w:r>
+    </w:p>
+    <w:p>
+      <w:r>
+        <w:t xml:space="preserve">      ↓</w:t>
+      </w:r>
+    </w:p>
+    <w:p>
+      <w:r>
+        <w:t>Plan Stakeholder Engagement</w:t>
+      </w:r>
+    </w:p>
+    <w:p>
+      <w:r>
+        <w:t xml:space="preserve">      ↓</w:t>
+      </w:r>
+    </w:p>
+    <w:p>
+      <w:r>
+        <w:t>Project Management Plan</w:t>
+      </w:r>
+    </w:p>
+    <w:p>
+      <w:pPr>
+        <w:rPr>
+          <w:b/>
+          <w:bCs/>
+        </w:rPr>
+      </w:pPr>
+      <w:r>
+        <w:rPr>
+          <w:b/>
+          <w:bCs/>
+        </w:rPr>
+        <w:t>Key outputs include:</w:t>
+      </w:r>
+    </w:p>
+    <w:p>
+      <w:pPr>
+        <w:numPr>
+          <w:ilvl w:val="0"/>
+          <w:numId w:val="101"/>
+        </w:numPr>
+      </w:pPr>
+      <w:r>
+        <w:t xml:space="preserve">Scope Management Plan </w:t>
+      </w:r>
+    </w:p>
+    <w:p>
+      <w:pPr>
+        <w:numPr>
+          <w:ilvl w:val="0"/>
+          <w:numId w:val="101"/>
+        </w:numPr>
+      </w:pPr>
+      <w:r>
+        <w:t xml:space="preserve">Schedule Management Plan </w:t>
+      </w:r>
+    </w:p>
+    <w:p>
+      <w:pPr>
+        <w:numPr>
+          <w:ilvl w:val="0"/>
+          <w:numId w:val="101"/>
+        </w:numPr>
+      </w:pPr>
+      <w:r>
+        <w:t xml:space="preserve">Cost Management Plan </w:t>
+      </w:r>
+    </w:p>
+    <w:p>
+      <w:pPr>
+        <w:numPr>
+          <w:ilvl w:val="0"/>
+          <w:numId w:val="101"/>
+        </w:numPr>
+      </w:pPr>
+      <w:r>
+        <w:t xml:space="preserve">Quality Management Plan </w:t>
+      </w:r>
+    </w:p>
+    <w:p>
+      <w:pPr>
+        <w:numPr>
+          <w:ilvl w:val="0"/>
+          <w:numId w:val="101"/>
+        </w:numPr>
+      </w:pPr>
+      <w:r>
+        <w:t xml:space="preserve">Resource Management Plan </w:t>
+      </w:r>
+    </w:p>
+    <w:p>
+      <w:pPr>
+        <w:numPr>
+          <w:ilvl w:val="0"/>
+          <w:numId w:val="101"/>
+        </w:numPr>
+      </w:pPr>
+      <w:r>
+        <w:t xml:space="preserve">Communications Management Plan </w:t>
+      </w:r>
+    </w:p>
+    <w:p>
+      <w:pPr>
+        <w:numPr>
+          <w:ilvl w:val="0"/>
+          <w:numId w:val="101"/>
+        </w:numPr>
+      </w:pPr>
+      <w:r>
+        <w:t xml:space="preserve">Risk Management Plan </w:t>
+      </w:r>
+    </w:p>
+    <w:p>
+      <w:pPr>
+        <w:numPr>
+          <w:ilvl w:val="0"/>
+          <w:numId w:val="101"/>
+        </w:numPr>
+      </w:pPr>
+      <w:r>
+        <w:t xml:space="preserve">Procurement Management Plan </w:t>
+      </w:r>
+    </w:p>
+    <w:p>
+      <w:pPr>
+        <w:numPr>
+          <w:ilvl w:val="0"/>
+          <w:numId w:val="101"/>
+        </w:numPr>
+      </w:pPr>
+      <w:r>
+        <w:t xml:space="preserve">Stakeholder Engagement Plan </w:t>
+      </w:r>
+    </w:p>
+    <w:p>
+      <w:pPr>
+        <w:numPr>
+          <w:ilvl w:val="0"/>
+          <w:numId w:val="101"/>
+        </w:numPr>
+      </w:pPr>
+      <w:r>
+        <w:rPr>
+          <w:b/>
+          <w:bCs/>
+        </w:rPr>
+        <w:t>Project Management Plan</w:t>
+      </w:r>
+      <w:r>
+        <w:t xml:space="preserve"> </w:t>
+      </w:r>
+    </w:p>
+    <w:p>
+      <w:r>
+        <w:pict w14:anchorId="09D1C575">
+          <v:rect id="_x0000_i1123" style="width:0;height:1.5pt" o:hralign="center" o:hrstd="t" o:hr="t" fillcolor="#a0a0a0" stroked="f"/>
+        </w:pict>
+      </w:r>
+    </w:p>
+    <w:p>
+      <w:pPr>
+        <w:rPr>
+          <w:b/>
+          <w:bCs/>
+        </w:rPr>
+      </w:pPr>
+      <w:r>
+        <w:rPr>
+          <w:b/>
+          <w:bCs/>
+        </w:rPr>
+        <w:t>3. What is WBS?</w:t>
+      </w:r>
+    </w:p>
+    <w:p>
+      <w:r>
+        <w:rPr>
+          <w:b/>
+          <w:bCs/>
+        </w:rPr>
+        <w:t>WBS = Work Breakdown Structure</w:t>
+      </w:r>
+    </w:p>
+    <w:p>
+      <w:r>
+        <w:t xml:space="preserve">WBS is a </w:t>
+      </w:r>
+      <w:r>
+        <w:rPr>
+          <w:b/>
+          <w:bCs/>
+        </w:rPr>
+        <w:t>hierarchical decomposition of the total project scope into smaller, manageable components called work packages.</w:t>
+      </w:r>
+    </w:p>
+    <w:p>
+      <w:pPr>
+        <w:rPr>
+          <w:b/>
+          <w:bCs/>
+        </w:rPr>
+      </w:pPr>
+      <w:r>
+        <w:rPr>
+          <w:b/>
+          <w:bCs/>
+        </w:rPr>
+        <w:t>Simple definition</w:t>
+      </w:r>
+    </w:p>
+    <w:p>
+      <w:r>
+        <w:rPr>
+          <w:b/>
+          <w:bCs/>
+        </w:rPr>
+        <w:t>WBS breaks a large project into smaller pieces of work that are easier to estimate, assign, schedule and control.</w:t>
+      </w:r>
+    </w:p>
+    <w:p>
+      <w:pPr>
+        <w:rPr>
+          <w:b/>
+          <w:bCs/>
+        </w:rPr>
+      </w:pPr>
+      <w:r>
+        <w:rPr>
+          <w:b/>
+          <w:bCs/>
+        </w:rPr>
+        <w:lastRenderedPageBreak/>
+        <w:t>Important point</w:t>
+      </w:r>
+    </w:p>
+    <w:p>
+      <w:r>
+        <w:t xml:space="preserve">WBS focuses on </w:t>
+      </w:r>
+      <w:r>
+        <w:rPr>
+          <w:b/>
+          <w:bCs/>
+        </w:rPr>
+        <w:t>WHAT work needs to be done</w:t>
+      </w:r>
+      <w:r>
+        <w:t xml:space="preserve">, not </w:t>
+      </w:r>
+      <w:r>
+        <w:rPr>
+          <w:b/>
+          <w:bCs/>
+        </w:rPr>
+        <w:t>WHEN it will be done</w:t>
+      </w:r>
+      <w:r>
+        <w:t>.</w:t>
+      </w:r>
+    </w:p>
+    <w:p>
+      <w:r>
+        <w:pict w14:anchorId="4F90D5BF">
+          <v:rect id="_x0000_i1124" style="width:0;height:1.5pt" o:hralign="center" o:hrstd="t" o:hr="t" fillcolor="#a0a0a0" stroked="f"/>
+        </w:pict>
+      </w:r>
+    </w:p>
+    <w:p>
+      <w:pPr>
+        <w:rPr>
+          <w:b/>
+          <w:bCs/>
+        </w:rPr>
+      </w:pPr>
+      <w:r>
+        <w:rPr>
+          <w:b/>
+          <w:bCs/>
+        </w:rPr>
+        <w:t>Example: E-Commerce Website WBS</w:t>
+      </w:r>
+    </w:p>
+    <w:p>
+      <w:r>
+        <w:t>1. E-Commerce Website</w:t>
+      </w:r>
+    </w:p>
+    <w:p>
+      <w:r>
+        <w:t>│</w:t>
+      </w:r>
+    </w:p>
+    <w:p>
+      <w:r>
+        <w:rPr>
+          <w:rFonts w:ascii="MS Gothic" w:eastAsia="MS Gothic" w:hAnsi="MS Gothic" w:cs="MS Gothic" w:hint="eastAsia"/>
+        </w:rPr>
+        <w:t>├</w:t>
+      </w:r>
+      <w:r>
+        <w:rPr>
+          <w:rFonts w:ascii="Calibri" w:hAnsi="Calibri" w:cs="Calibri"/>
+        </w:rPr>
+        <w:t>──</w:t>
+      </w:r>
+      <w:r>
+        <w:t xml:space="preserve"> 1.1 Project Management</w:t>
+      </w:r>
+    </w:p>
+    <w:p>
+      <w:r>
+        <w:t>│</w:t>
+      </w:r>
+    </w:p>
+    <w:p>
+      <w:r>
+        <w:rPr>
+          <w:rFonts w:ascii="MS Gothic" w:eastAsia="MS Gothic" w:hAnsi="MS Gothic" w:cs="MS Gothic" w:hint="eastAsia"/>
+        </w:rPr>
+        <w:t>├</w:t>
+      </w:r>
+      <w:r>
+        <w:rPr>
+          <w:rFonts w:ascii="Calibri" w:hAnsi="Calibri" w:cs="Calibri"/>
+        </w:rPr>
+        <w:t>──</w:t>
+      </w:r>
+      <w:r>
+        <w:t xml:space="preserve"> 1.2 Requirements</w:t>
+      </w:r>
+    </w:p>
+    <w:p>
+      <w:r>
+        <w:t xml:space="preserve">│   </w:t>
+      </w:r>
+      <w:r>
+        <w:rPr>
+          <w:rFonts w:ascii="MS Gothic" w:eastAsia="MS Gothic" w:hAnsi="MS Gothic" w:cs="MS Gothic" w:hint="eastAsia"/>
+        </w:rPr>
+        <w:t>├</w:t>
+      </w:r>
+      <w:r>
+        <w:rPr>
+          <w:rFonts w:ascii="Calibri" w:hAnsi="Calibri" w:cs="Calibri"/>
+        </w:rPr>
+        <w:t>──</w:t>
+      </w:r>
+      <w:r>
+        <w:t xml:space="preserve"> 1.2.1 Business Requirements</w:t>
+      </w:r>
+    </w:p>
+    <w:p>
+      <w:r>
+        <w:t xml:space="preserve">│   </w:t>
+      </w:r>
+      <w:r>
+        <w:rPr>
+          <w:rFonts w:ascii="MS Gothic" w:eastAsia="MS Gothic" w:hAnsi="MS Gothic" w:cs="MS Gothic" w:hint="eastAsia"/>
+        </w:rPr>
+        <w:t>├</w:t>
+      </w:r>
+      <w:r>
+        <w:rPr>
+          <w:rFonts w:ascii="Calibri" w:hAnsi="Calibri" w:cs="Calibri"/>
+        </w:rPr>
+        <w:t>──</w:t>
+      </w:r>
+      <w:r>
+        <w:t xml:space="preserve"> 1.2.2 Functional Requirements</w:t>
+      </w:r>
+    </w:p>
+    <w:p>
+      <w:r>
+        <w:t>│   └── 1.2.3 Non-functional Requirements</w:t>
+      </w:r>
+    </w:p>
+    <w:p>
+      <w:r>
+        <w:t>│</w:t>
+      </w:r>
+    </w:p>
+    <w:p>
+      <w:r>
+        <w:rPr>
+          <w:rFonts w:ascii="MS Gothic" w:eastAsia="MS Gothic" w:hAnsi="MS Gothic" w:cs="MS Gothic" w:hint="eastAsia"/>
+        </w:rPr>
+        <w:t>├</w:t>
+      </w:r>
+      <w:r>
+        <w:rPr>
+          <w:rFonts w:ascii="Calibri" w:hAnsi="Calibri" w:cs="Calibri"/>
+        </w:rPr>
+        <w:t>──</w:t>
+      </w:r>
+      <w:r>
+        <w:t xml:space="preserve"> 1.3 UI/UX Design</w:t>
+      </w:r>
+    </w:p>
+    <w:p>
+      <w:r>
+        <w:t xml:space="preserve">│   </w:t>
+      </w:r>
+      <w:r>
+        <w:rPr>
+          <w:rFonts w:ascii="MS Gothic" w:eastAsia="MS Gothic" w:hAnsi="MS Gothic" w:cs="MS Gothic" w:hint="eastAsia"/>
+        </w:rPr>
+        <w:t>├</w:t>
+      </w:r>
+      <w:r>
+        <w:rPr>
+          <w:rFonts w:ascii="Calibri" w:hAnsi="Calibri" w:cs="Calibri"/>
+        </w:rPr>
+        <w:t>──</w:t>
+      </w:r>
+      <w:r>
+        <w:t xml:space="preserve"> 1.3.1 Wireframes</w:t>
+      </w:r>
+    </w:p>
+    <w:p>
+      <w:r>
+        <w:t xml:space="preserve">│   </w:t>
+      </w:r>
+      <w:r>
+        <w:rPr>
+          <w:rFonts w:ascii="MS Gothic" w:eastAsia="MS Gothic" w:hAnsi="MS Gothic" w:cs="MS Gothic" w:hint="eastAsia"/>
+        </w:rPr>
+        <w:t>├</w:t>
+      </w:r>
+      <w:r>
+        <w:rPr>
+          <w:rFonts w:ascii="Calibri" w:hAnsi="Calibri" w:cs="Calibri"/>
+        </w:rPr>
+        <w:t>──</w:t>
+      </w:r>
+      <w:r>
+        <w:t xml:space="preserve"> 1.3.2 UI Design</w:t>
+      </w:r>
+    </w:p>
+    <w:p>
+      <w:r>
+        <w:t>│   └── 1.3.3 Prototype</w:t>
+      </w:r>
+    </w:p>
+    <w:p>
+      <w:r>
+        <w:t>│</w:t>
+      </w:r>
+    </w:p>
+    <w:p>
+      <w:r>
+        <w:rPr>
+          <w:rFonts w:ascii="MS Gothic" w:eastAsia="MS Gothic" w:hAnsi="MS Gothic" w:cs="MS Gothic" w:hint="eastAsia"/>
+        </w:rPr>
+        <w:t>├</w:t>
+      </w:r>
+      <w:r>
+        <w:rPr>
+          <w:rFonts w:ascii="Calibri" w:hAnsi="Calibri" w:cs="Calibri"/>
+        </w:rPr>
+        <w:t>──</w:t>
+      </w:r>
+      <w:r>
+        <w:t xml:space="preserve"> 1.4 Development</w:t>
+      </w:r>
+    </w:p>
+    <w:p>
+      <w:r>
+        <w:t xml:space="preserve">│   </w:t>
+      </w:r>
+      <w:r>
+        <w:rPr>
+          <w:rFonts w:ascii="MS Gothic" w:eastAsia="MS Gothic" w:hAnsi="MS Gothic" w:cs="MS Gothic" w:hint="eastAsia"/>
+        </w:rPr>
+        <w:t>├</w:t>
+      </w:r>
+      <w:r>
+        <w:rPr>
+          <w:rFonts w:ascii="Calibri" w:hAnsi="Calibri" w:cs="Calibri"/>
+        </w:rPr>
+        <w:t>──</w:t>
+      </w:r>
+      <w:r>
+        <w:t xml:space="preserve"> 1.4.1 User Management</w:t>
+      </w:r>
+    </w:p>
+    <w:p>
+      <w:r>
+        <w:t xml:space="preserve">│   </w:t>
+      </w:r>
+      <w:r>
+        <w:rPr>
+          <w:rFonts w:ascii="MS Gothic" w:eastAsia="MS Gothic" w:hAnsi="MS Gothic" w:cs="MS Gothic" w:hint="eastAsia"/>
+        </w:rPr>
+        <w:t>├</w:t>
+      </w:r>
+      <w:r>
+        <w:rPr>
+          <w:rFonts w:ascii="Calibri" w:hAnsi="Calibri" w:cs="Calibri"/>
+        </w:rPr>
+        <w:t>──</w:t>
+      </w:r>
+      <w:r>
+        <w:t xml:space="preserve"> 1.4.2 Product Management</w:t>
+      </w:r>
+    </w:p>
+    <w:p>
+      <w:r>
+        <w:t xml:space="preserve">│   </w:t>
+      </w:r>
+      <w:r>
+        <w:rPr>
+          <w:rFonts w:ascii="MS Gothic" w:eastAsia="MS Gothic" w:hAnsi="MS Gothic" w:cs="MS Gothic" w:hint="eastAsia"/>
+        </w:rPr>
+        <w:t>├</w:t>
+      </w:r>
+      <w:r>
+        <w:rPr>
+          <w:rFonts w:ascii="Calibri" w:hAnsi="Calibri" w:cs="Calibri"/>
+        </w:rPr>
+        <w:t>──</w:t>
+      </w:r>
+      <w:r>
+        <w:t xml:space="preserve"> 1.4.3 Shopping Cart</w:t>
+      </w:r>
+    </w:p>
+    <w:p>
+      <w:r>
+        <w:t xml:space="preserve">│   </w:t>
+      </w:r>
+      <w:r>
+        <w:rPr>
+          <w:rFonts w:ascii="MS Gothic" w:eastAsia="MS Gothic" w:hAnsi="MS Gothic" w:cs="MS Gothic" w:hint="eastAsia"/>
+        </w:rPr>
+        <w:t>├</w:t>
+      </w:r>
+      <w:r>
+        <w:rPr>
+          <w:rFonts w:ascii="Calibri" w:hAnsi="Calibri" w:cs="Calibri"/>
+        </w:rPr>
+        <w:t>──</w:t>
+      </w:r>
+      <w:r>
+        <w:t xml:space="preserve"> 1.4.4 Payment</w:t>
+      </w:r>
+    </w:p>
+    <w:p>
+      <w:r>
+        <w:t>│   └── 1.4.5 Order Management</w:t>
+      </w:r>
+    </w:p>
+    <w:p>
+      <w:r>
+        <w:t>│</w:t>
+      </w:r>
+    </w:p>
+    <w:p>
+      <w:r>
+        <w:rPr>
+          <w:rFonts w:ascii="MS Gothic" w:eastAsia="MS Gothic" w:hAnsi="MS Gothic" w:cs="MS Gothic" w:hint="eastAsia"/>
+        </w:rPr>
+        <w:lastRenderedPageBreak/>
+        <w:t>├</w:t>
+      </w:r>
+      <w:r>
+        <w:rPr>
+          <w:rFonts w:ascii="Calibri" w:hAnsi="Calibri" w:cs="Calibri"/>
+        </w:rPr>
+        <w:t>──</w:t>
+      </w:r>
+      <w:r>
+        <w:t xml:space="preserve"> 1.5 Testing</w:t>
+      </w:r>
+    </w:p>
+    <w:p>
+      <w:r>
+        <w:t xml:space="preserve">│   </w:t>
+      </w:r>
+      <w:r>
+        <w:rPr>
+          <w:rFonts w:ascii="MS Gothic" w:eastAsia="MS Gothic" w:hAnsi="MS Gothic" w:cs="MS Gothic" w:hint="eastAsia"/>
+        </w:rPr>
+        <w:t>├</w:t>
+      </w:r>
+      <w:r>
+        <w:rPr>
+          <w:rFonts w:ascii="Calibri" w:hAnsi="Calibri" w:cs="Calibri"/>
+        </w:rPr>
+        <w:t>──</w:t>
+      </w:r>
+      <w:r>
+        <w:t xml:space="preserve"> 1.5.1 Functional Testing</w:t>
+      </w:r>
+    </w:p>
+    <w:p>
+      <w:r>
+        <w:t xml:space="preserve">│   </w:t>
+      </w:r>
+      <w:r>
+        <w:rPr>
+          <w:rFonts w:ascii="MS Gothic" w:eastAsia="MS Gothic" w:hAnsi="MS Gothic" w:cs="MS Gothic" w:hint="eastAsia"/>
+        </w:rPr>
+        <w:t>├</w:t>
+      </w:r>
+      <w:r>
+        <w:rPr>
+          <w:rFonts w:ascii="Calibri" w:hAnsi="Calibri" w:cs="Calibri"/>
+        </w:rPr>
+        <w:t>──</w:t>
+      </w:r>
+      <w:r>
+        <w:t xml:space="preserve"> 1.5.2 Integration Testing</w:t>
+      </w:r>
+    </w:p>
+    <w:p>
+      <w:r>
+        <w:t xml:space="preserve">│   </w:t>
+      </w:r>
+      <w:r>
+        <w:rPr>
+          <w:rFonts w:ascii="MS Gothic" w:eastAsia="MS Gothic" w:hAnsi="MS Gothic" w:cs="MS Gothic" w:hint="eastAsia"/>
+        </w:rPr>
+        <w:t>├</w:t>
+      </w:r>
+      <w:r>
+        <w:rPr>
+          <w:rFonts w:ascii="Calibri" w:hAnsi="Calibri" w:cs="Calibri"/>
+        </w:rPr>
+        <w:t>──</w:t>
+      </w:r>
+      <w:r>
+        <w:t xml:space="preserve"> 1.5.3 Performance Testing</w:t>
+      </w:r>
+    </w:p>
+    <w:p>
+      <w:r>
+        <w:t>│   └── 1.5.4 Security Testing</w:t>
+      </w:r>
+    </w:p>
+    <w:p>
+      <w:r>
+        <w:t>│</w:t>
+      </w:r>
+    </w:p>
+    <w:p>
+      <w:r>
+        <w:rPr>
+          <w:rFonts w:ascii="MS Gothic" w:eastAsia="MS Gothic" w:hAnsi="MS Gothic" w:cs="MS Gothic" w:hint="eastAsia"/>
+        </w:rPr>
+        <w:t>├</w:t>
+      </w:r>
+      <w:r>
+        <w:rPr>
+          <w:rFonts w:ascii="Calibri" w:hAnsi="Calibri" w:cs="Calibri"/>
+        </w:rPr>
+        <w:t>──</w:t>
+      </w:r>
+      <w:r>
+        <w:t xml:space="preserve"> 1.6 Deployment</w:t>
+      </w:r>
+    </w:p>
+    <w:p>
+      <w:r>
+        <w:t>│</w:t>
+      </w:r>
+    </w:p>
+    <w:p>
+      <w:r>
+        <w:t>└── 1.7 Project Closure</w:t>
+      </w:r>
+    </w:p>
+    <w:p>
+      <w:pPr>
+        <w:rPr>
+          <w:b/>
+          <w:bCs/>
+        </w:rPr>
+      </w:pPr>
+      <w:r>
+        <w:rPr>
+          <w:b/>
+          <w:bCs/>
+        </w:rPr>
+        <w:t>WBS → Work Package</w:t>
+      </w:r>
+    </w:p>
+    <w:p>
+      <w:r>
+        <w:t>For example:</w:t>
+      </w:r>
+    </w:p>
+    <w:p>
+      <w:r>
+        <w:rPr>
+          <w:b/>
+          <w:bCs/>
+        </w:rPr>
+        <w:t>1.4.4 Payment</w:t>
+      </w:r>
+    </w:p>
+    <w:p>
+      <w:r>
+        <w:t>can be further broken into:</w:t>
+      </w:r>
+    </w:p>
+    <w:p>
+      <w:pPr>
+        <w:numPr>
+          <w:ilvl w:val="0"/>
+          <w:numId w:val="102"/>
+        </w:numPr>
+      </w:pPr>
+      <w:r>
+        <w:t xml:space="preserve">Payment API integration </w:t>
+      </w:r>
+    </w:p>
+    <w:p>
+      <w:pPr>
+        <w:numPr>
+          <w:ilvl w:val="0"/>
+          <w:numId w:val="102"/>
+        </w:numPr>
+      </w:pPr>
+      <w:r>
+        <w:t xml:space="preserve">Payment processing </w:t>
+      </w:r>
+    </w:p>
+    <w:p>
+      <w:pPr>
+        <w:numPr>
+          <w:ilvl w:val="0"/>
+          <w:numId w:val="102"/>
+        </w:numPr>
+      </w:pPr>
+      <w:r>
+        <w:t xml:space="preserve">Payment failure handling </w:t>
+      </w:r>
+    </w:p>
+    <w:p>
+      <w:pPr>
+        <w:numPr>
+          <w:ilvl w:val="0"/>
+          <w:numId w:val="102"/>
+        </w:numPr>
+      </w:pPr>
+      <w:r>
+        <w:t xml:space="preserve">Payment testing </w:t>
+      </w:r>
+    </w:p>
+    <w:p>
+      <w:r>
+        <w:t xml:space="preserve">The lowest manageable level is generally called a </w:t>
+      </w:r>
+      <w:r>
+        <w:rPr>
+          <w:b/>
+          <w:bCs/>
+        </w:rPr>
+        <w:t>work package</w:t>
+      </w:r>
+      <w:r>
+        <w:t>.</w:t>
+      </w:r>
+    </w:p>
+    <w:p>
+      <w:r>
+        <w:pict w14:anchorId="0264DBBA">
+          <v:rect id="_x0000_i1125" style="width:0;height:1.5pt" o:hralign="center" o:hrstd="t" o:hr="t" fillcolor="#a0a0a0" stroked="f"/>
+        </w:pict>
+      </w:r>
+    </w:p>
+    <w:p>
+      <w:pPr>
+        <w:rPr>
+          <w:b/>
+          <w:bCs/>
+        </w:rPr>
+      </w:pPr>
+      <w:r>
+        <w:rPr>
+          <w:b/>
+          <w:bCs/>
+        </w:rPr>
+        <w:t>4. Project Estimation Techniques</w:t>
+      </w:r>
+    </w:p>
+    <w:p>
+      <w:r>
+        <w:t>Estimation means predicting:</w:t>
+      </w:r>
+    </w:p>
+    <w:p>
+      <w:pPr>
+        <w:numPr>
+          <w:ilvl w:val="0"/>
+          <w:numId w:val="103"/>
+        </w:numPr>
+      </w:pPr>
+      <w:r>
+        <w:rPr>
+          <w:b/>
+          <w:bCs/>
+        </w:rPr>
+        <w:t>How much work?</w:t>
+      </w:r>
+      <w:r>
+        <w:t xml:space="preserve"> </w:t>
+      </w:r>
+    </w:p>
+    <w:p>
+      <w:pPr>
+        <w:numPr>
+          <w:ilvl w:val="0"/>
+          <w:numId w:val="103"/>
+        </w:numPr>
+      </w:pPr>
+      <w:r>
+        <w:rPr>
+          <w:b/>
+          <w:bCs/>
+        </w:rPr>
+        <w:t>How long?</w:t>
+      </w:r>
+      <w:r>
+        <w:t xml:space="preserve"> </w:t>
+      </w:r>
+    </w:p>
+    <w:p>
+      <w:pPr>
+        <w:numPr>
+          <w:ilvl w:val="0"/>
+          <w:numId w:val="103"/>
+        </w:numPr>
+      </w:pPr>
+      <w:r>
+        <w:rPr>
+          <w:b/>
+          <w:bCs/>
+        </w:rPr>
+        <w:t>How many resources?</w:t>
+      </w:r>
+      <w:r>
+        <w:t xml:space="preserve"> </w:t>
+      </w:r>
+    </w:p>
+    <w:p>
+      <w:pPr>
+        <w:numPr>
+          <w:ilvl w:val="0"/>
+          <w:numId w:val="103"/>
+        </w:numPr>
+      </w:pPr>
+      <w:r>
+        <w:rPr>
+          <w:b/>
+          <w:bCs/>
+        </w:rPr>
+        <w:t>How much money?</w:t>
+      </w:r>
+      <w:r>
+        <w:t xml:space="preserve"> </w:t>
+      </w:r>
+    </w:p>
+    <w:p>
+      <w:r>
+        <w:t>Common techniques include:</w:t>
+      </w:r>
+    </w:p>
+    <w:tbl>
+      <w:tblPr>
+        <w:tblW w:w="0" w:type="auto"/>
+        <w:tblCellSpacing w:w="15" w:type="dxa"/>
+        <w:tblCellMar>
+          <w:top w:w="15" w:type="dxa"/>
+          <w:left w:w="15" w:type="dxa"/>
+          <w:bottom w:w="15" w:type="dxa"/>
+          <w:right w:w="15" w:type="dxa"/>
+        </w:tblCellMar>
+        <w:tblLook w:val="04A0" w:firstRow="1" w:lastRow="0" w:firstColumn="1" w:lastColumn="0" w:noHBand="0" w:noVBand="1"/>
+      </w:tblPr>
+      <w:tblGrid>
+        <w:gridCol w:w="2304"/>
+        <w:gridCol w:w="2622"/>
+        <w:gridCol w:w="3121"/>
+      </w:tblGrid>
+      <w:tr>
+        <w:trPr>
+          <w:tblHeader/>
+          <w:tblCellSpacing w:w="15" w:type="dxa"/>
+        </w:trPr>
+        <w:tc>
+          <w:tcPr>
+            <w:tcW w:w="0" w:type="auto"/>
+            <w:vAlign w:val="center"/>
+            <w:hideMark/>
+          </w:tcPr>
+          <w:p>
+            <w:pPr>
+              <w:rPr>
+                <w:b/>
+                <w:bCs/>
+              </w:rPr>
+            </w:pPr>
+            <w:r>
+              <w:rPr>
+                <w:b/>
+                <w:bCs/>
+              </w:rPr>
+              <w:lastRenderedPageBreak/>
+              <w:t>Technique</w:t>
+            </w:r>
+          </w:p>
+        </w:tc>
+        <w:tc>
+          <w:tcPr>
+            <w:tcW w:w="0" w:type="auto"/>
+            <w:vAlign w:val="center"/>
+            <w:hideMark/>
+          </w:tcPr>
+          <w:p>
+            <w:pPr>
+              <w:rPr>
+                <w:b/>
+                <w:bCs/>
+              </w:rPr>
+            </w:pPr>
+            <w:r>
+              <w:rPr>
+                <w:b/>
+                <w:bCs/>
+              </w:rPr>
+              <w:t>Mainly Used For</w:t>
+            </w:r>
+          </w:p>
+        </w:tc>
+        <w:tc>
+          <w:tcPr>
+            <w:tcW w:w="0" w:type="auto"/>
+            <w:vAlign w:val="center"/>
+            <w:hideMark/>
+          </w:tcPr>
+          <w:p>
+            <w:pPr>
+              <w:rPr>
+                <w:b/>
+                <w:bCs/>
+              </w:rPr>
+            </w:pPr>
+            <w:r>
+              <w:rPr>
+                <w:b/>
+                <w:bCs/>
+              </w:rPr>
+              <w:t>Example</w:t>
+            </w:r>
+          </w:p>
+        </w:tc>
+      </w:tr>
+      <w:tr>
+        <w:trPr>
+          <w:tblCellSpacing w:w="15" w:type="dxa"/>
+        </w:trPr>
+        <w:tc>
+          <w:tcPr>
+            <w:tcW w:w="0" w:type="auto"/>
+            <w:vAlign w:val="center"/>
+            <w:hideMark/>
+          </w:tcPr>
+          <w:p>
+            <w:r>
+              <w:t>Analogous Estimation</w:t>
+            </w:r>
+          </w:p>
+        </w:tc>
+        <w:tc>
+          <w:tcPr>
+            <w:tcW w:w="0" w:type="auto"/>
+            <w:vAlign w:val="center"/>
+            <w:hideMark/>
+          </w:tcPr>
+          <w:p>
+            <w:r>
+              <w:t>Similar past projects</w:t>
+            </w:r>
+          </w:p>
+        </w:tc>
+        <w:tc>
+          <w:tcPr>
+            <w:tcW w:w="0" w:type="auto"/>
+            <w:vAlign w:val="center"/>
+            <w:hideMark/>
+          </w:tcPr>
+          <w:p>
+            <w:r>
+              <w:t>Previous project took 6 months</w:t>
+            </w:r>
+          </w:p>
+        </w:tc>
+      </w:tr>
+      <w:tr>
+        <w:trPr>
+          <w:tblCellSpacing w:w="15" w:type="dxa"/>
+        </w:trPr>
+        <w:tc>
+          <w:tcPr>
+            <w:tcW w:w="0" w:type="auto"/>
+            <w:vAlign w:val="center"/>
+            <w:hideMark/>
+          </w:tcPr>
+          <w:p>
+            <w:r>
+              <w:t>Parametric Estimation</w:t>
+            </w:r>
+          </w:p>
+        </w:tc>
+        <w:tc>
+          <w:tcPr>
+            <w:tcW w:w="0" w:type="auto"/>
+            <w:vAlign w:val="center"/>
+            <w:hideMark/>
+          </w:tcPr>
+          <w:p>
+            <w:r>
+              <w:t>Mathematical relationship</w:t>
+            </w:r>
+          </w:p>
+        </w:tc>
+        <w:tc>
+          <w:tcPr>
+            <w:tcW w:w="0" w:type="auto"/>
+            <w:vAlign w:val="center"/>
+            <w:hideMark/>
+          </w:tcPr>
+          <w:p>
+            <w:r>
+              <w:t>$100 × 1,000 units</w:t>
+            </w:r>
+          </w:p>
+        </w:tc>
+      </w:tr>
+      <w:tr>
+        <w:trPr>
+          <w:tblCellSpacing w:w="15" w:type="dxa"/>
+        </w:trPr>
+        <w:tc>
+          <w:tcPr>
+            <w:tcW w:w="0" w:type="auto"/>
+            <w:vAlign w:val="center"/>
+            <w:hideMark/>
+          </w:tcPr>
+          <w:p>
+            <w:r>
+              <w:t>Bottom-Up Estimation</w:t>
+            </w:r>
+          </w:p>
+        </w:tc>
+        <w:tc>
+          <w:tcPr>
+            <w:tcW w:w="0" w:type="auto"/>
+            <w:vAlign w:val="center"/>
+            <w:hideMark/>
+          </w:tcPr>
+          <w:p>
+            <w:r>
+              <w:t>Detailed work packages</w:t>
+            </w:r>
+          </w:p>
+        </w:tc>
+        <w:tc>
+          <w:tcPr>
+            <w:tcW w:w="0" w:type="auto"/>
+            <w:vAlign w:val="center"/>
+            <w:hideMark/>
+          </w:tcPr>
+          <w:p>
+            <w:r>
+              <w:t>Estimate each WBS item</w:t>
+            </w:r>
+          </w:p>
+        </w:tc>
+      </w:tr>
+      <w:tr>
+        <w:trPr>
+          <w:tblCellSpacing w:w="15" w:type="dxa"/>
+        </w:trPr>
+        <w:tc>
+          <w:tcPr>
+            <w:tcW w:w="0" w:type="auto"/>
+            <w:vAlign w:val="center"/>
+            <w:hideMark/>
+          </w:tcPr>
+          <w:p>
+            <w:r>
+              <w:t>Three-Point Estimation</w:t>
+            </w:r>
+          </w:p>
+        </w:tc>
+        <w:tc>
+          <w:tcPr>
+            <w:tcW w:w="0" w:type="auto"/>
+            <w:vAlign w:val="center"/>
+            <w:hideMark/>
+          </w:tcPr>
+          <w:p>
+            <w:r>
+              <w:t>Uncertainty</w:t>
+            </w:r>
+          </w:p>
+        </w:tc>
+        <w:tc>
+          <w:tcPr>
+            <w:tcW w:w="0" w:type="auto"/>
+            <w:vAlign w:val="center"/>
+            <w:hideMark/>
+          </w:tcPr>
+          <w:p>
+            <w:r>
+              <w:t>PERT</w:t>
+            </w:r>
+          </w:p>
+        </w:tc>
+      </w:tr>
+      <w:tr>
+        <w:trPr>
+          <w:tblCellSpacing w:w="15" w:type="dxa"/>
+        </w:trPr>
+        <w:tc>
+          <w:tcPr>
+            <w:tcW w:w="0" w:type="auto"/>
+            <w:vAlign w:val="center"/>
+            <w:hideMark/>
+          </w:tcPr>
+          <w:p>
+            <w:r>
+              <w:t>Expert Judgment</w:t>
+            </w:r>
+          </w:p>
+        </w:tc>
+        <w:tc>
+          <w:tcPr>
+            <w:tcW w:w="0" w:type="auto"/>
+            <w:vAlign w:val="center"/>
+            <w:hideMark/>
+          </w:tcPr>
+          <w:p>
+            <w:r>
+              <w:t>Expert experience</w:t>
+            </w:r>
+          </w:p>
+        </w:tc>
+        <w:tc>
+          <w:tcPr>
+            <w:tcW w:w="0" w:type="auto"/>
+            <w:vAlign w:val="center"/>
+            <w:hideMark/>
+          </w:tcPr>
+          <w:p>
+            <w:r>
+              <w:t>Senior developer estimate</w:t>
+            </w:r>
+          </w:p>
+        </w:tc>
+      </w:tr>
+      <w:tr>
+        <w:trPr>
+          <w:tblCellSpacing w:w="15" w:type="dxa"/>
+        </w:trPr>
+        <w:tc>
+          <w:tcPr>
+            <w:tcW w:w="0" w:type="auto"/>
+            <w:vAlign w:val="center"/>
+            <w:hideMark/>
+          </w:tcPr>
+          <w:p>
+            <w:r>
+              <w:t>Agile Estimation</w:t>
+            </w:r>
+          </w:p>
+        </w:tc>
+        <w:tc>
+          <w:tcPr>
+            <w:tcW w:w="0" w:type="auto"/>
+            <w:vAlign w:val="center"/>
+            <w:hideMark/>
+          </w:tcPr>
+          <w:p>
+            <w:r>
+              <w:t>Agile teams</w:t>
+            </w:r>
+          </w:p>
+        </w:tc>
+        <w:tc>
+          <w:tcPr>
+            <w:tcW w:w="0" w:type="auto"/>
+            <w:vAlign w:val="center"/>
+            <w:hideMark/>
+          </w:tcPr>
+          <w:p>
+            <w:r>
+              <w:t>Story points</w:t>
+            </w:r>
+          </w:p>
+        </w:tc>
+      </w:tr>
+    </w:tbl>
+    <w:p>
+      <w:r>
+        <w:pict w14:anchorId="724E3227">
+          <v:rect id="_x0000_i1126" style="width:0;height:1.5pt" o:hralign="center" o:hrstd="t" o:hr="t" fillcolor="#a0a0a0" stroked="f"/>
+        </w:pict>
+      </w:r>
+    </w:p>
+    <w:p>
+      <w:pPr>
+        <w:rPr>
+          <w:b/>
+          <w:bCs/>
+        </w:rPr>
+      </w:pPr>
+      <w:r>
+        <w:rPr>
+          <w:b/>
+          <w:bCs/>
+        </w:rPr>
+        <w:t>5. PERT Estimation</w:t>
+      </w:r>
+    </w:p>
+    <w:p>
+      <w:r>
+        <w:rPr>
+          <w:b/>
+          <w:bCs/>
+        </w:rPr>
+        <w:t>PERT = Program Evaluation and Review Technique</w:t>
+      </w:r>
+    </w:p>
+    <w:p>
+      <w:r>
+        <w:t>PERT uses three estimates:</w:t>
+      </w:r>
+    </w:p>
+    <w:p>
+      <w:pPr>
+        <w:numPr>
+          <w:ilvl w:val="0"/>
+          <w:numId w:val="104"/>
+        </w:numPr>
+      </w:pPr>
+      <w:r>
+        <w:rPr>
+          <w:b/>
+          <w:bCs/>
+        </w:rPr>
+        <w:t>O = Optimistic</w:t>
+      </w:r>
+      <w:r>
+        <w:t xml:space="preserve"> </w:t>
+      </w:r>
+    </w:p>
+    <w:p>
+      <w:pPr>
+        <w:numPr>
+          <w:ilvl w:val="0"/>
+          <w:numId w:val="104"/>
+        </w:numPr>
+      </w:pPr>
+      <w:r>
+        <w:rPr>
+          <w:b/>
+          <w:bCs/>
+        </w:rPr>
+        <w:t>M = Most Likely</w:t>
+      </w:r>
+      <w:r>
+        <w:t xml:space="preserve"> </w:t>
+      </w:r>
+    </w:p>
+    <w:p>
+      <w:pPr>
+        <w:numPr>
+          <w:ilvl w:val="0"/>
+          <w:numId w:val="104"/>
+        </w:numPr>
+      </w:pPr>
+      <w:r>
+        <w:rPr>
+          <w:b/>
+          <w:bCs/>
+        </w:rPr>
+        <w:t>P = Pessimistic</w:t>
+      </w:r>
+      <w:r>
+        <w:t xml:space="preserve"> </w:t>
+      </w:r>
+    </w:p>
+    <w:p>
+      <w:pPr>
+        <w:rPr>
+          <w:b/>
+          <w:bCs/>
+        </w:rPr>
+      </w:pPr>
+      <w:r>
+        <w:rPr>
+          <w:b/>
+          <w:bCs/>
+        </w:rPr>
+        <w:t>Formula</w:t>
+      </w:r>
+    </w:p>
+    <w:p>
+      <w:pPr>
+        <w:rPr>
+          <w:b/>
+          <w:bCs/>
+        </w:rPr>
+      </w:pPr>
+      <w:r>
+        <w:rPr>
+          <w:b/>
+          <w:bCs/>
+        </w:rPr>
+        <w:t>Example</w:t>
+      </w:r>
+    </w:p>
+    <w:p>
+      <w:r>
+        <w:t>Suppose development may take:</w:t>
+      </w:r>
+    </w:p>
+    <w:p>
+      <w:pPr>
+        <w:numPr>
+          <w:ilvl w:val="0"/>
+          <w:numId w:val="105"/>
+        </w:numPr>
+      </w:pPr>
+      <w:r>
+        <w:t xml:space="preserve">Optimistic = 4 days </w:t>
+      </w:r>
+    </w:p>
+    <w:p>
+      <w:pPr>
+        <w:numPr>
+          <w:ilvl w:val="0"/>
+          <w:numId w:val="105"/>
+        </w:numPr>
+      </w:pPr>
+      <w:r>
+        <w:t xml:space="preserve">Most likely = 6 days </w:t>
+      </w:r>
+    </w:p>
+    <w:p>
+      <w:pPr>
+        <w:numPr>
+          <w:ilvl w:val="0"/>
+          <w:numId w:val="105"/>
+        </w:numPr>
+      </w:pPr>
+      <w:r>
+        <w:t xml:space="preserve">Pessimistic = 10 days </w:t>
+      </w:r>
+    </w:p>
+    <w:p>
+      <w:r>
+        <w:t>Then:</w:t>
+      </w:r>
+    </w:p>
+    <w:p>
+      <w:proofErr w:type="gramStart"/>
+      <w:r>
+        <w:t>So</w:t>
+      </w:r>
+      <w:proofErr w:type="gramEnd"/>
+      <w:r>
+        <w:t xml:space="preserve"> the estimated duration is approximately </w:t>
+      </w:r>
+      <w:r>
+        <w:rPr>
+          <w:b/>
+          <w:bCs/>
+        </w:rPr>
+        <w:t>6.3 days</w:t>
+      </w:r>
+      <w:r>
+        <w:t>.</w:t>
+      </w:r>
+    </w:p>
+    <w:p>
+      <w:pPr>
+        <w:rPr>
+          <w:b/>
+          <w:bCs/>
+        </w:rPr>
+      </w:pPr>
+      <w:r>
+        <w:rPr>
+          <w:b/>
+          <w:bCs/>
+        </w:rPr>
+        <w:t>When to use?</w:t>
+      </w:r>
+    </w:p>
+    <w:p>
+      <w:r>
+        <w:t xml:space="preserve">PERT is useful when there is </w:t>
+      </w:r>
+      <w:r>
+        <w:rPr>
+          <w:b/>
+          <w:bCs/>
+        </w:rPr>
+        <w:t>uncertainty in activity duration</w:t>
+      </w:r>
+      <w:r>
+        <w:t>.</w:t>
+      </w:r>
+    </w:p>
+    <w:p>
+      <w:r>
+        <w:pict w14:anchorId="3CE6FC3B">
+          <v:rect id="_x0000_i1127" style="width:0;height:1.5pt" o:hralign="center" o:hrstd="t" o:hr="t" fillcolor="#a0a0a0" stroked="f"/>
+        </w:pict>
+      </w:r>
+    </w:p>
+    <w:p>
+      <w:pPr>
+        <w:rPr>
+          <w:b/>
+          <w:bCs/>
+        </w:rPr>
+      </w:pPr>
+      <w:r>
+        <w:rPr>
+          <w:b/>
+          <w:bCs/>
+        </w:rPr>
+        <w:lastRenderedPageBreak/>
+        <w:t>6. COCOMO Estimation</w:t>
+      </w:r>
+    </w:p>
+    <w:p>
+      <w:r>
+        <w:rPr>
+          <w:b/>
+          <w:bCs/>
+        </w:rPr>
+        <w:t>COCOMO = Constructive Cost Model</w:t>
+      </w:r>
+    </w:p>
+    <w:p>
+      <w:r>
+        <w:t xml:space="preserve">COCOMO is primarily used for estimating </w:t>
+      </w:r>
+      <w:r>
+        <w:rPr>
+          <w:b/>
+          <w:bCs/>
+        </w:rPr>
+        <w:t>software development effort, cost and schedule</w:t>
+      </w:r>
+      <w:r>
+        <w:t xml:space="preserve"> based on software size, traditionally measured in </w:t>
+      </w:r>
+      <w:r>
+        <w:rPr>
+          <w:b/>
+          <w:bCs/>
+        </w:rPr>
+        <w:t>KLOC (thousand lines of code)</w:t>
+      </w:r>
+      <w:r>
+        <w:t>.</w:t>
+      </w:r>
+    </w:p>
+    <w:p>
+      <w:pPr>
+        <w:rPr>
+          <w:b/>
+          <w:bCs/>
+        </w:rPr>
+      </w:pPr>
+      <w:r>
+        <w:rPr>
+          <w:b/>
+          <w:bCs/>
+        </w:rPr>
+        <w:t>Basic COCOMO Formula</w:t>
+      </w:r>
+    </w:p>
+    <w:p>
+      <w:r>
+        <w:t>Where:</w:t>
+      </w:r>
+    </w:p>
+    <w:p>
+      <w:pPr>
+        <w:numPr>
+          <w:ilvl w:val="0"/>
+          <w:numId w:val="106"/>
+        </w:numPr>
+      </w:pPr>
+      <w:r>
+        <w:rPr>
+          <w:b/>
+          <w:bCs/>
+        </w:rPr>
+        <w:t>Effort</w:t>
+      </w:r>
+      <w:r>
+        <w:t xml:space="preserve"> = person-months </w:t>
+      </w:r>
+    </w:p>
+    <w:p>
+      <w:pPr>
+        <w:numPr>
+          <w:ilvl w:val="0"/>
+          <w:numId w:val="106"/>
+        </w:numPr>
+      </w:pPr>
+      <w:r>
+        <w:rPr>
+          <w:b/>
+          <w:bCs/>
+        </w:rPr>
+        <w:t>KLOC</w:t>
+      </w:r>
+      <w:r>
+        <w:t xml:space="preserve"> = thousand lines of code </w:t>
+      </w:r>
+    </w:p>
+    <w:p>
+      <w:pPr>
+        <w:numPr>
+          <w:ilvl w:val="0"/>
+          <w:numId w:val="106"/>
+        </w:numPr>
+      </w:pPr>
+      <w:r>
+        <w:rPr>
+          <w:b/>
+          <w:bCs/>
+        </w:rPr>
+        <w:t>a and b</w:t>
+      </w:r>
+      <w:r>
+        <w:t xml:space="preserve"> = model-specific constants </w:t>
+      </w:r>
+    </w:p>
+    <w:p>
+      <w:pPr>
+        <w:rPr>
+          <w:b/>
+          <w:bCs/>
+        </w:rPr>
+      </w:pPr>
+      <w:r>
+        <w:rPr>
+          <w:b/>
+          <w:bCs/>
+        </w:rPr>
+        <w:t>Example</w:t>
+      </w:r>
+    </w:p>
+    <w:p>
+      <w:r>
+        <w:t>Suppose:</w:t>
+      </w:r>
+    </w:p>
+    <w:p>
+      <w:r>
+        <w:rPr>
+          <w:b/>
+          <w:bCs/>
+        </w:rPr>
+        <w:t>Software size = 10 KLOC</w:t>
+      </w:r>
+    </w:p>
+    <w:p>
+      <w:r>
+        <w:t>For an organic project, using the basic COCOMO coefficients:</w:t>
+      </w:r>
+    </w:p>
+    <w:p>
+      <w:r>
+        <w:t>Approximately:</w:t>
+      </w:r>
+    </w:p>
+    <w:p>
+      <w:r>
+        <w:rPr>
+          <w:b/>
+          <w:bCs/>
+        </w:rPr>
+        <w:t>26.9 person-months</w:t>
+      </w:r>
+    </w:p>
+    <w:p>
+      <w:proofErr w:type="gramStart"/>
+      <w:r>
+        <w:t>So</w:t>
+      </w:r>
+      <w:proofErr w:type="gramEnd"/>
+      <w:r>
+        <w:t xml:space="preserve"> the project may require around </w:t>
+      </w:r>
+      <w:r>
+        <w:rPr>
+          <w:b/>
+          <w:bCs/>
+        </w:rPr>
+        <w:t>27 person-months of effort</w:t>
+      </w:r>
+      <w:r>
+        <w:t>.</w:t>
+      </w:r>
+    </w:p>
+    <w:p>
+      <w:pPr>
+        <w:rPr>
+          <w:b/>
+          <w:bCs/>
+        </w:rPr>
+      </w:pPr>
+      <w:r>
+        <w:rPr>
+          <w:b/>
+          <w:bCs/>
+        </w:rPr>
+        <w:t>COCOMO is useful for:</w:t>
+      </w:r>
+    </w:p>
+    <w:p>
+      <w:pPr>
+        <w:numPr>
+          <w:ilvl w:val="0"/>
+          <w:numId w:val="107"/>
+        </w:numPr>
+      </w:pPr>
+      <w:r>
+        <w:t xml:space="preserve">Software effort estimation </w:t>
+      </w:r>
+    </w:p>
+    <w:p>
+      <w:pPr>
+        <w:numPr>
+          <w:ilvl w:val="0"/>
+          <w:numId w:val="107"/>
+        </w:numPr>
+      </w:pPr>
+      <w:r>
+        <w:t xml:space="preserve">Cost estimation </w:t>
+      </w:r>
+    </w:p>
+    <w:p>
+      <w:pPr>
+        <w:numPr>
+          <w:ilvl w:val="0"/>
+          <w:numId w:val="107"/>
+        </w:numPr>
+      </w:pPr>
+      <w:r>
+        <w:t xml:space="preserve">Schedule estimation </w:t>
+      </w:r>
+    </w:p>
+    <w:p>
+      <w:pPr>
+        <w:numPr>
+          <w:ilvl w:val="0"/>
+          <w:numId w:val="107"/>
+        </w:numPr>
+      </w:pPr>
+      <w:r>
+        <w:t xml:space="preserve">Resource planning </w:t>
+      </w:r>
+    </w:p>
+    <w:p>
+      <w:r>
+        <w:pict w14:anchorId="046729CC">
+          <v:rect id="_x0000_i1128" style="width:0;height:1.5pt" o:hralign="center" o:hrstd="t" o:hr="t" fillcolor="#a0a0a0" stroked="f"/>
+        </w:pict>
+      </w:r>
+    </w:p>
+    <w:p>
+      <w:pPr>
+        <w:rPr>
+          <w:b/>
+          <w:bCs/>
+        </w:rPr>
+      </w:pPr>
+      <w:r>
+        <w:rPr>
+          <w:b/>
+          <w:bCs/>
+        </w:rPr>
+        <w:t>7. Agile Estimation</w:t>
+      </w:r>
+    </w:p>
+    <w:p>
+      <w:r>
+        <w:t xml:space="preserve">Agile teams usually estimate </w:t>
+      </w:r>
+      <w:r>
+        <w:rPr>
+          <w:b/>
+          <w:bCs/>
+        </w:rPr>
+        <w:t>relative complexity rather than exact hours</w:t>
+      </w:r>
+      <w:r>
+        <w:t>.</w:t>
+      </w:r>
+    </w:p>
+    <w:p>
+      <w:r>
+        <w:t xml:space="preserve">The most common technique is </w:t>
+      </w:r>
+      <w:r>
+        <w:rPr>
+          <w:b/>
+          <w:bCs/>
+        </w:rPr>
+        <w:t>Story Points</w:t>
+      </w:r>
+      <w:r>
+        <w:t>.</w:t>
+      </w:r>
+    </w:p>
+    <w:p>
+      <w:pPr>
+        <w:rPr>
+          <w:b/>
+          <w:bCs/>
+        </w:rPr>
+      </w:pPr>
+      <w:r>
+        <w:rPr>
+          <w:b/>
+          <w:bCs/>
+        </w:rPr>
+        <w:t>Example</w:t>
+      </w:r>
+    </w:p>
+    <w:tbl>
+      <w:tblPr>
+        <w:tblW w:w="0" w:type="auto"/>
+        <w:tblCellSpacing w:w="15" w:type="dxa"/>
+        <w:tblCellMar>
+          <w:top w:w="15" w:type="dxa"/>
+          <w:left w:w="15" w:type="dxa"/>
+          <w:bottom w:w="15" w:type="dxa"/>
+          <w:right w:w="15" w:type="dxa"/>
+        </w:tblCellMar>
+        <w:tblLook w:val="04A0" w:firstRow="1" w:lastRow="0" w:firstColumn="1" w:lastColumn="0" w:noHBand="0" w:noVBand="1"/>
+      </w:tblPr>
+      <w:tblGrid>
+        <w:gridCol w:w="2512"/>
+        <w:gridCol w:w="1270"/>
+      </w:tblGrid>
+      <w:tr>
+        <w:trPr>
+          <w:tblHeader/>
+          <w:tblCellSpacing w:w="15" w:type="dxa"/>
+        </w:trPr>
+        <w:tc>
+          <w:tcPr>
+            <w:tcW w:w="0" w:type="auto"/>
+            <w:vAlign w:val="center"/>
+            <w:hideMark/>
+          </w:tcPr>
+          <w:p>
+            <w:pPr>
+              <w:rPr>
+                <w:b/>
+                <w:bCs/>
+              </w:rPr>
+            </w:pPr>
+            <w:r>
+              <w:rPr>
+                <w:b/>
+                <w:bCs/>
+              </w:rPr>
+              <w:lastRenderedPageBreak/>
+              <w:t>User Story</w:t>
+            </w:r>
+          </w:p>
+        </w:tc>
+        <w:tc>
+          <w:tcPr>
+            <w:tcW w:w="0" w:type="auto"/>
+            <w:vAlign w:val="center"/>
+            <w:hideMark/>
+          </w:tcPr>
+          <w:p>
+            <w:pPr>
+              <w:rPr>
+                <w:b/>
+                <w:bCs/>
+              </w:rPr>
+            </w:pPr>
+            <w:r>
+              <w:rPr>
+                <w:b/>
+                <w:bCs/>
+              </w:rPr>
+              <w:t>Story Points</w:t>
+            </w:r>
+          </w:p>
+        </w:tc>
+      </w:tr>
+      <w:tr>
+        <w:trPr>
+          <w:tblCellSpacing w:w="15" w:type="dxa"/>
+        </w:trPr>
+        <w:tc>
+          <w:tcPr>
+            <w:tcW w:w="0" w:type="auto"/>
+            <w:vAlign w:val="center"/>
+            <w:hideMark/>
+          </w:tcPr>
+          <w:p>
+            <w:r>
+              <w:t>Login</w:t>
+            </w:r>
+          </w:p>
+        </w:tc>
+        <w:tc>
+          <w:tcPr>
+            <w:tcW w:w="0" w:type="auto"/>
+            <w:vAlign w:val="center"/>
+            <w:hideMark/>
+          </w:tcPr>
+          <w:p>
+            <w:r>
+              <w:t>2</w:t>
+            </w:r>
+          </w:p>
+        </w:tc>
+      </w:tr>
+      <w:tr>
+        <w:trPr>
+          <w:tblCellSpacing w:w="15" w:type="dxa"/>
+        </w:trPr>
+        <w:tc>
+          <w:tcPr>
+            <w:tcW w:w="0" w:type="auto"/>
+            <w:vAlign w:val="center"/>
+            <w:hideMark/>
+          </w:tcPr>
+          <w:p>
+            <w:r>
+              <w:t>User Registration</w:t>
+            </w:r>
+          </w:p>
+        </w:tc>
+        <w:tc>
+          <w:tcPr>
+            <w:tcW w:w="0" w:type="auto"/>
+            <w:vAlign w:val="center"/>
+            <w:hideMark/>
+          </w:tcPr>
+          <w:p>
+            <w:r>
+              <w:t>3</w:t>
+            </w:r>
+          </w:p>
+        </w:tc>
+      </w:tr>
+      <w:tr>
+        <w:trPr>
+          <w:tblCellSpacing w:w="15" w:type="dxa"/>
+        </w:trPr>
+        <w:tc>
+          <w:tcPr>
+            <w:tcW w:w="0" w:type="auto"/>
+            <w:vAlign w:val="center"/>
+            <w:hideMark/>
+          </w:tcPr>
+          <w:p>
+            <w:r>
+              <w:t>Product Search</w:t>
+            </w:r>
+          </w:p>
+        </w:tc>
+        <w:tc>
+          <w:tcPr>
+            <w:tcW w:w="0" w:type="auto"/>
+            <w:vAlign w:val="center"/>
+            <w:hideMark/>
+          </w:tcPr>
+          <w:p>
+            <w:r>
+              <w:t>5</w:t>
+            </w:r>
+          </w:p>
+        </w:tc>
+      </w:tr>
+      <w:tr>
+        <w:trPr>
+          <w:tblCellSpacing w:w="15" w:type="dxa"/>
+        </w:trPr>
+        <w:tc>
+          <w:tcPr>
+            <w:tcW w:w="0" w:type="auto"/>
+            <w:vAlign w:val="center"/>
+            <w:hideMark/>
+          </w:tcPr>
+          <w:p>
+            <w:r>
+              <w:t>Payment Integration</w:t>
+            </w:r>
+          </w:p>
+        </w:tc>
+        <w:tc>
+          <w:tcPr>
+            <w:tcW w:w="0" w:type="auto"/>
+            <w:vAlign w:val="center"/>
+            <w:hideMark/>
+          </w:tcPr>
+          <w:p>
+            <w:r>
+              <w:t>8</w:t>
+            </w:r>
+          </w:p>
+        </w:tc>
+      </w:tr>
+      <w:tr>
+        <w:trPr>
+          <w:tblCellSpacing w:w="15" w:type="dxa"/>
+        </w:trPr>
+        <w:tc>
+          <w:tcPr>
+            <w:tcW w:w="0" w:type="auto"/>
+            <w:vAlign w:val="center"/>
+            <w:hideMark/>
+          </w:tcPr>
+          <w:p>
+            <w:r>
+              <w:t>Recommendation Engine</w:t>
+            </w:r>
+          </w:p>
+        </w:tc>
+        <w:tc>
+          <w:tcPr>
+            <w:tcW w:w="0" w:type="auto"/>
+            <w:vAlign w:val="center"/>
+            <w:hideMark/>
+          </w:tcPr>
+          <w:p>
+            <w:r>
+              <w:t>13</w:t>
+            </w:r>
+          </w:p>
+        </w:tc>
+      </w:tr>
+    </w:tbl>
+    <w:p>
+      <w:r>
+        <w:t xml:space="preserve">The larger the number, generally the greater the </w:t>
+      </w:r>
+      <w:r>
+        <w:rPr>
+          <w:b/>
+          <w:bCs/>
+        </w:rPr>
+        <w:t>relative effort/complexity/uncertainty</w:t>
+      </w:r>
+      <w:r>
+        <w:t>.</w:t>
+      </w:r>
+    </w:p>
+    <w:p>
+      <w:pPr>
+        <w:rPr>
+          <w:b/>
+          <w:bCs/>
+        </w:rPr>
+      </w:pPr>
+      <w:r>
+        <w:rPr>
+          <w:b/>
+          <w:bCs/>
+        </w:rPr>
+        <w:t>Planning Poker</w:t>
+      </w:r>
+    </w:p>
+    <w:p>
+      <w:r>
+        <w:t>Team members independently select story-point values:</w:t>
+      </w:r>
+    </w:p>
+    <w:p>
+      <w:r>
+        <w:t>Developer A → 5</w:t>
+      </w:r>
+    </w:p>
+    <w:p>
+      <w:r>
+        <w:t>Developer B → 8</w:t>
+      </w:r>
+    </w:p>
+    <w:p>
+      <w:r>
+        <w:t>Developer C → 5</w:t>
+      </w:r>
+    </w:p>
+    <w:p>
+      <w:r>
+        <w:t>Developer D → 8</w:t>
+      </w:r>
+    </w:p>
+    <w:p>
+      <w:r>
+        <w:t>They discuss differences and agree on:</w:t>
+      </w:r>
+    </w:p>
+    <w:p>
+      <w:r>
+        <w:rPr>
+          <w:b/>
+          <w:bCs/>
+        </w:rPr>
+        <w:t>5 or 8 points</w:t>
+      </w:r>
+    </w:p>
+    <w:p>
+      <w:pPr>
+        <w:rPr>
+          <w:b/>
+          <w:bCs/>
+        </w:rPr>
+      </w:pPr>
+      <w:r>
+        <w:rPr>
+          <w:b/>
+          <w:bCs/>
+        </w:rPr>
+        <w:t>Velocity</w:t>
+      </w:r>
+    </w:p>
+    <w:p>
+      <w:r>
+        <w:t>If a team delivers:</w:t>
+      </w:r>
+    </w:p>
+    <w:p>
+      <w:pPr>
+        <w:numPr>
+          <w:ilvl w:val="0"/>
+          <w:numId w:val="108"/>
+        </w:numPr>
+      </w:pPr>
+      <w:r>
+        <w:t xml:space="preserve">Sprint 1 → 25 points </w:t>
+      </w:r>
+    </w:p>
+    <w:p>
+      <w:pPr>
+        <w:numPr>
+          <w:ilvl w:val="0"/>
+          <w:numId w:val="108"/>
+        </w:numPr>
+      </w:pPr>
+      <w:r>
+        <w:t xml:space="preserve">Sprint 2 → 28 points </w:t>
+      </w:r>
+    </w:p>
+    <w:p>
+      <w:pPr>
+        <w:numPr>
+          <w:ilvl w:val="0"/>
+          <w:numId w:val="108"/>
+        </w:numPr>
+      </w:pPr>
+      <w:r>
+        <w:t xml:space="preserve">Sprint 3 → 27 points </w:t>
+      </w:r>
+    </w:p>
+    <w:p>
+      <w:r>
+        <w:t>Average velocity:</w:t>
+      </w:r>
+    </w:p>
+    <w:p>
+      <w:r>
+        <w:t xml:space="preserve">Approximately </w:t>
+      </w:r>
+      <w:r>
+        <w:rPr>
+          <w:b/>
+          <w:bCs/>
+        </w:rPr>
+        <w:t>27 story points/sprint</w:t>
+      </w:r>
+      <w:r>
+        <w:t>.</w:t>
+      </w:r>
+    </w:p>
+    <w:p>
+      <w:r>
+        <w:t xml:space="preserve">If the backlog has </w:t>
+      </w:r>
+      <w:r>
+        <w:rPr>
+          <w:b/>
+          <w:bCs/>
+        </w:rPr>
+        <w:t>135 points</w:t>
+      </w:r>
+      <w:r>
+        <w:t>:</w:t>
+      </w:r>
+    </w:p>
+    <w:p>
+      <w:r>
+        <w:t xml:space="preserve">So approximately </w:t>
+      </w:r>
+      <w:r>
+        <w:rPr>
+          <w:b/>
+          <w:bCs/>
+        </w:rPr>
+        <w:t>5 sprints</w:t>
+      </w:r>
+      <w:r>
+        <w:t xml:space="preserve"> are required.</w:t>
+      </w:r>
+    </w:p>
+    <w:p>
+      <w:r>
+        <w:pict w14:anchorId="04BB19BB">
+          <v:rect id="_x0000_i1129" style="width:0;height:1.5pt" o:hralign="center" o:hrstd="t" o:hr="t" fillcolor="#a0a0a0" stroked="f"/>
+        </w:pict>
+      </w:r>
+    </w:p>
+    <w:p>
+      <w:pPr>
+        <w:rPr>
+          <w:b/>
+          <w:bCs/>
+        </w:rPr>
+      </w:pPr>
+      <w:r>
+        <w:rPr>
+          <w:b/>
+          <w:bCs/>
+        </w:rPr>
+        <w:lastRenderedPageBreak/>
+        <w:t>8. Developing Project Schedule</w:t>
+      </w:r>
+    </w:p>
+    <w:p>
+      <w:r>
+        <w:t xml:space="preserve">Once activities have been identified and estimated, we develop the </w:t>
+      </w:r>
+      <w:r>
+        <w:rPr>
+          <w:b/>
+          <w:bCs/>
+        </w:rPr>
+        <w:t>project schedule</w:t>
+      </w:r>
+      <w:r>
+        <w:t>.</w:t>
+      </w:r>
+    </w:p>
+    <w:p>
+      <w:pPr>
+        <w:rPr>
+          <w:b/>
+          <w:bCs/>
+        </w:rPr>
+      </w:pPr>
+      <w:r>
+        <w:rPr>
+          <w:b/>
+          <w:bCs/>
+        </w:rPr>
+        <w:t>Main steps</w:t>
+      </w:r>
+    </w:p>
+    <w:p>
+      <w:r>
+        <w:t>Define Activities</w:t>
+      </w:r>
+    </w:p>
+    <w:p>
+      <w:r>
+        <w:t xml:space="preserve">       ↓</w:t>
+      </w:r>
+    </w:p>
+    <w:p>
+      <w:r>
+        <w:t>Sequence Activities</w:t>
+      </w:r>
+    </w:p>
+    <w:p>
+      <w:r>
+        <w:t xml:space="preserve">       ↓</w:t>
+      </w:r>
+    </w:p>
+    <w:p>
+      <w:r>
+        <w:t>Estimate Resources</w:t>
+      </w:r>
+    </w:p>
+    <w:p>
+      <w:r>
+        <w:t xml:space="preserve">       ↓</w:t>
+      </w:r>
+    </w:p>
+    <w:p>
+      <w:r>
+        <w:t>Estimate Duration</w:t>
+      </w:r>
+    </w:p>
+    <w:p>
+      <w:r>
+        <w:t xml:space="preserve">       ↓</w:t>
+      </w:r>
+    </w:p>
+    <w:p>
+      <w:proofErr w:type="gramStart"/>
+      <w:r>
+        <w:t>Develop</w:t>
+      </w:r>
+      <w:proofErr w:type="gramEnd"/>
+      <w:r>
+        <w:t xml:space="preserve"> Schedule</w:t>
+      </w:r>
+    </w:p>
+    <w:p>
+      <w:r>
+        <w:t xml:space="preserve">       ↓</w:t>
+      </w:r>
+    </w:p>
+    <w:p>
+      <w:r>
+        <w:t>Baseline Schedule</w:t>
+      </w:r>
+    </w:p>
+    <w:p>
+      <w:r>
+        <w:t xml:space="preserve">       ↓</w:t>
+      </w:r>
+    </w:p>
+    <w:p>
+      <w:r>
+        <w:t>Monitor &amp; Control</w:t>
+      </w:r>
+    </w:p>
+    <w:p>
+      <w:r>
+        <w:pict w14:anchorId="18D6CB44">
+          <v:rect id="_x0000_i1130" style="width:0;height:1.5pt" o:hralign="center" o:hrstd="t" o:hr="t" fillcolor="#a0a0a0" stroked="f"/>
+        </w:pict>
+      </w:r>
+    </w:p>
+    <w:p>
+      <w:pPr>
+        <w:rPr>
+          <w:b/>
+          <w:bCs/>
+        </w:rPr>
+      </w:pPr>
+      <w:r>
+        <w:rPr>
+          <w:b/>
+          <w:bCs/>
+        </w:rPr>
+        <w:t>9. Gantt Chart</w:t>
+      </w:r>
+    </w:p>
+    <w:p>
+      <w:r>
+        <w:t xml:space="preserve">A </w:t>
+      </w:r>
+      <w:r>
+        <w:rPr>
+          <w:b/>
+          <w:bCs/>
+        </w:rPr>
+        <w:t>Gantt Chart</w:t>
+      </w:r>
+      <w:r>
+        <w:t xml:space="preserve"> is a visual representation of project activities against time.</w:t>
+      </w:r>
+    </w:p>
+    <w:p>
+      <w:pPr>
+        <w:rPr>
+          <w:b/>
+          <w:bCs/>
+        </w:rPr>
+      </w:pPr>
+      <w:r>
+        <w:rPr>
+          <w:b/>
+          <w:bCs/>
+        </w:rPr>
+        <w:t>Example</w:t>
+      </w:r>
+    </w:p>
+    <w:p>
+      <w:r>
+        <w:t>Project: E-Commerce Application</w:t>
+      </w:r>
+    </w:p>
+    <w:tbl>
+      <w:tblPr>
+        <w:tblW w:w="0" w:type="auto"/>
+        <w:tblCellSpacing w:w="15" w:type="dxa"/>
+        <w:tblCellMar>
+          <w:top w:w="15" w:type="dxa"/>
+          <w:left w:w="15" w:type="dxa"/>
+          <w:bottom w:w="15" w:type="dxa"/>
+          <w:right w:w="15" w:type="dxa"/>
+        </w:tblCellMar>
+        <w:tblLook w:val="04A0" w:firstRow="1" w:lastRow="0" w:firstColumn="1" w:lastColumn="0" w:noHBand="0" w:noVBand="1"/>
+      </w:tblPr>
+      <w:tblGrid>
+        <w:gridCol w:w="1437"/>
+        <w:gridCol w:w="571"/>
+        <w:gridCol w:w="571"/>
+        <w:gridCol w:w="571"/>
+        <w:gridCol w:w="571"/>
+        <w:gridCol w:w="571"/>
+        <w:gridCol w:w="586"/>
+      </w:tblGrid>
+      <w:tr>
+        <w:trPr>
+          <w:tblHeader/>
+          <w:tblCellSpacing w:w="15" w:type="dxa"/>
+        </w:trPr>
+        <w:tc>
+          <w:tcPr>
+            <w:tcW w:w="0" w:type="auto"/>
+            <w:vAlign w:val="center"/>
+            <w:hideMark/>
+          </w:tcPr>
+          <w:p>
+            <w:pPr>
+              <w:rPr>
+                <w:b/>
+                <w:bCs/>
+              </w:rPr>
+            </w:pPr>
+            <w:r>
+              <w:rPr>
+                <w:b/>
+                <w:bCs/>
+              </w:rPr>
+              <w:t>Activity</w:t>
+            </w:r>
+          </w:p>
+        </w:tc>
+        <w:tc>
+          <w:tcPr>
+            <w:tcW w:w="0" w:type="auto"/>
+            <w:vAlign w:val="center"/>
+            <w:hideMark/>
+          </w:tcPr>
+          <w:p>
+            <w:pPr>
+              <w:rPr>
+                <w:b/>
+                <w:bCs/>
+              </w:rPr>
+            </w:pPr>
+            <w:r>
+              <w:rPr>
+                <w:b/>
+                <w:bCs/>
+              </w:rPr>
+              <w:t>W1</w:t>
+            </w:r>
+          </w:p>
+        </w:tc>
+        <w:tc>
+          <w:tcPr>
+            <w:tcW w:w="0" w:type="auto"/>
+            <w:vAlign w:val="center"/>
+            <w:hideMark/>
+          </w:tcPr>
+          <w:p>
+            <w:pPr>
+              <w:rPr>
+                <w:b/>
+                <w:bCs/>
+              </w:rPr>
+            </w:pPr>
+            <w:r>
+              <w:rPr>
+                <w:b/>
+                <w:bCs/>
+              </w:rPr>
+              <w:t>W2</w:t>
+            </w:r>
+          </w:p>
+        </w:tc>
+        <w:tc>
+          <w:tcPr>
+            <w:tcW w:w="0" w:type="auto"/>
+            <w:vAlign w:val="center"/>
+            <w:hideMark/>
+          </w:tcPr>
+          <w:p>
+            <w:pPr>
+              <w:rPr>
+                <w:b/>
+                <w:bCs/>
+              </w:rPr>
+            </w:pPr>
+            <w:r>
+              <w:rPr>
+                <w:b/>
+                <w:bCs/>
+              </w:rPr>
+              <w:t>W3</w:t>
+            </w:r>
+          </w:p>
+        </w:tc>
+        <w:tc>
+          <w:tcPr>
+            <w:tcW w:w="0" w:type="auto"/>
+            <w:vAlign w:val="center"/>
+            <w:hideMark/>
+          </w:tcPr>
+          <w:p>
+            <w:pPr>
+              <w:rPr>
+                <w:b/>
+                <w:bCs/>
+              </w:rPr>
+            </w:pPr>
+            <w:r>
+              <w:rPr>
+                <w:b/>
+                <w:bCs/>
+              </w:rPr>
+              <w:t>W4</w:t>
+            </w:r>
+          </w:p>
+        </w:tc>
+        <w:tc>
+          <w:tcPr>
+            <w:tcW w:w="0" w:type="auto"/>
+            <w:vAlign w:val="center"/>
+            <w:hideMark/>
+          </w:tcPr>
+          <w:p>
+            <w:pPr>
+              <w:rPr>
+                <w:b/>
+                <w:bCs/>
+              </w:rPr>
+            </w:pPr>
+            <w:r>
+              <w:rPr>
+                <w:b/>
+                <w:bCs/>
+              </w:rPr>
+              <w:t>W5</w:t>
+            </w:r>
+          </w:p>
+        </w:tc>
+        <w:tc>
+          <w:tcPr>
+            <w:tcW w:w="0" w:type="auto"/>
+            <w:vAlign w:val="center"/>
+            <w:hideMark/>
+          </w:tcPr>
+          <w:p>
+            <w:pPr>
+              <w:rPr>
+                <w:b/>
+                <w:bCs/>
+              </w:rPr>
+            </w:pPr>
+            <w:r>
+              <w:rPr>
+                <w:b/>
+                <w:bCs/>
+              </w:rPr>
+              <w:t>W6</w:t>
+            </w:r>
+          </w:p>
+        </w:tc>
+      </w:tr>
+      <w:tr>
+        <w:trPr>
+          <w:tblCellSpacing w:w="15" w:type="dxa"/>
+        </w:trPr>
+        <w:tc>
+          <w:tcPr>
+            <w:tcW w:w="0" w:type="auto"/>
+            <w:vAlign w:val="center"/>
+            <w:hideMark/>
+          </w:tcPr>
+          <w:p>
+            <w:r>
+              <w:t>Requirements</w:t>
+            </w:r>
+          </w:p>
+        </w:tc>
+        <w:tc>
+          <w:tcPr>
+            <w:tcW w:w="0" w:type="auto"/>
+            <w:vAlign w:val="center"/>
+            <w:hideMark/>
+          </w:tcPr>
+          <w:p>
+            <w:r>
+              <w:rPr>
+                <w:rFonts w:ascii="Arial" w:hAnsi="Arial" w:cs="Arial"/>
+              </w:rPr>
+              <w:t>███</w:t>
+            </w:r>
+          </w:p>
+        </w:tc>
+        <w:tc>
+          <w:tcPr>
+            <w:tcW w:w="0" w:type="auto"/>
+            <w:vAlign w:val="center"/>
+            <w:hideMark/>
+          </w:tcPr>
+          <w:p>
+            <w:r>
+              <w:rPr>
+                <w:rFonts w:ascii="Arial" w:hAnsi="Arial" w:cs="Arial"/>
+              </w:rPr>
+              <w:t>███</w:t>
+            </w:r>
+          </w:p>
+        </w:tc>
+        <w:tc>
+          <w:tcPr>
+            <w:tcW w:w="0" w:type="auto"/>
+            <w:vAlign w:val="center"/>
+            <w:hideMark/>
+          </w:tcPr>
+          <w:p/>
+        </w:tc>
+        <w:tc>
+          <w:tcPr>
+            <w:tcW w:w="0" w:type="auto"/>
+            <w:vAlign w:val="center"/>
+            <w:hideMark/>
+          </w:tcPr>
+          <w:p/>
+        </w:tc>
+        <w:tc>
+          <w:tcPr>
+            <w:tcW w:w="0" w:type="auto"/>
+            <w:vAlign w:val="center"/>
+            <w:hideMark/>
+          </w:tcPr>
+          <w:p/>
+        </w:tc>
+        <w:tc>
+          <w:tcPr>
+            <w:tcW w:w="0" w:type="auto"/>
+            <w:vAlign w:val="center"/>
+            <w:hideMark/>
+          </w:tcPr>
+          <w:p/>
+        </w:tc>
+      </w:tr>
+      <w:tr>
+        <w:trPr>
+          <w:tblCellSpacing w:w="15" w:type="dxa"/>
+        </w:trPr>
+        <w:tc>
+          <w:tcPr>
+            <w:tcW w:w="0" w:type="auto"/>
+            <w:vAlign w:val="center"/>
+            <w:hideMark/>
+          </w:tcPr>
+          <w:p>
+            <w:r>
+              <w:t>UI/UX</w:t>
+            </w:r>
+          </w:p>
+        </w:tc>
+        <w:tc>
+          <w:tcPr>
+            <w:tcW w:w="0" w:type="auto"/>
+            <w:vAlign w:val="center"/>
+            <w:hideMark/>
+          </w:tcPr>
+          <w:p/>
+        </w:tc>
+        <w:tc>
+          <w:tcPr>
+            <w:tcW w:w="0" w:type="auto"/>
+            <w:vAlign w:val="center"/>
+            <w:hideMark/>
+          </w:tcPr>
+          <w:p>
+            <w:r>
+              <w:rPr>
+                <w:rFonts w:ascii="Arial" w:hAnsi="Arial" w:cs="Arial"/>
+              </w:rPr>
+              <w:t>███</w:t>
+            </w:r>
+          </w:p>
+        </w:tc>
+        <w:tc>
+          <w:tcPr>
+            <w:tcW w:w="0" w:type="auto"/>
+            <w:vAlign w:val="center"/>
+            <w:hideMark/>
+          </w:tcPr>
+          <w:p>
+            <w:r>
+              <w:rPr>
+                <w:rFonts w:ascii="Arial" w:hAnsi="Arial" w:cs="Arial"/>
+              </w:rPr>
+              <w:t>███</w:t>
+            </w:r>
+          </w:p>
+        </w:tc>
+        <w:tc>
+          <w:tcPr>
+            <w:tcW w:w="0" w:type="auto"/>
+            <w:vAlign w:val="center"/>
+            <w:hideMark/>
+          </w:tcPr>
+          <w:p/>
+        </w:tc>
+        <w:tc>
+          <w:tcPr>
+            <w:tcW w:w="0" w:type="auto"/>
+            <w:vAlign w:val="center"/>
+            <w:hideMark/>
+          </w:tcPr>
+          <w:p/>
+        </w:tc>
+        <w:tc>
+          <w:tcPr>
+            <w:tcW w:w="0" w:type="auto"/>
+            <w:vAlign w:val="center"/>
+            <w:hideMark/>
+          </w:tcPr>
+          <w:p/>
+        </w:tc>
+      </w:tr>
+      <w:tr>
+        <w:trPr>
+          <w:tblCellSpacing w:w="15" w:type="dxa"/>
+        </w:trPr>
+        <w:tc>
+          <w:tcPr>
+            <w:tcW w:w="0" w:type="auto"/>
+            <w:vAlign w:val="center"/>
+            <w:hideMark/>
+          </w:tcPr>
+          <w:p>
+            <w:r>
+              <w:t>Development</w:t>
+            </w:r>
+          </w:p>
+        </w:tc>
+        <w:tc>
+          <w:tcPr>
+            <w:tcW w:w="0" w:type="auto"/>
+            <w:vAlign w:val="center"/>
+            <w:hideMark/>
+          </w:tcPr>
+          <w:p/>
+        </w:tc>
+        <w:tc>
+          <w:tcPr>
+            <w:tcW w:w="0" w:type="auto"/>
+            <w:vAlign w:val="center"/>
+            <w:hideMark/>
+          </w:tcPr>
+          <w:p/>
+        </w:tc>
+        <w:tc>
+          <w:tcPr>
+            <w:tcW w:w="0" w:type="auto"/>
+            <w:vAlign w:val="center"/>
+            <w:hideMark/>
+          </w:tcPr>
+          <w:p>
+            <w:r>
+              <w:rPr>
+                <w:rFonts w:ascii="Arial" w:hAnsi="Arial" w:cs="Arial"/>
+              </w:rPr>
+              <w:t>███</w:t>
+            </w:r>
+          </w:p>
+        </w:tc>
+        <w:tc>
+          <w:tcPr>
+            <w:tcW w:w="0" w:type="auto"/>
+            <w:vAlign w:val="center"/>
+            <w:hideMark/>
+          </w:tcPr>
+          <w:p>
+            <w:r>
+              <w:rPr>
+                <w:rFonts w:ascii="Arial" w:hAnsi="Arial" w:cs="Arial"/>
+              </w:rPr>
+              <w:t>███</w:t>
+            </w:r>
+          </w:p>
+        </w:tc>
+        <w:tc>
+          <w:tcPr>
+            <w:tcW w:w="0" w:type="auto"/>
+            <w:vAlign w:val="center"/>
+            <w:hideMark/>
+          </w:tcPr>
+          <w:p>
+            <w:r>
+              <w:rPr>
+                <w:rFonts w:ascii="Arial" w:hAnsi="Arial" w:cs="Arial"/>
+              </w:rPr>
+              <w:t>███</w:t>
+            </w:r>
+          </w:p>
+        </w:tc>
+        <w:tc>
+          <w:tcPr>
+            <w:tcW w:w="0" w:type="auto"/>
+            <w:vAlign w:val="center"/>
+            <w:hideMark/>
+          </w:tcPr>
+          <w:p/>
+        </w:tc>
+      </w:tr>
+      <w:tr>
+        <w:trPr>
+          <w:tblCellSpacing w:w="15" w:type="dxa"/>
+        </w:trPr>
+        <w:tc>
+          <w:tcPr>
+            <w:tcW w:w="0" w:type="auto"/>
+            <w:vAlign w:val="center"/>
+            <w:hideMark/>
+          </w:tcPr>
+          <w:p>
+            <w:r>
+              <w:lastRenderedPageBreak/>
+              <w:t>Testing</w:t>
+            </w:r>
+          </w:p>
+        </w:tc>
+        <w:tc>
+          <w:tcPr>
+            <w:tcW w:w="0" w:type="auto"/>
+            <w:vAlign w:val="center"/>
+            <w:hideMark/>
+          </w:tcPr>
+          <w:p/>
+        </w:tc>
+        <w:tc>
+          <w:tcPr>
+            <w:tcW w:w="0" w:type="auto"/>
+            <w:vAlign w:val="center"/>
+            <w:hideMark/>
+          </w:tcPr>
+          <w:p/>
+        </w:tc>
+        <w:tc>
+          <w:tcPr>
+            <w:tcW w:w="0" w:type="auto"/>
+            <w:vAlign w:val="center"/>
+            <w:hideMark/>
+          </w:tcPr>
+          <w:p/>
+        </w:tc>
+        <w:tc>
+          <w:tcPr>
+            <w:tcW w:w="0" w:type="auto"/>
+            <w:vAlign w:val="center"/>
+            <w:hideMark/>
+          </w:tcPr>
+          <w:p/>
+        </w:tc>
+        <w:tc>
+          <w:tcPr>
+            <w:tcW w:w="0" w:type="auto"/>
+            <w:vAlign w:val="center"/>
+            <w:hideMark/>
+          </w:tcPr>
+          <w:p>
+            <w:r>
+              <w:rPr>
+                <w:rFonts w:ascii="Arial" w:hAnsi="Arial" w:cs="Arial"/>
+              </w:rPr>
+              <w:t>███</w:t>
+            </w:r>
+          </w:p>
+        </w:tc>
+        <w:tc>
+          <w:tcPr>
+            <w:tcW w:w="0" w:type="auto"/>
+            <w:vAlign w:val="center"/>
+            <w:hideMark/>
+          </w:tcPr>
+          <w:p>
+            <w:r>
+              <w:rPr>
+                <w:rFonts w:ascii="Arial" w:hAnsi="Arial" w:cs="Arial"/>
+              </w:rPr>
+              <w:t>███</w:t>
+            </w:r>
+          </w:p>
+        </w:tc>
+      </w:tr>
+      <w:tr>
+        <w:trPr>
+          <w:tblCellSpacing w:w="15" w:type="dxa"/>
+        </w:trPr>
+        <w:tc>
+          <w:tcPr>
+            <w:tcW w:w="0" w:type="auto"/>
+            <w:vAlign w:val="center"/>
+            <w:hideMark/>
+          </w:tcPr>
+          <w:p>
+            <w:r>
+              <w:t>Deployment</w:t>
+            </w:r>
+          </w:p>
+        </w:tc>
+        <w:tc>
+          <w:tcPr>
+            <w:tcW w:w="0" w:type="auto"/>
+            <w:vAlign w:val="center"/>
+            <w:hideMark/>
+          </w:tcPr>
+          <w:p/>
+        </w:tc>
+        <w:tc>
+          <w:tcPr>
+            <w:tcW w:w="0" w:type="auto"/>
+            <w:vAlign w:val="center"/>
+            <w:hideMark/>
+          </w:tcPr>
+          <w:p/>
+        </w:tc>
+        <w:tc>
+          <w:tcPr>
+            <w:tcW w:w="0" w:type="auto"/>
+            <w:vAlign w:val="center"/>
+            <w:hideMark/>
+          </w:tcPr>
+          <w:p/>
+        </w:tc>
+        <w:tc>
+          <w:tcPr>
+            <w:tcW w:w="0" w:type="auto"/>
+            <w:vAlign w:val="center"/>
+            <w:hideMark/>
+          </w:tcPr>
+          <w:p/>
+        </w:tc>
+        <w:tc>
+          <w:tcPr>
+            <w:tcW w:w="0" w:type="auto"/>
+            <w:vAlign w:val="center"/>
+            <w:hideMark/>
+          </w:tcPr>
+          <w:p/>
+        </w:tc>
+        <w:tc>
+          <w:tcPr>
+            <w:tcW w:w="0" w:type="auto"/>
+            <w:vAlign w:val="center"/>
+            <w:hideMark/>
+          </w:tcPr>
+          <w:p>
+            <w:r>
+              <w:rPr>
+                <w:rFonts w:ascii="Arial" w:hAnsi="Arial" w:cs="Arial"/>
+              </w:rPr>
+              <w:t>███</w:t>
+            </w:r>
+          </w:p>
+        </w:tc>
+      </w:tr>
+    </w:tbl>
+    <w:p>
+      <w:r>
+        <w:t>It helps the project manager see:</w:t>
+      </w:r>
+    </w:p>
+    <w:p>
+      <w:pPr>
+        <w:numPr>
+          <w:ilvl w:val="0"/>
+          <w:numId w:val="109"/>
+        </w:numPr>
+      </w:pPr>
+      <w:r>
+        <w:t xml:space="preserve">Start date </w:t>
+      </w:r>
+    </w:p>
+    <w:p>
+      <w:pPr>
+        <w:numPr>
+          <w:ilvl w:val="0"/>
+          <w:numId w:val="109"/>
+        </w:numPr>
+      </w:pPr>
+      <w:r>
+        <w:t xml:space="preserve">End date </w:t>
+      </w:r>
+    </w:p>
+    <w:p>
+      <w:pPr>
+        <w:numPr>
+          <w:ilvl w:val="0"/>
+          <w:numId w:val="109"/>
+        </w:numPr>
+      </w:pPr>
+      <w:r>
+        <w:t xml:space="preserve">Duration </w:t>
+      </w:r>
+    </w:p>
+    <w:p>
+      <w:pPr>
+        <w:numPr>
+          <w:ilvl w:val="0"/>
+          <w:numId w:val="109"/>
+        </w:numPr>
+      </w:pPr>
+      <w:r>
+        <w:t xml:space="preserve">Dependencies </w:t>
+      </w:r>
+    </w:p>
+    <w:p>
+      <w:pPr>
+        <w:numPr>
+          <w:ilvl w:val="0"/>
+          <w:numId w:val="109"/>
+        </w:numPr>
+      </w:pPr>
+      <w:r>
+        <w:t xml:space="preserve">Progress </w:t>
+      </w:r>
+    </w:p>
+    <w:p>
+      <w:pPr>
+        <w:numPr>
+          <w:ilvl w:val="0"/>
+          <w:numId w:val="109"/>
+        </w:numPr>
+      </w:pPr>
+      <w:r>
+        <w:t xml:space="preserve">Overlapping activities </w:t>
+      </w:r>
+    </w:p>
+    <w:p>
+      <w:r>
+        <w:pict w14:anchorId="0340A941">
+          <v:rect id="_x0000_i1131" style="width:0;height:1.5pt" o:hralign="center" o:hrstd="t" o:hr="t" fillcolor="#a0a0a0" stroked="f"/>
+        </w:pict>
+      </w:r>
+    </w:p>
+    <w:p>
+      <w:pPr>
+        <w:rPr>
+          <w:b/>
+          <w:bCs/>
+        </w:rPr>
+      </w:pPr>
+      <w:r>
+        <w:rPr>
+          <w:b/>
+          <w:bCs/>
+        </w:rPr>
+        <w:t>10. Critical Path Method — CPM</w:t>
+      </w:r>
+    </w:p>
+    <w:p>
+      <w:r>
+        <w:rPr>
+          <w:b/>
+          <w:bCs/>
+        </w:rPr>
+        <w:t>CPM identifies the longest sequence of dependent activities in a project.</w:t>
+      </w:r>
+    </w:p>
+    <w:p>
+      <w:r>
+        <w:t xml:space="preserve">The </w:t>
+      </w:r>
+      <w:r>
+        <w:rPr>
+          <w:b/>
+          <w:bCs/>
+        </w:rPr>
+        <w:t>critical path determines the shortest possible project duration</w:t>
+      </w:r>
+      <w:r>
+        <w:t>.</w:t>
+      </w:r>
+    </w:p>
+    <w:p>
+      <w:pPr>
+        <w:rPr>
+          <w:b/>
+          <w:bCs/>
+        </w:rPr>
+      </w:pPr>
+      <w:r>
+        <w:rPr>
+          <w:b/>
+          <w:bCs/>
+        </w:rPr>
+        <w:t>Important rule</w:t>
+      </w:r>
+    </w:p>
+    <w:p>
+      <w:r>
+        <w:rPr>
+          <w:b/>
+          <w:bCs/>
+        </w:rPr>
+        <w:t>Activities on the critical path generally have zero total float.</w:t>
+      </w:r>
+    </w:p>
+    <w:p>
+      <w:r>
+        <w:t>If a critical activity is delayed by 2 days, the project can be delayed by approximately 2 days unless corrective action is taken.</w:t>
+      </w:r>
+    </w:p>
+    <w:p>
+      <w:pPr>
+        <w:rPr>
+          <w:b/>
+          <w:bCs/>
+        </w:rPr>
+      </w:pPr>
+      <w:r>
+        <w:rPr>
+          <w:b/>
+          <w:bCs/>
+        </w:rPr>
+        <w:t>Example</w:t>
+      </w:r>
+    </w:p>
+    <w:p>
+      <w:r>
+        <w:t>Suppose:</w:t>
+      </w:r>
+    </w:p>
+    <w:p>
+      <w:r>
+        <w:t>A: Requirements = 3 days</w:t>
+      </w:r>
+    </w:p>
+    <w:p>
+      <w:r>
+        <w:t xml:space="preserve">       ↓</w:t>
+      </w:r>
+    </w:p>
+    <w:p>
+      <w:r>
+        <w:t>B: Design = 4 days</w:t>
+      </w:r>
+    </w:p>
+    <w:p>
+      <w:r>
+        <w:t xml:space="preserve">       ↓</w:t>
+      </w:r>
+    </w:p>
+    <w:p>
+      <w:r>
+        <w:t>C: Development = 8 days</w:t>
+      </w:r>
+    </w:p>
+    <w:p>
+      <w:r>
+        <w:t xml:space="preserve">       ↓</w:t>
+      </w:r>
+    </w:p>
+    <w:p>
+      <w:r>
+        <w:lastRenderedPageBreak/>
+        <w:t>D: Testing = 5 days</w:t>
+      </w:r>
+    </w:p>
+    <w:p>
+      <w:r>
+        <w:t>Total:</w:t>
+      </w:r>
+    </w:p>
+    <w:p>
+      <w:r>
+        <w:t>Critical Path:</w:t>
+      </w:r>
+    </w:p>
+    <w:p>
+      <w:r>
+        <w:rPr>
+          <w:b/>
+          <w:bCs/>
+        </w:rPr>
+        <w:t>A → B → C → D</w:t>
+      </w:r>
+    </w:p>
+    <w:p>
+      <w:r>
+        <w:t xml:space="preserve">Project duration = </w:t>
+      </w:r>
+      <w:r>
+        <w:rPr>
+          <w:b/>
+          <w:bCs/>
+        </w:rPr>
+        <w:t>20 days</w:t>
+      </w:r>
+    </w:p>
+    <w:p>
+      <w:r>
+        <w:pict w14:anchorId="62A9C2E8">
+          <v:rect id="_x0000_i1132" style="width:0;height:1.5pt" o:hralign="center" o:hrstd="t" o:hr="t" fillcolor="#a0a0a0" stroked="f"/>
+        </w:pict>
+      </w:r>
+    </w:p>
+    <w:p>
+      <w:pPr>
+        <w:rPr>
+          <w:b/>
+          <w:bCs/>
+        </w:rPr>
+      </w:pPr>
+      <w:r>
+        <w:rPr>
+          <w:b/>
+          <w:bCs/>
+        </w:rPr>
+        <w:t>Example with two paths</w:t>
+      </w:r>
+    </w:p>
+    <w:p>
+      <w:r>
+        <w:t xml:space="preserve">          → B (4) →</w:t>
+      </w:r>
+    </w:p>
+    <w:p>
+      <w:r>
+        <w:t>A (3)                D (5)</w:t>
+      </w:r>
+    </w:p>
+    <w:p>
+      <w:r>
+        <w:t xml:space="preserve">          → C (8) →</w:t>
+      </w:r>
+    </w:p>
+    <w:p>
+      <w:r>
+        <w:t>Path 1:</w:t>
+      </w:r>
+    </w:p>
+    <w:p>
+      <w:r>
+        <w:rPr>
+          <w:b/>
+          <w:bCs/>
+        </w:rPr>
+        <w:t>A → B → D</w:t>
+      </w:r>
+    </w:p>
+    <w:p>
+      <w:r>
+        <w:t>= 3 + 4 + 5</w:t>
+      </w:r>
+    </w:p>
+    <w:p>
+      <w:r>
+        <w:t xml:space="preserve">= </w:t>
+      </w:r>
+      <w:r>
+        <w:rPr>
+          <w:b/>
+          <w:bCs/>
+        </w:rPr>
+        <w:t>12 days</w:t>
+      </w:r>
+    </w:p>
+    <w:p>
+      <w:r>
+        <w:t>Path 2:</w:t>
+      </w:r>
+    </w:p>
+    <w:p>
+      <w:r>
+        <w:rPr>
+          <w:b/>
+          <w:bCs/>
+        </w:rPr>
+        <w:t>A → C → D</w:t>
+      </w:r>
+    </w:p>
+    <w:p>
+      <w:r>
+        <w:t>= 3 + 8 + 5</w:t>
+      </w:r>
+    </w:p>
+    <w:p>
+      <w:r>
+        <w:t xml:space="preserve">= </w:t>
+      </w:r>
+      <w:r>
+        <w:rPr>
+          <w:b/>
+          <w:bCs/>
+        </w:rPr>
+        <w:t>16 days</w:t>
+      </w:r>
+    </w:p>
+    <w:p>
+      <w:r>
+        <w:t>Therefore:</w:t>
+      </w:r>
+    </w:p>
+    <w:p>
+      <w:r>
+        <w:rPr>
+          <w:b/>
+          <w:bCs/>
+        </w:rPr>
+        <w:t>Critical Path = A → C → D</w:t>
+      </w:r>
+    </w:p>
+    <w:p>
+      <w:r>
+        <w:rPr>
+          <w:b/>
+          <w:bCs/>
+        </w:rPr>
+        <w:t>Project Duration = 16 days</w:t>
+      </w:r>
+    </w:p>
+    <w:p>
+      <w:r>
+        <w:pict w14:anchorId="25A72324">
+          <v:rect id="_x0000_i1133" style="width:0;height:1.5pt" o:hralign="center" o:hrstd="t" o:hr="t" fillcolor="#a0a0a0" stroked="f"/>
+        </w:pict>
+      </w:r>
+    </w:p>
+    <w:p>
+      <w:pPr>
+        <w:rPr>
+          <w:b/>
+          <w:bCs/>
+        </w:rPr>
+      </w:pPr>
+      <w:r>
+        <w:rPr>
+          <w:b/>
+          <w:bCs/>
+        </w:rPr>
+        <w:t>11. Budgeting and Cost Management</w:t>
+      </w:r>
+    </w:p>
+    <w:p>
+      <w:r>
+        <w:rPr>
+          <w:b/>
+          <w:bCs/>
+        </w:rPr>
+        <w:t>Project Cost Management</w:t>
+      </w:r>
+      <w:r>
+        <w:t xml:space="preserve"> involves estimating, budgeting and controlling costs so that the project is completed within the approved budget.</w:t>
+      </w:r>
+    </w:p>
+    <w:p>
+      <w:pPr>
+        <w:rPr>
+          <w:b/>
+          <w:bCs/>
+        </w:rPr>
+      </w:pPr>
+      <w:r>
+        <w:rPr>
+          <w:b/>
+          <w:bCs/>
+        </w:rPr>
+        <w:t>Three major activities</w:t>
+      </w:r>
+    </w:p>
+    <w:p>
+      <w:r>
+        <w:lastRenderedPageBreak/>
+        <w:t>Plan Cost Management</w:t>
+      </w:r>
+    </w:p>
+    <w:p>
+      <w:r>
+        <w:t xml:space="preserve">        ↓</w:t>
+      </w:r>
+    </w:p>
+    <w:p>
+      <w:r>
+        <w:t>Estimate Costs</w:t>
+      </w:r>
+    </w:p>
+    <w:p>
+      <w:r>
+        <w:t xml:space="preserve">        ↓</w:t>
+      </w:r>
+    </w:p>
+    <w:p>
+      <w:r>
+        <w:t>Determine Budget</w:t>
+      </w:r>
+    </w:p>
+    <w:p>
+      <w:r>
+        <w:t xml:space="preserve">        ↓</w:t>
+      </w:r>
+    </w:p>
+    <w:p>
+      <w:r>
+        <w:t>Control Costs</w:t>
+      </w:r>
+    </w:p>
+    <w:p>
+      <w:r>
+        <w:pict w14:anchorId="17FBD2EE">
+          <v:rect id="_x0000_i1134" style="width:0;height:1.5pt" o:hralign="center" o:hrstd="t" o:hr="t" fillcolor="#a0a0a0" stroked="f"/>
+        </w:pict>
+      </w:r>
+    </w:p>
+    <w:p>
+      <w:pPr>
+        <w:rPr>
+          <w:b/>
+          <w:bCs/>
+        </w:rPr>
+      </w:pPr>
+      <w:r>
+        <w:rPr>
+          <w:b/>
+          <w:bCs/>
+        </w:rPr>
+        <w:t>A. Estimate Costs</w:t>
+      </w:r>
+    </w:p>
+    <w:p>
+      <w:r>
+        <w:t>Estimate the cost of each activity/work package.</w:t>
+      </w:r>
+    </w:p>
+    <w:p>
+      <w:pPr>
+        <w:rPr>
+          <w:b/>
+          <w:bCs/>
+        </w:rPr>
+      </w:pPr>
+      <w:r>
+        <w:rPr>
+          <w:b/>
+          <w:bCs/>
+        </w:rPr>
+        <w:t>Example</w:t>
+      </w:r>
+    </w:p>
+    <w:tbl>
+      <w:tblPr>
+        <w:tblW w:w="0" w:type="auto"/>
+        <w:tblCellSpacing w:w="15" w:type="dxa"/>
+        <w:tblCellMar>
+          <w:top w:w="15" w:type="dxa"/>
+          <w:left w:w="15" w:type="dxa"/>
+          <w:bottom w:w="15" w:type="dxa"/>
+          <w:right w:w="15" w:type="dxa"/>
+        </w:tblCellMar>
+        <w:tblLook w:val="04A0" w:firstRow="1" w:lastRow="0" w:firstColumn="1" w:lastColumn="0" w:noHBand="0" w:noVBand="1"/>
+      </w:tblPr>
+      <w:tblGrid>
+        <w:gridCol w:w="2126"/>
+        <w:gridCol w:w="1554"/>
+      </w:tblGrid>
+      <w:tr>
+        <w:trPr>
+          <w:tblHeader/>
+          <w:tblCellSpacing w:w="15" w:type="dxa"/>
+        </w:trPr>
+        <w:tc>
+          <w:tcPr>
+            <w:tcW w:w="0" w:type="auto"/>
+            <w:vAlign w:val="center"/>
+            <w:hideMark/>
+          </w:tcPr>
+          <w:p>
+            <w:pPr>
+              <w:rPr>
+                <w:b/>
+                <w:bCs/>
+              </w:rPr>
+            </w:pPr>
+            <w:r>
+              <w:rPr>
+                <w:b/>
+                <w:bCs/>
+              </w:rPr>
+              <w:t>Work Package</w:t>
+            </w:r>
+          </w:p>
+        </w:tc>
+        <w:tc>
+          <w:tcPr>
+            <w:tcW w:w="0" w:type="auto"/>
+            <w:vAlign w:val="center"/>
+            <w:hideMark/>
+          </w:tcPr>
+          <w:p>
+            <w:pPr>
+              <w:rPr>
+                <w:b/>
+                <w:bCs/>
+              </w:rPr>
+            </w:pPr>
+            <w:r>
+              <w:rPr>
+                <w:b/>
+                <w:bCs/>
+              </w:rPr>
+              <w:t>Estimated Cost</w:t>
+            </w:r>
+          </w:p>
+        </w:tc>
+      </w:tr>
+      <w:tr>
+        <w:trPr>
+          <w:tblCellSpacing w:w="15" w:type="dxa"/>
+        </w:trPr>
+        <w:tc>
+          <w:tcPr>
+            <w:tcW w:w="0" w:type="auto"/>
+            <w:vAlign w:val="center"/>
+            <w:hideMark/>
+          </w:tcPr>
+          <w:p>
+            <w:r>
+              <w:t>Requirements</w:t>
+            </w:r>
+          </w:p>
+        </w:tc>
+        <w:tc>
+          <w:tcPr>
+            <w:tcW w:w="0" w:type="auto"/>
+            <w:vAlign w:val="center"/>
+            <w:hideMark/>
+          </w:tcPr>
+          <w:p>
+            <w:r>
+              <w:t>$5,000</w:t>
+            </w:r>
+          </w:p>
+        </w:tc>
+      </w:tr>
+      <w:tr>
+        <w:trPr>
+          <w:tblCellSpacing w:w="15" w:type="dxa"/>
+        </w:trPr>
+        <w:tc>
+          <w:tcPr>
+            <w:tcW w:w="0" w:type="auto"/>
+            <w:vAlign w:val="center"/>
+            <w:hideMark/>
+          </w:tcPr>
+          <w:p>
+            <w:r>
+              <w:t>UI/UX</w:t>
+            </w:r>
+          </w:p>
+        </w:tc>
+        <w:tc>
+          <w:tcPr>
+            <w:tcW w:w="0" w:type="auto"/>
+            <w:vAlign w:val="center"/>
+            <w:hideMark/>
+          </w:tcPr>
+          <w:p>
+            <w:r>
+              <w:t>$8,000</w:t>
+            </w:r>
+          </w:p>
+        </w:tc>
+      </w:tr>
+      <w:tr>
+        <w:trPr>
+          <w:tblCellSpacing w:w="15" w:type="dxa"/>
+        </w:trPr>
+        <w:tc>
+          <w:tcPr>
+            <w:tcW w:w="0" w:type="auto"/>
+            <w:vAlign w:val="center"/>
+            <w:hideMark/>
+          </w:tcPr>
+          <w:p>
+            <w:r>
+              <w:t>Development</w:t>
+            </w:r>
+          </w:p>
+        </w:tc>
+        <w:tc>
+          <w:tcPr>
+            <w:tcW w:w="0" w:type="auto"/>
+            <w:vAlign w:val="center"/>
+            <w:hideMark/>
+          </w:tcPr>
+          <w:p>
+            <w:r>
+              <w:t>$40,000</w:t>
+            </w:r>
+          </w:p>
+        </w:tc>
+      </w:tr>
+      <w:tr>
+        <w:trPr>
+          <w:tblCellSpacing w:w="15" w:type="dxa"/>
+        </w:trPr>
+        <w:tc>
+          <w:tcPr>
+            <w:tcW w:w="0" w:type="auto"/>
+            <w:vAlign w:val="center"/>
+            <w:hideMark/>
+          </w:tcPr>
+          <w:p>
+            <w:r>
+              <w:t>Testing</w:t>
+            </w:r>
+          </w:p>
+        </w:tc>
+        <w:tc>
+          <w:tcPr>
+            <w:tcW w:w="0" w:type="auto"/>
+            <w:vAlign w:val="center"/>
+            <w:hideMark/>
+          </w:tcPr>
+          <w:p>
+            <w:r>
+              <w:t>$15,000</w:t>
+            </w:r>
+          </w:p>
+        </w:tc>
+      </w:tr>
+      <w:tr>
+        <w:trPr>
+          <w:tblCellSpacing w:w="15" w:type="dxa"/>
+        </w:trPr>
+        <w:tc>
+          <w:tcPr>
+            <w:tcW w:w="0" w:type="auto"/>
+            <w:vAlign w:val="center"/>
+            <w:hideMark/>
+          </w:tcPr>
+          <w:p>
+            <w:r>
+              <w:t>Deployment</w:t>
+            </w:r>
+          </w:p>
+        </w:tc>
+        <w:tc>
+          <w:tcPr>
+            <w:tcW w:w="0" w:type="auto"/>
+            <w:vAlign w:val="center"/>
+            <w:hideMark/>
+          </w:tcPr>
+          <w:p>
+            <w:r>
+              <w:t>$7,000</w:t>
+            </w:r>
+          </w:p>
+        </w:tc>
+      </w:tr>
+      <w:tr>
+        <w:trPr>
+          <w:tblCellSpacing w:w="15" w:type="dxa"/>
+        </w:trPr>
+        <w:tc>
+          <w:tcPr>
+            <w:tcW w:w="0" w:type="auto"/>
+            <w:vAlign w:val="center"/>
+            <w:hideMark/>
+          </w:tcPr>
+          <w:p>
+            <w:r>
+              <w:t>Project Management</w:t>
+            </w:r>
+          </w:p>
+        </w:tc>
+        <w:tc>
+          <w:tcPr>
+            <w:tcW w:w="0" w:type="auto"/>
+            <w:vAlign w:val="center"/>
+            <w:hideMark/>
+          </w:tcPr>
+          <w:p>
+            <w:r>
+              <w:t>$10,000</w:t>
+            </w:r>
+          </w:p>
+        </w:tc>
+      </w:tr>
+      <w:tr>
+        <w:trPr>
+          <w:tblCellSpacing w:w="15" w:type="dxa"/>
+        </w:trPr>
+        <w:tc>
+          <w:tcPr>
+            <w:tcW w:w="0" w:type="auto"/>
+            <w:vAlign w:val="center"/>
+            <w:hideMark/>
+          </w:tcPr>
+          <w:p>
+            <w:r>
+              <w:rPr>
+                <w:b/>
+                <w:bCs/>
+              </w:rPr>
+              <w:t>Total</w:t>
+            </w:r>
+          </w:p>
+        </w:tc>
+        <w:tc>
+          <w:tcPr>
+            <w:tcW w:w="0" w:type="auto"/>
+            <w:vAlign w:val="center"/>
+            <w:hideMark/>
+          </w:tcPr>
+          <w:p>
+            <w:r>
+              <w:rPr>
+                <w:b/>
+                <w:bCs/>
+              </w:rPr>
+              <w:t>$85,000</w:t>
+            </w:r>
+          </w:p>
+        </w:tc>
+      </w:tr>
+    </w:tbl>
+    <w:p>
+      <w:r>
+        <w:pict w14:anchorId="32D7A670">
+          <v:rect id="_x0000_i1135" style="width:0;height:1.5pt" o:hralign="center" o:hrstd="t" o:hr="t" fillcolor="#a0a0a0" stroked="f"/>
+        </w:pict>
+      </w:r>
+    </w:p>
+    <w:p>
+      <w:pPr>
+        <w:rPr>
+          <w:b/>
+          <w:bCs/>
+        </w:rPr>
+      </w:pPr>
+      <w:r>
+        <w:rPr>
+          <w:b/>
+          <w:bCs/>
+        </w:rPr>
+        <w:t>B. Determine Budget</w:t>
+      </w:r>
+    </w:p>
+    <w:p>
+      <w:r>
+        <w:t xml:space="preserve">The individual estimates are aggregated to create the </w:t>
+      </w:r>
+      <w:r>
+        <w:rPr>
+          <w:b/>
+          <w:bCs/>
+        </w:rPr>
+        <w:t>cost baseline</w:t>
+      </w:r>
+      <w:r>
+        <w:t>.</w:t>
+      </w:r>
+    </w:p>
+    <w:p>
+      <w:r>
+        <w:t>Example:</w:t>
+      </w:r>
+    </w:p>
+    <w:p>
+      <w:r>
+        <w:t>Requirements       $5K</w:t>
+      </w:r>
+    </w:p>
+    <w:p>
+      <w:r>
+        <w:t>UI/UX               $8K</w:t>
+      </w:r>
+    </w:p>
+    <w:p>
+      <w:r>
+        <w:lastRenderedPageBreak/>
+        <w:t>Development        $40K</w:t>
+      </w:r>
+    </w:p>
+    <w:p>
+      <w:r>
+        <w:t>Testing            $15K</w:t>
+      </w:r>
+    </w:p>
+    <w:p>
+      <w:r>
+        <w:t>Deployment          $7K</w:t>
+      </w:r>
+    </w:p>
+    <w:p>
+      <w:r>
+        <w:t>PM                 $10K</w:t>
+      </w:r>
+    </w:p>
+    <w:p>
+      <w:r>
+        <w:t xml:space="preserve">                    ─────</w:t>
+      </w:r>
+    </w:p>
+    <w:p>
+      <w:r>
+        <w:t>Cost Baseline      $85K</w:t>
+      </w:r>
+    </w:p>
+    <w:p>
+      <w:r>
+        <w:t xml:space="preserve">An organization may also maintain a </w:t>
+      </w:r>
+      <w:r>
+        <w:rPr>
+          <w:b/>
+          <w:bCs/>
+        </w:rPr>
+        <w:t>management reserve</w:t>
+      </w:r>
+      <w:r>
+        <w:t xml:space="preserve"> for unforeseen work within the project's overall funding requirements.</w:t>
+      </w:r>
+    </w:p>
+    <w:p>
+      <w:r>
+        <w:t>For example:</w:t>
+      </w:r>
+    </w:p>
+    <w:p>
+      <w:r>
+        <w:rPr>
+          <w:b/>
+          <w:bCs/>
+        </w:rPr>
+        <w:t>Cost Baseline = $85,000</w:t>
+      </w:r>
+    </w:p>
+    <w:p>
+      <w:r>
+        <w:rPr>
+          <w:b/>
+          <w:bCs/>
+        </w:rPr>
+        <w:t>Management Reserve = $5,000</w:t>
+      </w:r>
+    </w:p>
+    <w:p>
+      <w:r>
+        <w:rPr>
+          <w:b/>
+          <w:bCs/>
+        </w:rPr>
+        <w:t>Total Project Budget = $90,000</w:t>
+      </w:r>
+    </w:p>
+    <w:p>
+      <w:r>
+        <w:pict w14:anchorId="1618F673">
+          <v:rect id="_x0000_i1136" style="width:0;height:1.5pt" o:hralign="center" o:hrstd="t" o:hr="t" fillcolor="#a0a0a0" stroked="f"/>
+        </w:pict>
+      </w:r>
+    </w:p>
+    <w:p>
+      <w:pPr>
+        <w:rPr>
+          <w:b/>
+          <w:bCs/>
+        </w:rPr>
+      </w:pPr>
+      <w:r>
+        <w:rPr>
+          <w:b/>
+          <w:bCs/>
+        </w:rPr>
+        <w:t>12. Cost Control Example</w:t>
+      </w:r>
+    </w:p>
+    <w:p>
+      <w:r>
+        <w:t>Suppose:</w:t>
+      </w:r>
+    </w:p>
+    <w:p>
+      <w:r>
+        <w:rPr>
+          <w:b/>
+          <w:bCs/>
+        </w:rPr>
+        <w:t>Budget = $100,000</w:t>
+      </w:r>
+    </w:p>
+    <w:p>
+      <w:r>
+        <w:t>After 3 months:</w:t>
+      </w:r>
+    </w:p>
+    <w:p>
+      <w:pPr>
+        <w:numPr>
+          <w:ilvl w:val="0"/>
+          <w:numId w:val="110"/>
+        </w:numPr>
+      </w:pPr>
+      <w:r>
+        <w:t xml:space="preserve">Planned work = $60,000 </w:t>
+      </w:r>
+    </w:p>
+    <w:p>
+      <w:pPr>
+        <w:numPr>
+          <w:ilvl w:val="0"/>
+          <w:numId w:val="110"/>
+        </w:numPr>
+      </w:pPr>
+      <w:r>
+        <w:t xml:space="preserve">Actual cost = $70,000 </w:t>
+      </w:r>
+    </w:p>
+    <w:p>
+      <w:r>
+        <w:t>The project has spent more than planned.</w:t>
+      </w:r>
+    </w:p>
+    <w:p>
+      <w:r>
+        <w:t>If the earned value (</w:t>
+      </w:r>
+      <w:r>
+        <w:rPr>
+          <w:b/>
+          <w:bCs/>
+        </w:rPr>
+        <w:t>EV</w:t>
+      </w:r>
+      <w:r>
+        <w:t>) is $60,000 and actual cost (</w:t>
+      </w:r>
+      <w:r>
+        <w:rPr>
+          <w:b/>
+          <w:bCs/>
+        </w:rPr>
+        <w:t>AC</w:t>
+      </w:r>
+      <w:r>
+        <w:t>) is $70,000:</w:t>
+      </w:r>
+    </w:p>
+    <w:p>
+      <w:r>
+        <w:t>Negative cost variance means:</w:t>
+      </w:r>
+    </w:p>
+    <w:p>
+      <w:r>
+        <w:rPr>
+          <w:b/>
+          <w:bCs/>
+        </w:rPr>
+        <w:t>The project is over budget.</w:t>
+      </w:r>
+    </w:p>
+    <w:p>
+      <w:r>
+        <w:pict w14:anchorId="56B3527F">
+          <v:rect id="_x0000_i1137" style="width:0;height:1.5pt" o:hralign="center" o:hrstd="t" o:hr="t" fillcolor="#a0a0a0" stroked="f"/>
+        </w:pict>
+      </w:r>
+    </w:p>
+    <w:p>
+      <w:pPr>
+        <w:rPr>
+          <w:b/>
+          <w:bCs/>
+        </w:rPr>
+      </w:pPr>
+      <w:r>
+        <w:rPr>
+          <w:b/>
+          <w:bCs/>
+        </w:rPr>
+        <w:t>13. Complete Example — IT Project</w:t>
+      </w:r>
+    </w:p>
+    <w:p>
+      <w:pPr>
+        <w:rPr>
+          <w:b/>
+          <w:bCs/>
+        </w:rPr>
+      </w:pPr>
+      <w:r>
+        <w:rPr>
+          <w:b/>
+          <w:bCs/>
+        </w:rPr>
+        <w:t>Project: Online Banking Application</w:t>
+      </w:r>
+    </w:p>
+    <w:tbl>
+      <w:tblPr>
+        <w:tblW w:w="0" w:type="auto"/>
+        <w:tblCellSpacing w:w="15" w:type="dxa"/>
+        <w:tblCellMar>
+          <w:top w:w="15" w:type="dxa"/>
+          <w:left w:w="15" w:type="dxa"/>
+          <w:bottom w:w="15" w:type="dxa"/>
+          <w:right w:w="15" w:type="dxa"/>
+        </w:tblCellMar>
+        <w:tblLook w:val="04A0" w:firstRow="1" w:lastRow="0" w:firstColumn="1" w:lastColumn="0" w:noHBand="0" w:noVBand="1"/>
+      </w:tblPr>
+      <w:tblGrid>
+        <w:gridCol w:w="1863"/>
+        <w:gridCol w:w="7004"/>
+      </w:tblGrid>
+      <w:tr>
+        <w:trPr>
+          <w:tblHeader/>
+          <w:tblCellSpacing w:w="15" w:type="dxa"/>
+        </w:trPr>
+        <w:tc>
+          <w:tcPr>
+            <w:tcW w:w="0" w:type="auto"/>
+            <w:vAlign w:val="center"/>
+            <w:hideMark/>
+          </w:tcPr>
+          <w:p>
+            <w:pPr>
+              <w:rPr>
+                <w:b/>
+                <w:bCs/>
+              </w:rPr>
+            </w:pPr>
+            <w:r>
+              <w:rPr>
+                <w:b/>
+                <w:bCs/>
+              </w:rPr>
+              <w:lastRenderedPageBreak/>
+              <w:t>Planning Area</w:t>
+            </w:r>
+          </w:p>
+        </w:tc>
+        <w:tc>
+          <w:tcPr>
+            <w:tcW w:w="0" w:type="auto"/>
+            <w:vAlign w:val="center"/>
+            <w:hideMark/>
+          </w:tcPr>
+          <w:p>
+            <w:pPr>
+              <w:rPr>
+                <w:b/>
+                <w:bCs/>
+              </w:rPr>
+            </w:pPr>
+            <w:r>
+              <w:rPr>
+                <w:b/>
+                <w:bCs/>
+              </w:rPr>
+              <w:t>Example</w:t>
+            </w:r>
+          </w:p>
+        </w:tc>
+      </w:tr>
+      <w:tr>
+        <w:trPr>
+          <w:tblCellSpacing w:w="15" w:type="dxa"/>
+        </w:trPr>
+        <w:tc>
+          <w:tcPr>
+            <w:tcW w:w="0" w:type="auto"/>
+            <w:vAlign w:val="center"/>
+            <w:hideMark/>
+          </w:tcPr>
+          <w:p>
+            <w:r>
+              <w:t>Scope</w:t>
+            </w:r>
+          </w:p>
+        </w:tc>
+        <w:tc>
+          <w:tcPr>
+            <w:tcW w:w="0" w:type="auto"/>
+            <w:vAlign w:val="center"/>
+            <w:hideMark/>
+          </w:tcPr>
+          <w:p>
+            <w:r>
+              <w:t>Develop online banking application</w:t>
+            </w:r>
+          </w:p>
+        </w:tc>
+      </w:tr>
+      <w:tr>
+        <w:trPr>
+          <w:tblCellSpacing w:w="15" w:type="dxa"/>
+        </w:trPr>
+        <w:tc>
+          <w:tcPr>
+            <w:tcW w:w="0" w:type="auto"/>
+            <w:vAlign w:val="center"/>
+            <w:hideMark/>
+          </w:tcPr>
+          <w:p>
+            <w:r>
+              <w:t>Duration</w:t>
+            </w:r>
+          </w:p>
+        </w:tc>
+        <w:tc>
+          <w:tcPr>
+            <w:tcW w:w="0" w:type="auto"/>
+            <w:vAlign w:val="center"/>
+            <w:hideMark/>
+          </w:tcPr>
+          <w:p>
+            <w:r>
+              <w:t>6 months</w:t>
+            </w:r>
+          </w:p>
+        </w:tc>
+      </w:tr>
+      <w:tr>
+        <w:trPr>
+          <w:tblCellSpacing w:w="15" w:type="dxa"/>
+        </w:trPr>
+        <w:tc>
+          <w:tcPr>
+            <w:tcW w:w="0" w:type="auto"/>
+            <w:vAlign w:val="center"/>
+            <w:hideMark/>
+          </w:tcPr>
+          <w:p>
+            <w:r>
+              <w:t>Budget</w:t>
+            </w:r>
+          </w:p>
+        </w:tc>
+        <w:tc>
+          <w:tcPr>
+            <w:tcW w:w="0" w:type="auto"/>
+            <w:vAlign w:val="center"/>
+            <w:hideMark/>
+          </w:tcPr>
+          <w:p>
+            <w:r>
+              <w:t>$500,000</w:t>
+            </w:r>
+          </w:p>
+        </w:tc>
+      </w:tr>
+      <w:tr>
+        <w:trPr>
+          <w:tblCellSpacing w:w="15" w:type="dxa"/>
+        </w:trPr>
+        <w:tc>
+          <w:tcPr>
+            <w:tcW w:w="0" w:type="auto"/>
+            <w:vAlign w:val="center"/>
+            <w:hideMark/>
+          </w:tcPr>
+          <w:p>
+            <w:r>
+              <w:t>Team</w:t>
+            </w:r>
+          </w:p>
+        </w:tc>
+        <w:tc>
+          <w:tcPr>
+            <w:tcW w:w="0" w:type="auto"/>
+            <w:vAlign w:val="center"/>
+            <w:hideMark/>
+          </w:tcPr>
+          <w:p>
+            <w:r>
+              <w:t>PM, BA, Developers, QA, DevOps</w:t>
+            </w:r>
+          </w:p>
+        </w:tc>
+      </w:tr>
+      <w:tr>
+        <w:trPr>
+          <w:tblCellSpacing w:w="15" w:type="dxa"/>
+        </w:trPr>
+        <w:tc>
+          <w:tcPr>
+            <w:tcW w:w="0" w:type="auto"/>
+            <w:vAlign w:val="center"/>
+            <w:hideMark/>
+          </w:tcPr>
+          <w:p>
+            <w:r>
+              <w:t>WBS</w:t>
+            </w:r>
+          </w:p>
+        </w:tc>
+        <w:tc>
+          <w:tcPr>
+            <w:tcW w:w="0" w:type="auto"/>
+            <w:vAlign w:val="center"/>
+            <w:hideMark/>
+          </w:tcPr>
+          <w:p>
+            <w:r>
+              <w:t>Requirements → Design → Development → Testing → Deployment</w:t>
+            </w:r>
+          </w:p>
+        </w:tc>
+      </w:tr>
+      <w:tr>
+        <w:trPr>
+          <w:tblCellSpacing w:w="15" w:type="dxa"/>
+        </w:trPr>
+        <w:tc>
+          <w:tcPr>
+            <w:tcW w:w="0" w:type="auto"/>
+            <w:vAlign w:val="center"/>
+            <w:hideMark/>
+          </w:tcPr>
+          <w:p>
+            <w:r>
+              <w:t>Estimation</w:t>
+            </w:r>
+          </w:p>
+        </w:tc>
+        <w:tc>
+          <w:tcPr>
+            <w:tcW w:w="0" w:type="auto"/>
+            <w:vAlign w:val="center"/>
+            <w:hideMark/>
+          </w:tcPr>
+          <w:p>
+            <w:r>
+              <w:t>PERT + Expert Judgment + Agile Story Points</w:t>
+            </w:r>
+          </w:p>
+        </w:tc>
+      </w:tr>
+      <w:tr>
+        <w:trPr>
+          <w:tblCellSpacing w:w="15" w:type="dxa"/>
+        </w:trPr>
+        <w:tc>
+          <w:tcPr>
+            <w:tcW w:w="0" w:type="auto"/>
+            <w:vAlign w:val="center"/>
+            <w:hideMark/>
+          </w:tcPr>
+          <w:p>
+            <w:r>
+              <w:t>Schedule</w:t>
+            </w:r>
+          </w:p>
+        </w:tc>
+        <w:tc>
+          <w:tcPr>
+            <w:tcW w:w="0" w:type="auto"/>
+            <w:vAlign w:val="center"/>
+            <w:hideMark/>
+          </w:tcPr>
+          <w:p>
+            <w:r>
+              <w:t>Gantt Chart</w:t>
+            </w:r>
+          </w:p>
+        </w:tc>
+      </w:tr>
+      <w:tr>
+        <w:trPr>
+          <w:tblCellSpacing w:w="15" w:type="dxa"/>
+        </w:trPr>
+        <w:tc>
+          <w:tcPr>
+            <w:tcW w:w="0" w:type="auto"/>
+            <w:vAlign w:val="center"/>
+            <w:hideMark/>
+          </w:tcPr>
+          <w:p>
+            <w:r>
+              <w:t>Critical Path</w:t>
+            </w:r>
+          </w:p>
+        </w:tc>
+        <w:tc>
+          <w:tcPr>
+            <w:tcW w:w="0" w:type="auto"/>
+            <w:vAlign w:val="center"/>
+            <w:hideMark/>
+          </w:tcPr>
+          <w:p>
+            <w:r>
+              <w:t>Requirements → Development → Integration → Testing → Deployment</w:t>
+            </w:r>
+          </w:p>
+        </w:tc>
+      </w:tr>
+      <w:tr>
+        <w:trPr>
+          <w:tblCellSpacing w:w="15" w:type="dxa"/>
+        </w:trPr>
+        <w:tc>
+          <w:tcPr>
+            <w:tcW w:w="0" w:type="auto"/>
+            <w:vAlign w:val="center"/>
+            <w:hideMark/>
+          </w:tcPr>
+          <w:p>
+            <w:r>
+              <w:t>Cost Management</w:t>
+            </w:r>
+          </w:p>
+        </w:tc>
+        <w:tc>
+          <w:tcPr>
+            <w:tcW w:w="0" w:type="auto"/>
+            <w:vAlign w:val="center"/>
+            <w:hideMark/>
+          </w:tcPr>
+          <w:p>
+            <w:r>
+              <w:t>Cost estimates + Cost Baseline + Cost Control</w:t>
+            </w:r>
+          </w:p>
+        </w:tc>
+      </w:tr>
+      <w:tr>
+        <w:trPr>
+          <w:tblCellSpacing w:w="15" w:type="dxa"/>
+        </w:trPr>
+        <w:tc>
+          <w:tcPr>
+            <w:tcW w:w="0" w:type="auto"/>
+            <w:vAlign w:val="center"/>
+            <w:hideMark/>
+          </w:tcPr>
+          <w:p>
+            <w:r>
+              <w:t>Risks</w:t>
+            </w:r>
+          </w:p>
+        </w:tc>
+        <w:tc>
+          <w:tcPr>
+            <w:tcW w:w="0" w:type="auto"/>
+            <w:vAlign w:val="center"/>
+            <w:hideMark/>
+          </w:tcPr>
+          <w:p>
+            <w:r>
+              <w:t>Security issues, requirement changes, integration failure</w:t>
+            </w:r>
+          </w:p>
+        </w:tc>
+      </w:tr>
+      <w:tr>
+        <w:trPr>
+          <w:tblCellSpacing w:w="15" w:type="dxa"/>
+        </w:trPr>
+        <w:tc>
+          <w:tcPr>
+            <w:tcW w:w="0" w:type="auto"/>
+            <w:vAlign w:val="center"/>
+            <w:hideMark/>
+          </w:tcPr>
+          <w:p>
+            <w:r>
+              <w:t>Quality</w:t>
+            </w:r>
+          </w:p>
+        </w:tc>
+        <w:tc>
+          <w:tcPr>
+            <w:tcW w:w="0" w:type="auto"/>
+            <w:vAlign w:val="center"/>
+            <w:hideMark/>
+          </w:tcPr>
+          <w:p>
+            <w:r>
+              <w:t>Test coverage, defect targets, security testing</w:t>
+            </w:r>
+          </w:p>
+        </w:tc>
+      </w:tr>
+      <w:tr>
+        <w:trPr>
+          <w:tblCellSpacing w:w="15" w:type="dxa"/>
+        </w:trPr>
+        <w:tc>
+          <w:tcPr>
+            <w:tcW w:w="0" w:type="auto"/>
+            <w:vAlign w:val="center"/>
+            <w:hideMark/>
+          </w:tcPr>
+          <w:p>
+            <w:r>
+              <w:t>Stakeholders</w:t>
+            </w:r>
+          </w:p>
+        </w:tc>
+        <w:tc>
+          <w:tcPr>
+            <w:tcW w:w="0" w:type="auto"/>
+            <w:vAlign w:val="center"/>
+            <w:hideMark/>
+          </w:tcPr>
+          <w:p>
+            <w:r>
+              <w:t>Customer, Sponsor, Bank, Project Team</w:t>
+            </w:r>
+          </w:p>
+        </w:tc>
+      </w:tr>
+    </w:tbl>
+    <w:p>
+      <w:pPr>
+        <w:rPr>
+          <w:b/>
+          <w:bCs/>
+        </w:rPr>
+      </w:pPr>
+      <w:r>
+        <w:rPr>
+          <w:b/>
+          <w:bCs/>
+        </w:rPr>
+        <w:t>Overall flow</w:t>
+      </w:r>
+    </w:p>
+    <w:p>
+      <w:r>
+        <w:t xml:space="preserve">             PROJECT CHARTER</w:t>
+      </w:r>
+    </w:p>
+    <w:p>
+      <w:r>
+        <w:t xml:space="preserve">                    ↓</w:t>
+      </w:r>
+    </w:p>
+    <w:p>
+      <w:r>
+        <w:t xml:space="preserve">              PROJECT PLAN</w:t>
+      </w:r>
+    </w:p>
+    <w:p>
+      <w:r>
+        <w:t xml:space="preserve">                    ↓</w:t>
+      </w:r>
+    </w:p>
+    <w:p>
+      <w:r>
+        <w:t xml:space="preserve">                 SCOPE</w:t>
+      </w:r>
+    </w:p>
+    <w:p>
+      <w:r>
+        <w:t xml:space="preserve">                    ↓</w:t>
+      </w:r>
+    </w:p>
+    <w:p>
+      <w:r>
+        <w:t xml:space="preserve">                  WBS</w:t>
+      </w:r>
+    </w:p>
+    <w:p>
+      <w:r>
+        <w:t xml:space="preserve">                    ↓</w:t>
+      </w:r>
+    </w:p>
+    <w:p>
+      <w:r>
+        <w:t xml:space="preserve">              ACTIVITIES</w:t>
+      </w:r>
+    </w:p>
+    <w:p>
+      <w:r>
+        <w:t xml:space="preserve">                    ↓</w:t>
+      </w:r>
+    </w:p>
+    <w:p>
+      <w:r>
+        <w:lastRenderedPageBreak/>
+        <w:t xml:space="preserve">             ESTIMATION</w:t>
+      </w:r>
+    </w:p>
+    <w:p>
+      <w:r>
+        <w:t xml:space="preserve">        ┌───────────</w:t>
+      </w:r>
+      <w:r>
+        <w:rPr>
+          <w:rFonts w:ascii="MS Gothic" w:eastAsia="MS Gothic" w:hAnsi="MS Gothic" w:cs="MS Gothic" w:hint="eastAsia"/>
+        </w:rPr>
+        <w:t>┼</w:t>
+      </w:r>
+      <w:r>
+        <w:rPr>
+          <w:rFonts w:ascii="Calibri" w:hAnsi="Calibri" w:cs="Calibri"/>
+        </w:rPr>
+        <w:t>───────────┐</w:t>
+      </w:r>
+    </w:p>
+    <w:p>
+      <w:r>
+        <w:t xml:space="preserve">        ↓           ↓           ↓</w:t>
+      </w:r>
+    </w:p>
+    <w:p>
+      <w:r>
+        <w:t xml:space="preserve">       PERT       COCOMO      AGILE</w:t>
+      </w:r>
+    </w:p>
+    <w:p>
+      <w:r>
+        <w:t xml:space="preserve">        ↓           ↓        STORY POINTS</w:t>
+      </w:r>
+    </w:p>
+    <w:p>
+      <w:r>
+        <w:t xml:space="preserve">        └───────────</w:t>
+      </w:r>
+      <w:r>
+        <w:rPr>
+          <w:rFonts w:ascii="MS Gothic" w:eastAsia="MS Gothic" w:hAnsi="MS Gothic" w:cs="MS Gothic" w:hint="eastAsia"/>
+        </w:rPr>
+        <w:t>┼</w:t>
+      </w:r>
+      <w:r>
+        <w:rPr>
+          <w:rFonts w:ascii="Calibri" w:hAnsi="Calibri" w:cs="Calibri"/>
+        </w:rPr>
+        <w:t>───────────┘</w:t>
+      </w:r>
+    </w:p>
+    <w:p>
+      <w:r>
+        <w:t xml:space="preserve">                    ↓</w:t>
+      </w:r>
+    </w:p>
+    <w:p>
+      <w:r>
+        <w:t xml:space="preserve">              PROJECT SCHEDULE</w:t>
+      </w:r>
+    </w:p>
+    <w:p>
+      <w:r>
+        <w:t xml:space="preserve">                    ↓</w:t>
+      </w:r>
+    </w:p>
+    <w:p>
+      <w:r>
+        <w:t xml:space="preserve">          GANTT + CRITICAL PATH</w:t>
+      </w:r>
+    </w:p>
+    <w:p>
+      <w:r>
+        <w:t xml:space="preserve">                    ↓</w:t>
+      </w:r>
+    </w:p>
+    <w:p>
+      <w:r>
+        <w:t xml:space="preserve">             COST ESTIMATION</w:t>
+      </w:r>
+    </w:p>
+    <w:p>
+      <w:r>
+        <w:t xml:space="preserve">                    ↓</w:t>
+      </w:r>
+    </w:p>
+    <w:p>
+      <w:r>
+        <w:t xml:space="preserve">                BUDGET</w:t>
+      </w:r>
+    </w:p>
+    <w:p>
+      <w:r>
+        <w:t xml:space="preserve">                    ↓</w:t>
+      </w:r>
+    </w:p>
+    <w:p>
+      <w:r>
+        <w:t xml:space="preserve">          BASELINES / PROJECT PLAN</w:t>
+      </w:r>
+    </w:p>
+    <w:p>
+      <w:r>
+        <w:t xml:space="preserve">                    ↓</w:t>
+      </w:r>
+    </w:p>
+    <w:p>
+      <w:r>
+        <w:t xml:space="preserve">             EXECUTION &amp; CONTROL</w:t>
+      </w:r>
+    </w:p>
+    <w:p>
+      <w:pPr>
+        <w:rPr>
+          <w:b/>
+          <w:bCs/>
+        </w:rPr>
+      </w:pPr>
+      <w:r>
+        <w:rPr>
+          <w:b/>
+          <w:bCs/>
+        </w:rPr>
+        <w:t>Easy way to remember</w:t>
+      </w:r>
+    </w:p>
+    <w:p>
+      <w:r>
+        <w:rPr>
+          <w:b/>
+          <w:bCs/>
+        </w:rPr>
+        <w:t>WBS → WHAT?</w:t>
+      </w:r>
+      <w:r>
+        <w:br/>
+        <w:t>What work needs to be done?</w:t>
+      </w:r>
+    </w:p>
+    <w:p>
+      <w:r>
+        <w:rPr>
+          <w:b/>
+          <w:bCs/>
+        </w:rPr>
+        <w:t>Estimation → HOW MUCH?</w:t>
+      </w:r>
+      <w:r>
+        <w:br/>
+        <w:t>How much effort/time/cost?</w:t>
+      </w:r>
+    </w:p>
+    <w:p>
+      <w:r>
+        <w:rPr>
+          <w:b/>
+          <w:bCs/>
+        </w:rPr>
+        <w:t>Schedule → WHEN?</w:t>
+      </w:r>
+      <w:r>
+        <w:br/>
+        <w:t>When will the work happen?</w:t>
+      </w:r>
+    </w:p>
+    <w:p>
+      <w:r>
+        <w:rPr>
+          <w:b/>
+          <w:bCs/>
+        </w:rPr>
+        <w:t>Gantt → SHOW WHEN</w:t>
+      </w:r>
+      <w:r>
+        <w:br/>
+        <w:t>Visual timeline.</w:t>
+      </w:r>
+    </w:p>
+    <w:p>
+      <w:r>
+        <w:rPr>
+          <w:b/>
+          <w:bCs/>
+        </w:rPr>
+        <w:lastRenderedPageBreak/>
+        <w:t>CPM → WHAT CAN DELAY US?</w:t>
+      </w:r>
+      <w:r>
+        <w:br/>
+        <w:t>Find the critical path.</w:t>
+      </w:r>
+    </w:p>
+    <w:p>
+      <w:r>
+        <w:rPr>
+          <w:b/>
+          <w:bCs/>
+        </w:rPr>
+        <w:t>Budget → HOW MUCH MONEY?</w:t>
+      </w:r>
+      <w:r>
+        <w:br/>
+        <w:t>How much will the project cost?</w:t>
+      </w:r>
+    </w:p>
+    <w:p>
+      <w:r>
+        <w:rPr>
+          <w:b/>
+          <w:bCs/>
+        </w:rPr>
+        <w:t>Cost Control → ARE WE WITHIN BUDGET?</w:t>
+      </w:r>
+      <w:r>
+        <w:br/>
+        <w:t>Compare actual performance against the approved cost baseline.</w:t>
       </w:r>
     </w:p>
     <w:p/>
@@ -15857,7 +20975,7 @@
 </file>
 
 <file path=word/numbering.xml><?xml version="1.0" encoding="utf-8"?>
-<w:numbering xmlns:wpc="http://schemas.microsoft.com/office/word/2010/wordprocessingCanvas" xmlns:cx="http://schemas.microsoft.com/office/drawing/2014/chartex" xmlns:cx1="http://schemas.microsoft.com/office/drawing/2015/9/8/chartex" xmlns:cx2="http://schemas.microsoft.com/office/drawing/2015/10/21/chartex" xmlns:cx3="http://schemas.microsoft.com/office/drawing/2016/5/9/chartex" xmlns:cx4="http://schemas.microsoft.com/office/drawing/2016/5/10/chartex" xmlns:cx5="http://schemas.microsoft.com/office/drawing/2016/5/11/chartex" xmlns:cx6="http://schemas.microsoft.com/office/drawing/2016/5/12/chartex" xmlns:cx7="http://schemas.microsoft.com/office/drawing/2016/5/13/chartex" xmlns:cx8="http://schemas.microsoft.com/office/drawing/2016/5/14/chartex" xmlns:mc="http://schemas.openxmlformats.org/markup-compatibility/2006" xmlns:aink="http://schemas.microsoft.com/office/drawing/2016/ink" xmlns:am3d="http://schemas.microsoft.com/office/drawing/2017/model3d" xmlns:o="urn:schemas-microsoft-com:office:office" xmlns:oel="http://schemas.microsoft.com/office/2019/extlst" xmlns:r="http://schemas.openxmlformats.org/officeDocument/2006/relationships" xmlns:m="http://schemas.openxmlformats.org/officeDocument/2006/math" xmlns:v="urn:schemas-microsoft-com:vml" xmlns:wp14="http://schemas.microsoft.com/office/word/2010/wordprocessingDrawing" xmlns:wp="http://schemas.openxmlformats.org/drawingml/2006/wordprocessingDrawing" xmlns:w10="urn:schemas-microsoft-com:office:word" xmlns:w="http://schemas.openxmlformats.org/wordprocessingml/2006/main" xmlns:w14="http://schemas.microsoft.com/office/word/2010/wordml" xmlns:w15="http://schemas.microsoft.com/office/word/2012/wordml" xmlns:w16cex="http://schemas.microsoft.com/office/word/2018/wordml/cex" xmlns:w16cid="http://schemas.microsoft.com/office/word/2016/wordml/cid" xmlns:w16="http://schemas.microsoft.com/office/word/2018/wordml" xmlns:w16du="http://schemas.microsoft.com/office/word/2023/wordml/word16du" xmlns:w16sdtdh="http://schemas.microsoft.com/office/word/2020/wordml/sdtdatahash" xmlns:w16sdtfl="http://schemas.microsoft.com/office/word/2024/wordml/sdtformatlock" xmlns:w16se="http://schemas.microsoft.com/office/word/2015/wordml/symex" xmlns:wpg="http://schemas.microsoft.com/office/word/2010/wordprocessingGroup" xmlns:wpi="http://schemas.microsoft.com/office/word/2010/wordprocessingInk" xmlns:wne="http://schemas.microsoft.com/office/word/2006/wordml" xmlns:wps="http://schemas.microsoft.com/office/word/2010/wordprocessingShape" mc:Ignorable="w14 w15 w16se w16cid w16 w16cex w16sdtdh w16sdtfl w16du wp14">
+<w:numbering xmlns:wpc="http://schemas.microsoft.com/office/word/2010/wordprocessingCanvas" xmlns:cx="http://schemas.microsoft.com/office/drawing/2014/chartex" xmlns:cx1="http://schemas.microsoft.com/office/drawing/2015/9/8/chartex" xmlns:cx2="http://schemas.microsoft.com/office/drawing/2015/10/21/chartex" xmlns:cx3="http://schemas.microsoft.com/office/drawing/2016/5/9/chartex" xmlns:cx4="http://schemas.microsoft.com/office/drawing/2016/5/10/chartex" xmlns:cx5="http://schemas.microsoft.com/office/drawing/2016/5/11/chartex" xmlns:cx6="http://schemas.microsoft.com/office/drawing/2016/5/12/chartex" xmlns:cx7="http://schemas.microsoft.com/office/drawing/2016/5/13/chartex" xmlns:cx8="http://schemas.microsoft.com/office/drawing/2016/5/14/chartex" xmlns:mc="http://schemas.openxmlformats.org/markup-compatibility/2006" xmlns:aink="http://schemas.microsoft.com/office/drawing/2016/ink" xmlns:am3d="http://schemas.microsoft.com/office/drawing/2017/model3d" xmlns:o="urn:schemas-microsoft-com:office:office" xmlns:oel="http://schemas.microsoft.com/office/2019/extlst" xmlns:r="http://schemas.openxmlformats.org/officeDocument/2006/relationships" xmlns:m="http://schemas.openxmlformats.org/officeDocument/2006/math" xmlns:v="urn:schemas-microsoft-com:vml" xmlns:wp14="http://schemas.microsoft.com/office/word/2010/wordprocessingDrawing" xmlns:wp="http://schemas.openxmlformats.org/drawingml/2006/wordprocessingDrawing" xmlns:w10="urn:schemas-microsoft-com:office:word" xmlns:w="http://schemas.openxmlformats.org/wordprocessingml/2006/main" xmlns:w14="http://schemas.microsoft.com/office/word/2010/wordml" xmlns:w15="http://schemas.microsoft.com/office/word/2012/wordml" xmlns:w16cei="http://schemas.microsoft.com/office/word/2026/wordml/cei" xmlns:w16cex="http://schemas.microsoft.com/office/word/2018/wordml/cex" xmlns:w16cid="http://schemas.microsoft.com/office/word/2016/wordml/cid" xmlns:w16="http://schemas.microsoft.com/office/word/2018/wordml" xmlns:w16du="http://schemas.microsoft.com/office/word/2023/wordml/word16du" xmlns:w16sdtdh="http://schemas.microsoft.com/office/word/2020/wordml/sdtdatahash" xmlns:w16sdtfl="http://schemas.microsoft.com/office/word/2024/wordml/sdtformatlock" xmlns:w16se="http://schemas.microsoft.com/office/word/2015/wordml/symex" xmlns:wpg="http://schemas.microsoft.com/office/word/2010/wordprocessingGroup" xmlns:wpi="http://schemas.microsoft.com/office/word/2010/wordprocessingInk" xmlns:wne="http://schemas.microsoft.com/office/word/2006/wordml" xmlns:wps="http://schemas.microsoft.com/office/word/2010/wordprocessingShape" mc:Ignorable="w14 w15 w16se w16cid w16 w16cex w16sdtdh w16sdtfl w16du wp14">
   <w:abstractNum w:abstractNumId="0" w15:restartNumberingAfterBreak="0">
     <w:nsid w:val="0205255E"/>
     <w:multiLevelType w:val="multilevel"/>
@@ -17647,6 +22765,155 @@
     </w:lvl>
   </w:abstractNum>
   <w:abstractNum w:abstractNumId="12" w15:restartNumberingAfterBreak="0">
+    <w:nsid w:val="0F002190"/>
+    <w:multiLevelType w:val="multilevel"/>
+    <w:tmpl w:val="9064B372"/>
+    <w:lvl w:ilvl="0">
+      <w:start w:val="1"/>
+      <w:numFmt w:val="bullet"/>
+      <w:lvlText w:val=""/>
+      <w:lvlJc w:val="left"/>
+      <w:pPr>
+        <w:tabs>
+          <w:tab w:val="num" w:pos="720"/>
+        </w:tabs>
+        <w:ind w:left="720" w:hanging="360"/>
+      </w:pPr>
+      <w:rPr>
+        <w:rFonts w:ascii="Symbol" w:hAnsi="Symbol" w:hint="default"/>
+        <w:sz w:val="20"/>
+      </w:rPr>
+    </w:lvl>
+    <w:lvl w:ilvl="1" w:tentative="1">
+      <w:start w:val="1"/>
+      <w:numFmt w:val="bullet"/>
+      <w:lvlText w:val="o"/>
+      <w:lvlJc w:val="left"/>
+      <w:pPr>
+        <w:tabs>
+          <w:tab w:val="num" w:pos="1440"/>
+        </w:tabs>
+        <w:ind w:left="1440" w:hanging="360"/>
+      </w:pPr>
+      <w:rPr>
+        <w:rFonts w:ascii="Courier New" w:hAnsi="Courier New" w:hint="default"/>
+        <w:sz w:val="20"/>
+      </w:rPr>
+    </w:lvl>
+    <w:lvl w:ilvl="2" w:tentative="1">
+      <w:start w:val="1"/>
+      <w:numFmt w:val="bullet"/>
+      <w:lvlText w:val=""/>
+      <w:lvlJc w:val="left"/>
+      <w:pPr>
+        <w:tabs>
+          <w:tab w:val="num" w:pos="2160"/>
+        </w:tabs>
+        <w:ind w:left="2160" w:hanging="360"/>
+      </w:pPr>
+      <w:rPr>
+        <w:rFonts w:ascii="Wingdings" w:hAnsi="Wingdings" w:hint="default"/>
+        <w:sz w:val="20"/>
+      </w:rPr>
+    </w:lvl>
+    <w:lvl w:ilvl="3" w:tentative="1">
+      <w:start w:val="1"/>
+      <w:numFmt w:val="bullet"/>
+      <w:lvlText w:val=""/>
+      <w:lvlJc w:val="left"/>
+      <w:pPr>
+        <w:tabs>
+          <w:tab w:val="num" w:pos="2880"/>
+        </w:tabs>
+        <w:ind w:left="2880" w:hanging="360"/>
+      </w:pPr>
+      <w:rPr>
+        <w:rFonts w:ascii="Wingdings" w:hAnsi="Wingdings" w:hint="default"/>
+        <w:sz w:val="20"/>
+      </w:rPr>
+    </w:lvl>
+    <w:lvl w:ilvl="4" w:tentative="1">
+      <w:start w:val="1"/>
+      <w:numFmt w:val="bullet"/>
+      <w:lvlText w:val=""/>
+      <w:lvlJc w:val="left"/>
+      <w:pPr>
+        <w:tabs>
+          <w:tab w:val="num" w:pos="3600"/>
+        </w:tabs>
+        <w:ind w:left="3600" w:hanging="360"/>
+      </w:pPr>
+      <w:rPr>
+        <w:rFonts w:ascii="Wingdings" w:hAnsi="Wingdings" w:hint="default"/>
+        <w:sz w:val="20"/>
+      </w:rPr>
+    </w:lvl>
+    <w:lvl w:ilvl="5" w:tentative="1">
+      <w:start w:val="1"/>
+      <w:numFmt w:val="bullet"/>
+      <w:lvlText w:val=""/>
+      <w:lvlJc w:val="left"/>
+      <w:pPr>
+        <w:tabs>
+          <w:tab w:val="num" w:pos="4320"/>
+        </w:tabs>
+        <w:ind w:left="4320" w:hanging="360"/>
+      </w:pPr>
+      <w:rPr>
+        <w:rFonts w:ascii="Wingdings" w:hAnsi="Wingdings" w:hint="default"/>
+        <w:sz w:val="20"/>
+      </w:rPr>
+    </w:lvl>
+    <w:lvl w:ilvl="6" w:tentative="1">
+      <w:start w:val="1"/>
+      <w:numFmt w:val="bullet"/>
+      <w:lvlText w:val=""/>
+      <w:lvlJc w:val="left"/>
+      <w:pPr>
+        <w:tabs>
+          <w:tab w:val="num" w:pos="5040"/>
+        </w:tabs>
+        <w:ind w:left="5040" w:hanging="360"/>
+      </w:pPr>
+      <w:rPr>
+        <w:rFonts w:ascii="Wingdings" w:hAnsi="Wingdings" w:hint="default"/>
+        <w:sz w:val="20"/>
+      </w:rPr>
+    </w:lvl>
+    <w:lvl w:ilvl="7" w:tentative="1">
+      <w:start w:val="1"/>
+      <w:numFmt w:val="bullet"/>
+      <w:lvlText w:val=""/>
+      <w:lvlJc w:val="left"/>
+      <w:pPr>
+        <w:tabs>
+          <w:tab w:val="num" w:pos="5760"/>
+        </w:tabs>
+        <w:ind w:left="5760" w:hanging="360"/>
+      </w:pPr>
+      <w:rPr>
+        <w:rFonts w:ascii="Wingdings" w:hAnsi="Wingdings" w:hint="default"/>
+        <w:sz w:val="20"/>
+      </w:rPr>
+    </w:lvl>
+    <w:lvl w:ilvl="8" w:tentative="1">
+      <w:start w:val="1"/>
+      <w:numFmt w:val="bullet"/>
+      <w:lvlText w:val=""/>
+      <w:lvlJc w:val="left"/>
+      <w:pPr>
+        <w:tabs>
+          <w:tab w:val="num" w:pos="6480"/>
+        </w:tabs>
+        <w:ind w:left="6480" w:hanging="360"/>
+      </w:pPr>
+      <w:rPr>
+        <w:rFonts w:ascii="Wingdings" w:hAnsi="Wingdings" w:hint="default"/>
+        <w:sz w:val="20"/>
+      </w:rPr>
+    </w:lvl>
+  </w:abstractNum>
+  <w:abstractNum w:abstractNumId="13" w15:restartNumberingAfterBreak="0">
     <w:nsid w:val="0F2E0BAF"/>
     <w:multiLevelType w:val="multilevel"/>
     <w:tmpl w:val="AFF61EA8"/>
@@ -17759,7 +23026,7 @@
       </w:pPr>
     </w:lvl>
   </w:abstractNum>
-  <w:abstractNum w:abstractNumId="13" w15:restartNumberingAfterBreak="0">
+  <w:abstractNum w:abstractNumId="14" w15:restartNumberingAfterBreak="0">
     <w:nsid w:val="0FCE75E6"/>
     <w:multiLevelType w:val="multilevel"/>
     <w:tmpl w:val="AB3EEDFC"/>
@@ -17908,7 +23175,7 @@
       </w:rPr>
     </w:lvl>
   </w:abstractNum>
-  <w:abstractNum w:abstractNumId="14" w15:restartNumberingAfterBreak="0">
+  <w:abstractNum w:abstractNumId="15" w15:restartNumberingAfterBreak="0">
     <w:nsid w:val="0FDC2E40"/>
     <w:multiLevelType w:val="multilevel"/>
     <w:tmpl w:val="12EC5800"/>
@@ -18057,7 +23324,7 @@
       </w:rPr>
     </w:lvl>
   </w:abstractNum>
-  <w:abstractNum w:abstractNumId="15" w15:restartNumberingAfterBreak="0">
+  <w:abstractNum w:abstractNumId="16" w15:restartNumberingAfterBreak="0">
     <w:nsid w:val="10BE7B2C"/>
     <w:multiLevelType w:val="multilevel"/>
     <w:tmpl w:val="368CFD2A"/>
@@ -18206,7 +23473,7 @@
       </w:rPr>
     </w:lvl>
   </w:abstractNum>
-  <w:abstractNum w:abstractNumId="16" w15:restartNumberingAfterBreak="0">
+  <w:abstractNum w:abstractNumId="17" w15:restartNumberingAfterBreak="0">
     <w:nsid w:val="11D24F85"/>
     <w:multiLevelType w:val="multilevel"/>
     <w:tmpl w:val="EE085290"/>
@@ -18355,7 +23622,7 @@
       </w:rPr>
     </w:lvl>
   </w:abstractNum>
-  <w:abstractNum w:abstractNumId="17" w15:restartNumberingAfterBreak="0">
+  <w:abstractNum w:abstractNumId="18" w15:restartNumberingAfterBreak="0">
     <w:nsid w:val="14330C4B"/>
     <w:multiLevelType w:val="multilevel"/>
     <w:tmpl w:val="B86CB9B8"/>
@@ -18504,7 +23771,156 @@
       </w:rPr>
     </w:lvl>
   </w:abstractNum>
-  <w:abstractNum w:abstractNumId="18" w15:restartNumberingAfterBreak="0">
+  <w:abstractNum w:abstractNumId="19" w15:restartNumberingAfterBreak="0">
+    <w:nsid w:val="143F6B37"/>
+    <w:multiLevelType w:val="multilevel"/>
+    <w:tmpl w:val="EB141856"/>
+    <w:lvl w:ilvl="0">
+      <w:start w:val="1"/>
+      <w:numFmt w:val="bullet"/>
+      <w:lvlText w:val=""/>
+      <w:lvlJc w:val="left"/>
+      <w:pPr>
+        <w:tabs>
+          <w:tab w:val="num" w:pos="720"/>
+        </w:tabs>
+        <w:ind w:left="720" w:hanging="360"/>
+      </w:pPr>
+      <w:rPr>
+        <w:rFonts w:ascii="Symbol" w:hAnsi="Symbol" w:hint="default"/>
+        <w:sz w:val="20"/>
+      </w:rPr>
+    </w:lvl>
+    <w:lvl w:ilvl="1" w:tentative="1">
+      <w:start w:val="1"/>
+      <w:numFmt w:val="bullet"/>
+      <w:lvlText w:val="o"/>
+      <w:lvlJc w:val="left"/>
+      <w:pPr>
+        <w:tabs>
+          <w:tab w:val="num" w:pos="1440"/>
+        </w:tabs>
+        <w:ind w:left="1440" w:hanging="360"/>
+      </w:pPr>
+      <w:rPr>
+        <w:rFonts w:ascii="Courier New" w:hAnsi="Courier New" w:hint="default"/>
+        <w:sz w:val="20"/>
+      </w:rPr>
+    </w:lvl>
+    <w:lvl w:ilvl="2" w:tentative="1">
+      <w:start w:val="1"/>
+      <w:numFmt w:val="bullet"/>
+      <w:lvlText w:val=""/>
+      <w:lvlJc w:val="left"/>
+      <w:pPr>
+        <w:tabs>
+          <w:tab w:val="num" w:pos="2160"/>
+        </w:tabs>
+        <w:ind w:left="2160" w:hanging="360"/>
+      </w:pPr>
+      <w:rPr>
+        <w:rFonts w:ascii="Wingdings" w:hAnsi="Wingdings" w:hint="default"/>
+        <w:sz w:val="20"/>
+      </w:rPr>
+    </w:lvl>
+    <w:lvl w:ilvl="3" w:tentative="1">
+      <w:start w:val="1"/>
+      <w:numFmt w:val="bullet"/>
+      <w:lvlText w:val=""/>
+      <w:lvlJc w:val="left"/>
+      <w:pPr>
+        <w:tabs>
+          <w:tab w:val="num" w:pos="2880"/>
+        </w:tabs>
+        <w:ind w:left="2880" w:hanging="360"/>
+      </w:pPr>
+      <w:rPr>
+        <w:rFonts w:ascii="Wingdings" w:hAnsi="Wingdings" w:hint="default"/>
+        <w:sz w:val="20"/>
+      </w:rPr>
+    </w:lvl>
+    <w:lvl w:ilvl="4" w:tentative="1">
+      <w:start w:val="1"/>
+      <w:numFmt w:val="bullet"/>
+      <w:lvlText w:val=""/>
+      <w:lvlJc w:val="left"/>
+      <w:pPr>
+        <w:tabs>
+          <w:tab w:val="num" w:pos="3600"/>
+        </w:tabs>
+        <w:ind w:left="3600" w:hanging="360"/>
+      </w:pPr>
+      <w:rPr>
+        <w:rFonts w:ascii="Wingdings" w:hAnsi="Wingdings" w:hint="default"/>
+        <w:sz w:val="20"/>
+      </w:rPr>
+    </w:lvl>
+    <w:lvl w:ilvl="5" w:tentative="1">
+      <w:start w:val="1"/>
+      <w:numFmt w:val="bullet"/>
+      <w:lvlText w:val=""/>
+      <w:lvlJc w:val="left"/>
+      <w:pPr>
+        <w:tabs>
+          <w:tab w:val="num" w:pos="4320"/>
+        </w:tabs>
+        <w:ind w:left="4320" w:hanging="360"/>
+      </w:pPr>
+      <w:rPr>
+        <w:rFonts w:ascii="Wingdings" w:hAnsi="Wingdings" w:hint="default"/>
+        <w:sz w:val="20"/>
+      </w:rPr>
+    </w:lvl>
+    <w:lvl w:ilvl="6" w:tentative="1">
+      <w:start w:val="1"/>
+      <w:numFmt w:val="bullet"/>
+      <w:lvlText w:val=""/>
+      <w:lvlJc w:val="left"/>
+      <w:pPr>
+        <w:tabs>
+          <w:tab w:val="num" w:pos="5040"/>
+        </w:tabs>
+        <w:ind w:left="5040" w:hanging="360"/>
+      </w:pPr>
+      <w:rPr>
+        <w:rFonts w:ascii="Wingdings" w:hAnsi="Wingdings" w:hint="default"/>
+        <w:sz w:val="20"/>
+      </w:rPr>
+    </w:lvl>
+    <w:lvl w:ilvl="7" w:tentative="1">
+      <w:start w:val="1"/>
+      <w:numFmt w:val="bullet"/>
+      <w:lvlText w:val=""/>
+      <w:lvlJc w:val="left"/>
+      <w:pPr>
+        <w:tabs>
+          <w:tab w:val="num" w:pos="5760"/>
+        </w:tabs>
+        <w:ind w:left="5760" w:hanging="360"/>
+      </w:pPr>
+      <w:rPr>
+        <w:rFonts w:ascii="Wingdings" w:hAnsi="Wingdings" w:hint="default"/>
+        <w:sz w:val="20"/>
+      </w:rPr>
+    </w:lvl>
+    <w:lvl w:ilvl="8" w:tentative="1">
+      <w:start w:val="1"/>
+      <w:numFmt w:val="bullet"/>
+      <w:lvlText w:val=""/>
+      <w:lvlJc w:val="left"/>
+      <w:pPr>
+        <w:tabs>
+          <w:tab w:val="num" w:pos="6480"/>
+        </w:tabs>
+        <w:ind w:left="6480" w:hanging="360"/>
+      </w:pPr>
+      <w:rPr>
+        <w:rFonts w:ascii="Wingdings" w:hAnsi="Wingdings" w:hint="default"/>
+        <w:sz w:val="20"/>
+      </w:rPr>
+    </w:lvl>
+  </w:abstractNum>
+  <w:abstractNum w:abstractNumId="20" w15:restartNumberingAfterBreak="0">
     <w:nsid w:val="1562086E"/>
     <w:multiLevelType w:val="multilevel"/>
     <w:tmpl w:val="2004A488"/>
@@ -18653,7 +24069,7 @@
       </w:rPr>
     </w:lvl>
   </w:abstractNum>
-  <w:abstractNum w:abstractNumId="19" w15:restartNumberingAfterBreak="0">
+  <w:abstractNum w:abstractNumId="21" w15:restartNumberingAfterBreak="0">
     <w:nsid w:val="16253361"/>
     <w:multiLevelType w:val="multilevel"/>
     <w:tmpl w:val="BD4EDEBC"/>
@@ -18802,7 +24218,156 @@
       </w:rPr>
     </w:lvl>
   </w:abstractNum>
-  <w:abstractNum w:abstractNumId="20" w15:restartNumberingAfterBreak="0">
+  <w:abstractNum w:abstractNumId="22" w15:restartNumberingAfterBreak="0">
+    <w:nsid w:val="17135C94"/>
+    <w:multiLevelType w:val="multilevel"/>
+    <w:tmpl w:val="D780C250"/>
+    <w:lvl w:ilvl="0">
+      <w:start w:val="1"/>
+      <w:numFmt w:val="bullet"/>
+      <w:lvlText w:val=""/>
+      <w:lvlJc w:val="left"/>
+      <w:pPr>
+        <w:tabs>
+          <w:tab w:val="num" w:pos="720"/>
+        </w:tabs>
+        <w:ind w:left="720" w:hanging="360"/>
+      </w:pPr>
+      <w:rPr>
+        <w:rFonts w:ascii="Symbol" w:hAnsi="Symbol" w:hint="default"/>
+        <w:sz w:val="20"/>
+      </w:rPr>
+    </w:lvl>
+    <w:lvl w:ilvl="1" w:tentative="1">
+      <w:start w:val="1"/>
+      <w:numFmt w:val="bullet"/>
+      <w:lvlText w:val="o"/>
+      <w:lvlJc w:val="left"/>
+      <w:pPr>
+        <w:tabs>
+          <w:tab w:val="num" w:pos="1440"/>
+        </w:tabs>
+        <w:ind w:left="1440" w:hanging="360"/>
+      </w:pPr>
+      <w:rPr>
+        <w:rFonts w:ascii="Courier New" w:hAnsi="Courier New" w:hint="default"/>
+        <w:sz w:val="20"/>
+      </w:rPr>
+    </w:lvl>
+    <w:lvl w:ilvl="2" w:tentative="1">
+      <w:start w:val="1"/>
+      <w:numFmt w:val="bullet"/>
+      <w:lvlText w:val=""/>
+      <w:lvlJc w:val="left"/>
+      <w:pPr>
+        <w:tabs>
+          <w:tab w:val="num" w:pos="2160"/>
+        </w:tabs>
+        <w:ind w:left="2160" w:hanging="360"/>
+      </w:pPr>
+      <w:rPr>
+        <w:rFonts w:ascii="Wingdings" w:hAnsi="Wingdings" w:hint="default"/>
+        <w:sz w:val="20"/>
+      </w:rPr>
+    </w:lvl>
+    <w:lvl w:ilvl="3" w:tentative="1">
+      <w:start w:val="1"/>
+      <w:numFmt w:val="bullet"/>
+      <w:lvlText w:val=""/>
+      <w:lvlJc w:val="left"/>
+      <w:pPr>
+        <w:tabs>
+          <w:tab w:val="num" w:pos="2880"/>
+        </w:tabs>
+        <w:ind w:left="2880" w:hanging="360"/>
+      </w:pPr>
+      <w:rPr>
+        <w:rFonts w:ascii="Wingdings" w:hAnsi="Wingdings" w:hint="default"/>
+        <w:sz w:val="20"/>
+      </w:rPr>
+    </w:lvl>
+    <w:lvl w:ilvl="4" w:tentative="1">
+      <w:start w:val="1"/>
+      <w:numFmt w:val="bullet"/>
+      <w:lvlText w:val=""/>
+      <w:lvlJc w:val="left"/>
+      <w:pPr>
+        <w:tabs>
+          <w:tab w:val="num" w:pos="3600"/>
+        </w:tabs>
+        <w:ind w:left="3600" w:hanging="360"/>
+      </w:pPr>
+      <w:rPr>
+        <w:rFonts w:ascii="Wingdings" w:hAnsi="Wingdings" w:hint="default"/>
+        <w:sz w:val="20"/>
+      </w:rPr>
+    </w:lvl>
+    <w:lvl w:ilvl="5" w:tentative="1">
+      <w:start w:val="1"/>
+      <w:numFmt w:val="bullet"/>
+      <w:lvlText w:val=""/>
+      <w:lvlJc w:val="left"/>
+      <w:pPr>
+        <w:tabs>
+          <w:tab w:val="num" w:pos="4320"/>
+        </w:tabs>
+        <w:ind w:left="4320" w:hanging="360"/>
+      </w:pPr>
+      <w:rPr>
+        <w:rFonts w:ascii="Wingdings" w:hAnsi="Wingdings" w:hint="default"/>
+        <w:sz w:val="20"/>
+      </w:rPr>
+    </w:lvl>
+    <w:lvl w:ilvl="6" w:tentative="1">
+      <w:start w:val="1"/>
+      <w:numFmt w:val="bullet"/>
+      <w:lvlText w:val=""/>
+      <w:lvlJc w:val="left"/>
+      <w:pPr>
+        <w:tabs>
+          <w:tab w:val="num" w:pos="5040"/>
+        </w:tabs>
+        <w:ind w:left="5040" w:hanging="360"/>
+      </w:pPr>
+      <w:rPr>
+        <w:rFonts w:ascii="Wingdings" w:hAnsi="Wingdings" w:hint="default"/>
+        <w:sz w:val="20"/>
+      </w:rPr>
+    </w:lvl>
+    <w:lvl w:ilvl="7" w:tentative="1">
+      <w:start w:val="1"/>
+      <w:numFmt w:val="bullet"/>
+      <w:lvlText w:val=""/>
+      <w:lvlJc w:val="left"/>
+      <w:pPr>
+        <w:tabs>
+          <w:tab w:val="num" w:pos="5760"/>
+        </w:tabs>
+        <w:ind w:left="5760" w:hanging="360"/>
+      </w:pPr>
+      <w:rPr>
+        <w:rFonts w:ascii="Wingdings" w:hAnsi="Wingdings" w:hint="default"/>
+        <w:sz w:val="20"/>
+      </w:rPr>
+    </w:lvl>
+    <w:lvl w:ilvl="8" w:tentative="1">
+      <w:start w:val="1"/>
+      <w:numFmt w:val="bullet"/>
+      <w:lvlText w:val=""/>
+      <w:lvlJc w:val="left"/>
+      <w:pPr>
+        <w:tabs>
+          <w:tab w:val="num" w:pos="6480"/>
+        </w:tabs>
+        <w:ind w:left="6480" w:hanging="360"/>
+      </w:pPr>
+      <w:rPr>
+        <w:rFonts w:ascii="Wingdings" w:hAnsi="Wingdings" w:hint="default"/>
+        <w:sz w:val="20"/>
+      </w:rPr>
+    </w:lvl>
+  </w:abstractNum>
+  <w:abstractNum w:abstractNumId="23" w15:restartNumberingAfterBreak="0">
     <w:nsid w:val="18DD7C92"/>
     <w:multiLevelType w:val="multilevel"/>
     <w:tmpl w:val="7CF42F0E"/>
@@ -18951,7 +24516,7 @@
       </w:rPr>
     </w:lvl>
   </w:abstractNum>
-  <w:abstractNum w:abstractNumId="21" w15:restartNumberingAfterBreak="0">
+  <w:abstractNum w:abstractNumId="24" w15:restartNumberingAfterBreak="0">
     <w:nsid w:val="193D77FD"/>
     <w:multiLevelType w:val="multilevel"/>
     <w:tmpl w:val="0ED684B8"/>
@@ -19100,7 +24665,7 @@
       </w:rPr>
     </w:lvl>
   </w:abstractNum>
-  <w:abstractNum w:abstractNumId="22" w15:restartNumberingAfterBreak="0">
+  <w:abstractNum w:abstractNumId="25" w15:restartNumberingAfterBreak="0">
     <w:nsid w:val="1A8B6C0F"/>
     <w:multiLevelType w:val="multilevel"/>
     <w:tmpl w:val="9856BE42"/>
@@ -19249,7 +24814,7 @@
       </w:rPr>
     </w:lvl>
   </w:abstractNum>
-  <w:abstractNum w:abstractNumId="23" w15:restartNumberingAfterBreak="0">
+  <w:abstractNum w:abstractNumId="26" w15:restartNumberingAfterBreak="0">
     <w:nsid w:val="1CBA4E63"/>
     <w:multiLevelType w:val="multilevel"/>
     <w:tmpl w:val="00729112"/>
@@ -19398,7 +24963,7 @@
       </w:rPr>
     </w:lvl>
   </w:abstractNum>
-  <w:abstractNum w:abstractNumId="24" w15:restartNumberingAfterBreak="0">
+  <w:abstractNum w:abstractNumId="27" w15:restartNumberingAfterBreak="0">
     <w:nsid w:val="1DDC4542"/>
     <w:multiLevelType w:val="multilevel"/>
     <w:tmpl w:val="75EA0C26"/>
@@ -19547,7 +25112,7 @@
       </w:rPr>
     </w:lvl>
   </w:abstractNum>
-  <w:abstractNum w:abstractNumId="25" w15:restartNumberingAfterBreak="0">
+  <w:abstractNum w:abstractNumId="28" w15:restartNumberingAfterBreak="0">
     <w:nsid w:val="20115D7D"/>
     <w:multiLevelType w:val="multilevel"/>
     <w:tmpl w:val="9FA4EBC8"/>
@@ -19696,7 +25261,7 @@
       </w:rPr>
     </w:lvl>
   </w:abstractNum>
-  <w:abstractNum w:abstractNumId="26" w15:restartNumberingAfterBreak="0">
+  <w:abstractNum w:abstractNumId="29" w15:restartNumberingAfterBreak="0">
     <w:nsid w:val="20A10A3A"/>
     <w:multiLevelType w:val="multilevel"/>
     <w:tmpl w:val="00C86410"/>
@@ -19845,7 +25410,7 @@
       </w:rPr>
     </w:lvl>
   </w:abstractNum>
-  <w:abstractNum w:abstractNumId="27" w15:restartNumberingAfterBreak="0">
+  <w:abstractNum w:abstractNumId="30" w15:restartNumberingAfterBreak="0">
     <w:nsid w:val="21917170"/>
     <w:multiLevelType w:val="multilevel"/>
     <w:tmpl w:val="51708DDA"/>
@@ -19994,7 +25559,7 @@
       </w:rPr>
     </w:lvl>
   </w:abstractNum>
-  <w:abstractNum w:abstractNumId="28" w15:restartNumberingAfterBreak="0">
+  <w:abstractNum w:abstractNumId="31" w15:restartNumberingAfterBreak="0">
     <w:nsid w:val="21E63EDA"/>
     <w:multiLevelType w:val="multilevel"/>
     <w:tmpl w:val="DF2AECA8"/>
@@ -20143,7 +25708,7 @@
       </w:rPr>
     </w:lvl>
   </w:abstractNum>
-  <w:abstractNum w:abstractNumId="29" w15:restartNumberingAfterBreak="0">
+  <w:abstractNum w:abstractNumId="32" w15:restartNumberingAfterBreak="0">
     <w:nsid w:val="22D86EF4"/>
     <w:multiLevelType w:val="multilevel"/>
     <w:tmpl w:val="A44435BE"/>
@@ -20292,7 +25857,7 @@
       </w:rPr>
     </w:lvl>
   </w:abstractNum>
-  <w:abstractNum w:abstractNumId="30" w15:restartNumberingAfterBreak="0">
+  <w:abstractNum w:abstractNumId="33" w15:restartNumberingAfterBreak="0">
     <w:nsid w:val="23F52ECD"/>
     <w:multiLevelType w:val="multilevel"/>
     <w:tmpl w:val="2F8C9E66"/>
@@ -20441,7 +26006,7 @@
       </w:rPr>
     </w:lvl>
   </w:abstractNum>
-  <w:abstractNum w:abstractNumId="31" w15:restartNumberingAfterBreak="0">
+  <w:abstractNum w:abstractNumId="34" w15:restartNumberingAfterBreak="0">
     <w:nsid w:val="25085C83"/>
     <w:multiLevelType w:val="multilevel"/>
     <w:tmpl w:val="A00A2904"/>
@@ -20590,7 +26155,7 @@
       </w:rPr>
     </w:lvl>
   </w:abstractNum>
-  <w:abstractNum w:abstractNumId="32" w15:restartNumberingAfterBreak="0">
+  <w:abstractNum w:abstractNumId="35" w15:restartNumberingAfterBreak="0">
     <w:nsid w:val="26B35E8E"/>
     <w:multiLevelType w:val="multilevel"/>
     <w:tmpl w:val="75B29AEE"/>
@@ -20739,7 +26304,7 @@
       </w:rPr>
     </w:lvl>
   </w:abstractNum>
-  <w:abstractNum w:abstractNumId="33" w15:restartNumberingAfterBreak="0">
+  <w:abstractNum w:abstractNumId="36" w15:restartNumberingAfterBreak="0">
     <w:nsid w:val="275A65C0"/>
     <w:multiLevelType w:val="multilevel"/>
     <w:tmpl w:val="8EB09084"/>
@@ -20888,7 +26453,7 @@
       </w:rPr>
     </w:lvl>
   </w:abstractNum>
-  <w:abstractNum w:abstractNumId="34" w15:restartNumberingAfterBreak="0">
+  <w:abstractNum w:abstractNumId="37" w15:restartNumberingAfterBreak="0">
     <w:nsid w:val="28114D1B"/>
     <w:multiLevelType w:val="multilevel"/>
     <w:tmpl w:val="6F1047E0"/>
@@ -21037,7 +26602,7 @@
       </w:rPr>
     </w:lvl>
   </w:abstractNum>
-  <w:abstractNum w:abstractNumId="35" w15:restartNumberingAfterBreak="0">
+  <w:abstractNum w:abstractNumId="38" w15:restartNumberingAfterBreak="0">
     <w:nsid w:val="28532C4C"/>
     <w:multiLevelType w:val="multilevel"/>
     <w:tmpl w:val="44C49874"/>
@@ -21186,7 +26751,7 @@
       </w:rPr>
     </w:lvl>
   </w:abstractNum>
-  <w:abstractNum w:abstractNumId="36" w15:restartNumberingAfterBreak="0">
+  <w:abstractNum w:abstractNumId="39" w15:restartNumberingAfterBreak="0">
     <w:nsid w:val="29236595"/>
     <w:multiLevelType w:val="multilevel"/>
     <w:tmpl w:val="B554EEBE"/>
@@ -21335,7 +26900,7 @@
       </w:rPr>
     </w:lvl>
   </w:abstractNum>
-  <w:abstractNum w:abstractNumId="37" w15:restartNumberingAfterBreak="0">
+  <w:abstractNum w:abstractNumId="40" w15:restartNumberingAfterBreak="0">
     <w:nsid w:val="298E61F4"/>
     <w:multiLevelType w:val="multilevel"/>
     <w:tmpl w:val="427A956E"/>
@@ -21484,7 +27049,7 @@
       </w:rPr>
     </w:lvl>
   </w:abstractNum>
-  <w:abstractNum w:abstractNumId="38" w15:restartNumberingAfterBreak="0">
+  <w:abstractNum w:abstractNumId="41" w15:restartNumberingAfterBreak="0">
     <w:nsid w:val="2AFC3F73"/>
     <w:multiLevelType w:val="multilevel"/>
     <w:tmpl w:val="DD2C9026"/>
@@ -21633,7 +27198,156 @@
       </w:rPr>
     </w:lvl>
   </w:abstractNum>
-  <w:abstractNum w:abstractNumId="39" w15:restartNumberingAfterBreak="0">
+  <w:abstractNum w:abstractNumId="42" w15:restartNumberingAfterBreak="0">
+    <w:nsid w:val="2B690599"/>
+    <w:multiLevelType w:val="multilevel"/>
+    <w:tmpl w:val="D3B2E2A8"/>
+    <w:lvl w:ilvl="0">
+      <w:start w:val="1"/>
+      <w:numFmt w:val="bullet"/>
+      <w:lvlText w:val=""/>
+      <w:lvlJc w:val="left"/>
+      <w:pPr>
+        <w:tabs>
+          <w:tab w:val="num" w:pos="720"/>
+        </w:tabs>
+        <w:ind w:left="720" w:hanging="360"/>
+      </w:pPr>
+      <w:rPr>
+        <w:rFonts w:ascii="Symbol" w:hAnsi="Symbol" w:hint="default"/>
+        <w:sz w:val="20"/>
+      </w:rPr>
+    </w:lvl>
+    <w:lvl w:ilvl="1" w:tentative="1">
+      <w:start w:val="1"/>
+      <w:numFmt w:val="bullet"/>
+      <w:lvlText w:val="o"/>
+      <w:lvlJc w:val="left"/>
+      <w:pPr>
+        <w:tabs>
+          <w:tab w:val="num" w:pos="1440"/>
+        </w:tabs>
+        <w:ind w:left="1440" w:hanging="360"/>
+      </w:pPr>
+      <w:rPr>
+        <w:rFonts w:ascii="Courier New" w:hAnsi="Courier New" w:hint="default"/>
+        <w:sz w:val="20"/>
+      </w:rPr>
+    </w:lvl>
+    <w:lvl w:ilvl="2" w:tentative="1">
+      <w:start w:val="1"/>
+      <w:numFmt w:val="bullet"/>
+      <w:lvlText w:val=""/>
+      <w:lvlJc w:val="left"/>
+      <w:pPr>
+        <w:tabs>
+          <w:tab w:val="num" w:pos="2160"/>
+        </w:tabs>
+        <w:ind w:left="2160" w:hanging="360"/>
+      </w:pPr>
+      <w:rPr>
+        <w:rFonts w:ascii="Wingdings" w:hAnsi="Wingdings" w:hint="default"/>
+        <w:sz w:val="20"/>
+      </w:rPr>
+    </w:lvl>
+    <w:lvl w:ilvl="3" w:tentative="1">
+      <w:start w:val="1"/>
+      <w:numFmt w:val="bullet"/>
+      <w:lvlText w:val=""/>
+      <w:lvlJc w:val="left"/>
+      <w:pPr>
+        <w:tabs>
+          <w:tab w:val="num" w:pos="2880"/>
+        </w:tabs>
+        <w:ind w:left="2880" w:hanging="360"/>
+      </w:pPr>
+      <w:rPr>
+        <w:rFonts w:ascii="Wingdings" w:hAnsi="Wingdings" w:hint="default"/>
+        <w:sz w:val="20"/>
+      </w:rPr>
+    </w:lvl>
+    <w:lvl w:ilvl="4" w:tentative="1">
+      <w:start w:val="1"/>
+      <w:numFmt w:val="bullet"/>
+      <w:lvlText w:val=""/>
+      <w:lvlJc w:val="left"/>
+      <w:pPr>
+        <w:tabs>
+          <w:tab w:val="num" w:pos="3600"/>
+        </w:tabs>
+        <w:ind w:left="3600" w:hanging="360"/>
+      </w:pPr>
+      <w:rPr>
+        <w:rFonts w:ascii="Wingdings" w:hAnsi="Wingdings" w:hint="default"/>
+        <w:sz w:val="20"/>
+      </w:rPr>
+    </w:lvl>
+    <w:lvl w:ilvl="5" w:tentative="1">
+      <w:start w:val="1"/>
+      <w:numFmt w:val="bullet"/>
+      <w:lvlText w:val=""/>
+      <w:lvlJc w:val="left"/>
+      <w:pPr>
+        <w:tabs>
+          <w:tab w:val="num" w:pos="4320"/>
+        </w:tabs>
+        <w:ind w:left="4320" w:hanging="360"/>
+      </w:pPr>
+      <w:rPr>
+        <w:rFonts w:ascii="Wingdings" w:hAnsi="Wingdings" w:hint="default"/>
+        <w:sz w:val="20"/>
+      </w:rPr>
+    </w:lvl>
+    <w:lvl w:ilvl="6" w:tentative="1">
+      <w:start w:val="1"/>
+      <w:numFmt w:val="bullet"/>
+      <w:lvlText w:val=""/>
+      <w:lvlJc w:val="left"/>
+      <w:pPr>
+        <w:tabs>
+          <w:tab w:val="num" w:pos="5040"/>
+        </w:tabs>
+        <w:ind w:left="5040" w:hanging="360"/>
+      </w:pPr>
+      <w:rPr>
+        <w:rFonts w:ascii="Wingdings" w:hAnsi="Wingdings" w:hint="default"/>
+        <w:sz w:val="20"/>
+      </w:rPr>
+    </w:lvl>
+    <w:lvl w:ilvl="7" w:tentative="1">
+      <w:start w:val="1"/>
+      <w:numFmt w:val="bullet"/>
+      <w:lvlText w:val=""/>
+      <w:lvlJc w:val="left"/>
+      <w:pPr>
+        <w:tabs>
+          <w:tab w:val="num" w:pos="5760"/>
+        </w:tabs>
+        <w:ind w:left="5760" w:hanging="360"/>
+      </w:pPr>
+      <w:rPr>
+        <w:rFonts w:ascii="Wingdings" w:hAnsi="Wingdings" w:hint="default"/>
+        <w:sz w:val="20"/>
+      </w:rPr>
+    </w:lvl>
+    <w:lvl w:ilvl="8" w:tentative="1">
+      <w:start w:val="1"/>
+      <w:numFmt w:val="bullet"/>
+      <w:lvlText w:val=""/>
+      <w:lvlJc w:val="left"/>
+      <w:pPr>
+        <w:tabs>
+          <w:tab w:val="num" w:pos="6480"/>
+        </w:tabs>
+        <w:ind w:left="6480" w:hanging="360"/>
+      </w:pPr>
+      <w:rPr>
+        <w:rFonts w:ascii="Wingdings" w:hAnsi="Wingdings" w:hint="default"/>
+        <w:sz w:val="20"/>
+      </w:rPr>
+    </w:lvl>
+  </w:abstractNum>
+  <w:abstractNum w:abstractNumId="43" w15:restartNumberingAfterBreak="0">
     <w:nsid w:val="2C963794"/>
     <w:multiLevelType w:val="multilevel"/>
     <w:tmpl w:val="C6C0574A"/>
@@ -21782,7 +27496,156 @@
       </w:rPr>
     </w:lvl>
   </w:abstractNum>
-  <w:abstractNum w:abstractNumId="40" w15:restartNumberingAfterBreak="0">
+  <w:abstractNum w:abstractNumId="44" w15:restartNumberingAfterBreak="0">
+    <w:nsid w:val="2D0E2293"/>
+    <w:multiLevelType w:val="multilevel"/>
+    <w:tmpl w:val="4D507EC4"/>
+    <w:lvl w:ilvl="0">
+      <w:start w:val="1"/>
+      <w:numFmt w:val="bullet"/>
+      <w:lvlText w:val=""/>
+      <w:lvlJc w:val="left"/>
+      <w:pPr>
+        <w:tabs>
+          <w:tab w:val="num" w:pos="720"/>
+        </w:tabs>
+        <w:ind w:left="720" w:hanging="360"/>
+      </w:pPr>
+      <w:rPr>
+        <w:rFonts w:ascii="Symbol" w:hAnsi="Symbol" w:hint="default"/>
+        <w:sz w:val="20"/>
+      </w:rPr>
+    </w:lvl>
+    <w:lvl w:ilvl="1" w:tentative="1">
+      <w:start w:val="1"/>
+      <w:numFmt w:val="bullet"/>
+      <w:lvlText w:val="o"/>
+      <w:lvlJc w:val="left"/>
+      <w:pPr>
+        <w:tabs>
+          <w:tab w:val="num" w:pos="1440"/>
+        </w:tabs>
+        <w:ind w:left="1440" w:hanging="360"/>
+      </w:pPr>
+      <w:rPr>
+        <w:rFonts w:ascii="Courier New" w:hAnsi="Courier New" w:hint="default"/>
+        <w:sz w:val="20"/>
+      </w:rPr>
+    </w:lvl>
+    <w:lvl w:ilvl="2" w:tentative="1">
+      <w:start w:val="1"/>
+      <w:numFmt w:val="bullet"/>
+      <w:lvlText w:val=""/>
+      <w:lvlJc w:val="left"/>
+      <w:pPr>
+        <w:tabs>
+          <w:tab w:val="num" w:pos="2160"/>
+        </w:tabs>
+        <w:ind w:left="2160" w:hanging="360"/>
+      </w:pPr>
+      <w:rPr>
+        <w:rFonts w:ascii="Wingdings" w:hAnsi="Wingdings" w:hint="default"/>
+        <w:sz w:val="20"/>
+      </w:rPr>
+    </w:lvl>
+    <w:lvl w:ilvl="3" w:tentative="1">
+      <w:start w:val="1"/>
+      <w:numFmt w:val="bullet"/>
+      <w:lvlText w:val=""/>
+      <w:lvlJc w:val="left"/>
+      <w:pPr>
+        <w:tabs>
+          <w:tab w:val="num" w:pos="2880"/>
+        </w:tabs>
+        <w:ind w:left="2880" w:hanging="360"/>
+      </w:pPr>
+      <w:rPr>
+        <w:rFonts w:ascii="Wingdings" w:hAnsi="Wingdings" w:hint="default"/>
+        <w:sz w:val="20"/>
+      </w:rPr>
+    </w:lvl>
+    <w:lvl w:ilvl="4" w:tentative="1">
+      <w:start w:val="1"/>
+      <w:numFmt w:val="bullet"/>
+      <w:lvlText w:val=""/>
+      <w:lvlJc w:val="left"/>
+      <w:pPr>
+        <w:tabs>
+          <w:tab w:val="num" w:pos="3600"/>
+        </w:tabs>
+        <w:ind w:left="3600" w:hanging="360"/>
+      </w:pPr>
+      <w:rPr>
+        <w:rFonts w:ascii="Wingdings" w:hAnsi="Wingdings" w:hint="default"/>
+        <w:sz w:val="20"/>
+      </w:rPr>
+    </w:lvl>
+    <w:lvl w:ilvl="5" w:tentative="1">
+      <w:start w:val="1"/>
+      <w:numFmt w:val="bullet"/>
+      <w:lvlText w:val=""/>
+      <w:lvlJc w:val="left"/>
+      <w:pPr>
+        <w:tabs>
+          <w:tab w:val="num" w:pos="4320"/>
+        </w:tabs>
+        <w:ind w:left="4320" w:hanging="360"/>
+      </w:pPr>
+      <w:rPr>
+        <w:rFonts w:ascii="Wingdings" w:hAnsi="Wingdings" w:hint="default"/>
+        <w:sz w:val="20"/>
+      </w:rPr>
+    </w:lvl>
+    <w:lvl w:ilvl="6" w:tentative="1">
+      <w:start w:val="1"/>
+      <w:numFmt w:val="bullet"/>
+      <w:lvlText w:val=""/>
+      <w:lvlJc w:val="left"/>
+      <w:pPr>
+        <w:tabs>
+          <w:tab w:val="num" w:pos="5040"/>
+        </w:tabs>
+        <w:ind w:left="5040" w:hanging="360"/>
+      </w:pPr>
+      <w:rPr>
+        <w:rFonts w:ascii="Wingdings" w:hAnsi="Wingdings" w:hint="default"/>
+        <w:sz w:val="20"/>
+      </w:rPr>
+    </w:lvl>
+    <w:lvl w:ilvl="7" w:tentative="1">
+      <w:start w:val="1"/>
+      <w:numFmt w:val="bullet"/>
+      <w:lvlText w:val=""/>
+      <w:lvlJc w:val="left"/>
+      <w:pPr>
+        <w:tabs>
+          <w:tab w:val="num" w:pos="5760"/>
+        </w:tabs>
+        <w:ind w:left="5760" w:hanging="360"/>
+      </w:pPr>
+      <w:rPr>
+        <w:rFonts w:ascii="Wingdings" w:hAnsi="Wingdings" w:hint="default"/>
+        <w:sz w:val="20"/>
+      </w:rPr>
+    </w:lvl>
+    <w:lvl w:ilvl="8" w:tentative="1">
+      <w:start w:val="1"/>
+      <w:numFmt w:val="bullet"/>
+      <w:lvlText w:val=""/>
+      <w:lvlJc w:val="left"/>
+      <w:pPr>
+        <w:tabs>
+          <w:tab w:val="num" w:pos="6480"/>
+        </w:tabs>
+        <w:ind w:left="6480" w:hanging="360"/>
+      </w:pPr>
+      <w:rPr>
+        <w:rFonts w:ascii="Wingdings" w:hAnsi="Wingdings" w:hint="default"/>
+        <w:sz w:val="20"/>
+      </w:rPr>
+    </w:lvl>
+  </w:abstractNum>
+  <w:abstractNum w:abstractNumId="45" w15:restartNumberingAfterBreak="0">
     <w:nsid w:val="2D50142A"/>
     <w:multiLevelType w:val="multilevel"/>
     <w:tmpl w:val="7A26A644"/>
@@ -21931,7 +27794,7 @@
       </w:rPr>
     </w:lvl>
   </w:abstractNum>
-  <w:abstractNum w:abstractNumId="41" w15:restartNumberingAfterBreak="0">
+  <w:abstractNum w:abstractNumId="46" w15:restartNumberingAfterBreak="0">
     <w:nsid w:val="2DC92957"/>
     <w:multiLevelType w:val="multilevel"/>
     <w:tmpl w:val="6D502760"/>
@@ -22080,7 +27943,7 @@
       </w:rPr>
     </w:lvl>
   </w:abstractNum>
-  <w:abstractNum w:abstractNumId="42" w15:restartNumberingAfterBreak="0">
+  <w:abstractNum w:abstractNumId="47" w15:restartNumberingAfterBreak="0">
     <w:nsid w:val="33DA5E49"/>
     <w:multiLevelType w:val="multilevel"/>
     <w:tmpl w:val="BD68D7E4"/>
@@ -22229,7 +28092,7 @@
       </w:rPr>
     </w:lvl>
   </w:abstractNum>
-  <w:abstractNum w:abstractNumId="43" w15:restartNumberingAfterBreak="0">
+  <w:abstractNum w:abstractNumId="48" w15:restartNumberingAfterBreak="0">
     <w:nsid w:val="34D04461"/>
     <w:multiLevelType w:val="multilevel"/>
     <w:tmpl w:val="DC543C12"/>
@@ -22378,7 +28241,7 @@
       </w:rPr>
     </w:lvl>
   </w:abstractNum>
-  <w:abstractNum w:abstractNumId="44" w15:restartNumberingAfterBreak="0">
+  <w:abstractNum w:abstractNumId="49" w15:restartNumberingAfterBreak="0">
     <w:nsid w:val="34F26805"/>
     <w:multiLevelType w:val="multilevel"/>
     <w:tmpl w:val="C7BE7872"/>
@@ -22527,7 +28390,7 @@
       </w:rPr>
     </w:lvl>
   </w:abstractNum>
-  <w:abstractNum w:abstractNumId="45" w15:restartNumberingAfterBreak="0">
+  <w:abstractNum w:abstractNumId="50" w15:restartNumberingAfterBreak="0">
     <w:nsid w:val="37922163"/>
     <w:multiLevelType w:val="multilevel"/>
     <w:tmpl w:val="30103D6A"/>
@@ -22676,7 +28539,7 @@
       </w:rPr>
     </w:lvl>
   </w:abstractNum>
-  <w:abstractNum w:abstractNumId="46" w15:restartNumberingAfterBreak="0">
+  <w:abstractNum w:abstractNumId="51" w15:restartNumberingAfterBreak="0">
     <w:nsid w:val="3794591C"/>
     <w:multiLevelType w:val="multilevel"/>
     <w:tmpl w:val="7F1A6FDC"/>
@@ -22825,7 +28688,7 @@
       </w:rPr>
     </w:lvl>
   </w:abstractNum>
-  <w:abstractNum w:abstractNumId="47" w15:restartNumberingAfterBreak="0">
+  <w:abstractNum w:abstractNumId="52" w15:restartNumberingAfterBreak="0">
     <w:nsid w:val="38E8697D"/>
     <w:multiLevelType w:val="multilevel"/>
     <w:tmpl w:val="4CFA7A90"/>
@@ -22974,7 +28837,7 @@
       </w:rPr>
     </w:lvl>
   </w:abstractNum>
-  <w:abstractNum w:abstractNumId="48" w15:restartNumberingAfterBreak="0">
+  <w:abstractNum w:abstractNumId="53" w15:restartNumberingAfterBreak="0">
     <w:nsid w:val="38F973AC"/>
     <w:multiLevelType w:val="multilevel"/>
     <w:tmpl w:val="9C5E59CE"/>
@@ -23123,7 +28986,7 @@
       </w:rPr>
     </w:lvl>
   </w:abstractNum>
-  <w:abstractNum w:abstractNumId="49" w15:restartNumberingAfterBreak="0">
+  <w:abstractNum w:abstractNumId="54" w15:restartNumberingAfterBreak="0">
     <w:nsid w:val="393C78C0"/>
     <w:multiLevelType w:val="multilevel"/>
     <w:tmpl w:val="714E5D92"/>
@@ -23272,7 +29135,7 @@
       </w:rPr>
     </w:lvl>
   </w:abstractNum>
-  <w:abstractNum w:abstractNumId="50" w15:restartNumberingAfterBreak="0">
+  <w:abstractNum w:abstractNumId="55" w15:restartNumberingAfterBreak="0">
     <w:nsid w:val="3A1160E1"/>
     <w:multiLevelType w:val="multilevel"/>
     <w:tmpl w:val="B052B152"/>
@@ -23421,7 +29284,7 @@
       </w:rPr>
     </w:lvl>
   </w:abstractNum>
-  <w:abstractNum w:abstractNumId="51" w15:restartNumberingAfterBreak="0">
+  <w:abstractNum w:abstractNumId="56" w15:restartNumberingAfterBreak="0">
     <w:nsid w:val="3B270415"/>
     <w:multiLevelType w:val="multilevel"/>
     <w:tmpl w:val="72C45570"/>
@@ -23570,7 +29433,7 @@
       </w:rPr>
     </w:lvl>
   </w:abstractNum>
-  <w:abstractNum w:abstractNumId="52" w15:restartNumberingAfterBreak="0">
+  <w:abstractNum w:abstractNumId="57" w15:restartNumberingAfterBreak="0">
     <w:nsid w:val="3D547485"/>
     <w:multiLevelType w:val="multilevel"/>
     <w:tmpl w:val="D6368DEC"/>
@@ -23719,7 +29582,7 @@
       </w:rPr>
     </w:lvl>
   </w:abstractNum>
-  <w:abstractNum w:abstractNumId="53" w15:restartNumberingAfterBreak="0">
+  <w:abstractNum w:abstractNumId="58" w15:restartNumberingAfterBreak="0">
     <w:nsid w:val="3D843426"/>
     <w:multiLevelType w:val="multilevel"/>
     <w:tmpl w:val="C374D796"/>
@@ -23868,7 +29731,7 @@
       </w:rPr>
     </w:lvl>
   </w:abstractNum>
-  <w:abstractNum w:abstractNumId="54" w15:restartNumberingAfterBreak="0">
+  <w:abstractNum w:abstractNumId="59" w15:restartNumberingAfterBreak="0">
     <w:nsid w:val="3DD5672F"/>
     <w:multiLevelType w:val="multilevel"/>
     <w:tmpl w:val="72A25426"/>
@@ -24017,7 +29880,7 @@
       </w:rPr>
     </w:lvl>
   </w:abstractNum>
-  <w:abstractNum w:abstractNumId="55" w15:restartNumberingAfterBreak="0">
+  <w:abstractNum w:abstractNumId="60" w15:restartNumberingAfterBreak="0">
     <w:nsid w:val="3E505111"/>
     <w:multiLevelType w:val="multilevel"/>
     <w:tmpl w:val="6BECCD20"/>
@@ -24166,7 +30029,7 @@
       </w:rPr>
     </w:lvl>
   </w:abstractNum>
-  <w:abstractNum w:abstractNumId="56" w15:restartNumberingAfterBreak="0">
+  <w:abstractNum w:abstractNumId="61" w15:restartNumberingAfterBreak="0">
     <w:nsid w:val="3ECF41EC"/>
     <w:multiLevelType w:val="multilevel"/>
     <w:tmpl w:val="54D02794"/>
@@ -24315,7 +30178,7 @@
       </w:rPr>
     </w:lvl>
   </w:abstractNum>
-  <w:abstractNum w:abstractNumId="57" w15:restartNumberingAfterBreak="0">
+  <w:abstractNum w:abstractNumId="62" w15:restartNumberingAfterBreak="0">
     <w:nsid w:val="41CB3D4F"/>
     <w:multiLevelType w:val="multilevel"/>
     <w:tmpl w:val="613CB636"/>
@@ -24464,7 +30327,156 @@
       </w:rPr>
     </w:lvl>
   </w:abstractNum>
-  <w:abstractNum w:abstractNumId="58" w15:restartNumberingAfterBreak="0">
+  <w:abstractNum w:abstractNumId="63" w15:restartNumberingAfterBreak="0">
+    <w:nsid w:val="44454F93"/>
+    <w:multiLevelType w:val="multilevel"/>
+    <w:tmpl w:val="0B506850"/>
+    <w:lvl w:ilvl="0">
+      <w:start w:val="1"/>
+      <w:numFmt w:val="bullet"/>
+      <w:lvlText w:val=""/>
+      <w:lvlJc w:val="left"/>
+      <w:pPr>
+        <w:tabs>
+          <w:tab w:val="num" w:pos="720"/>
+        </w:tabs>
+        <w:ind w:left="720" w:hanging="360"/>
+      </w:pPr>
+      <w:rPr>
+        <w:rFonts w:ascii="Symbol" w:hAnsi="Symbol" w:hint="default"/>
+        <w:sz w:val="20"/>
+      </w:rPr>
+    </w:lvl>
+    <w:lvl w:ilvl="1" w:tentative="1">
+      <w:start w:val="1"/>
+      <w:numFmt w:val="bullet"/>
+      <w:lvlText w:val="o"/>
+      <w:lvlJc w:val="left"/>
+      <w:pPr>
+        <w:tabs>
+          <w:tab w:val="num" w:pos="1440"/>
+        </w:tabs>
+        <w:ind w:left="1440" w:hanging="360"/>
+      </w:pPr>
+      <w:rPr>
+        <w:rFonts w:ascii="Courier New" w:hAnsi="Courier New" w:hint="default"/>
+        <w:sz w:val="20"/>
+      </w:rPr>
+    </w:lvl>
+    <w:lvl w:ilvl="2" w:tentative="1">
+      <w:start w:val="1"/>
+      <w:numFmt w:val="bullet"/>
+      <w:lvlText w:val=""/>
+      <w:lvlJc w:val="left"/>
+      <w:pPr>
+        <w:tabs>
+          <w:tab w:val="num" w:pos="2160"/>
+        </w:tabs>
+        <w:ind w:left="2160" w:hanging="360"/>
+      </w:pPr>
+      <w:rPr>
+        <w:rFonts w:ascii="Wingdings" w:hAnsi="Wingdings" w:hint="default"/>
+        <w:sz w:val="20"/>
+      </w:rPr>
+    </w:lvl>
+    <w:lvl w:ilvl="3" w:tentative="1">
+      <w:start w:val="1"/>
+      <w:numFmt w:val="bullet"/>
+      <w:lvlText w:val=""/>
+      <w:lvlJc w:val="left"/>
+      <w:pPr>
+        <w:tabs>
+          <w:tab w:val="num" w:pos="2880"/>
+        </w:tabs>
+        <w:ind w:left="2880" w:hanging="360"/>
+      </w:pPr>
+      <w:rPr>
+        <w:rFonts w:ascii="Wingdings" w:hAnsi="Wingdings" w:hint="default"/>
+        <w:sz w:val="20"/>
+      </w:rPr>
+    </w:lvl>
+    <w:lvl w:ilvl="4" w:tentative="1">
+      <w:start w:val="1"/>
+      <w:numFmt w:val="bullet"/>
+      <w:lvlText w:val=""/>
+      <w:lvlJc w:val="left"/>
+      <w:pPr>
+        <w:tabs>
+          <w:tab w:val="num" w:pos="3600"/>
+        </w:tabs>
+        <w:ind w:left="3600" w:hanging="360"/>
+      </w:pPr>
+      <w:rPr>
+        <w:rFonts w:ascii="Wingdings" w:hAnsi="Wingdings" w:hint="default"/>
+        <w:sz w:val="20"/>
+      </w:rPr>
+    </w:lvl>
+    <w:lvl w:ilvl="5" w:tentative="1">
+      <w:start w:val="1"/>
+      <w:numFmt w:val="bullet"/>
+      <w:lvlText w:val=""/>
+      <w:lvlJc w:val="left"/>
+      <w:pPr>
+        <w:tabs>
+          <w:tab w:val="num" w:pos="4320"/>
+        </w:tabs>
+        <w:ind w:left="4320" w:hanging="360"/>
+      </w:pPr>
+      <w:rPr>
+        <w:rFonts w:ascii="Wingdings" w:hAnsi="Wingdings" w:hint="default"/>
+        <w:sz w:val="20"/>
+      </w:rPr>
+    </w:lvl>
+    <w:lvl w:ilvl="6" w:tentative="1">
+      <w:start w:val="1"/>
+      <w:numFmt w:val="bullet"/>
+      <w:lvlText w:val=""/>
+      <w:lvlJc w:val="left"/>
+      <w:pPr>
+        <w:tabs>
+          <w:tab w:val="num" w:pos="5040"/>
+        </w:tabs>
+        <w:ind w:left="5040" w:hanging="360"/>
+      </w:pPr>
+      <w:rPr>
+        <w:rFonts w:ascii="Wingdings" w:hAnsi="Wingdings" w:hint="default"/>
+        <w:sz w:val="20"/>
+      </w:rPr>
+    </w:lvl>
+    <w:lvl w:ilvl="7" w:tentative="1">
+      <w:start w:val="1"/>
+      <w:numFmt w:val="bullet"/>
+      <w:lvlText w:val=""/>
+      <w:lvlJc w:val="left"/>
+      <w:pPr>
+        <w:tabs>
+          <w:tab w:val="num" w:pos="5760"/>
+        </w:tabs>
+        <w:ind w:left="5760" w:hanging="360"/>
+      </w:pPr>
+      <w:rPr>
+        <w:rFonts w:ascii="Wingdings" w:hAnsi="Wingdings" w:hint="default"/>
+        <w:sz w:val="20"/>
+      </w:rPr>
+    </w:lvl>
+    <w:lvl w:ilvl="8" w:tentative="1">
+      <w:start w:val="1"/>
+      <w:numFmt w:val="bullet"/>
+      <w:lvlText w:val=""/>
+      <w:lvlJc w:val="left"/>
+      <w:pPr>
+        <w:tabs>
+          <w:tab w:val="num" w:pos="6480"/>
+        </w:tabs>
+        <w:ind w:left="6480" w:hanging="360"/>
+      </w:pPr>
+      <w:rPr>
+        <w:rFonts w:ascii="Wingdings" w:hAnsi="Wingdings" w:hint="default"/>
+        <w:sz w:val="20"/>
+      </w:rPr>
+    </w:lvl>
+  </w:abstractNum>
+  <w:abstractNum w:abstractNumId="64" w15:restartNumberingAfterBreak="0">
     <w:nsid w:val="454777CF"/>
     <w:multiLevelType w:val="multilevel"/>
     <w:tmpl w:val="26640ED4"/>
@@ -24613,7 +30625,7 @@
       </w:rPr>
     </w:lvl>
   </w:abstractNum>
-  <w:abstractNum w:abstractNumId="59" w15:restartNumberingAfterBreak="0">
+  <w:abstractNum w:abstractNumId="65" w15:restartNumberingAfterBreak="0">
     <w:nsid w:val="46166BEE"/>
     <w:multiLevelType w:val="multilevel"/>
     <w:tmpl w:val="A5588B32"/>
@@ -24762,7 +30774,7 @@
       </w:rPr>
     </w:lvl>
   </w:abstractNum>
-  <w:abstractNum w:abstractNumId="60" w15:restartNumberingAfterBreak="0">
+  <w:abstractNum w:abstractNumId="66" w15:restartNumberingAfterBreak="0">
     <w:nsid w:val="46C078EC"/>
     <w:multiLevelType w:val="multilevel"/>
     <w:tmpl w:val="A79C9D10"/>
@@ -24911,7 +30923,156 @@
       </w:rPr>
     </w:lvl>
   </w:abstractNum>
-  <w:abstractNum w:abstractNumId="61" w15:restartNumberingAfterBreak="0">
+  <w:abstractNum w:abstractNumId="67" w15:restartNumberingAfterBreak="0">
+    <w:nsid w:val="4A166CE5"/>
+    <w:multiLevelType w:val="multilevel"/>
+    <w:tmpl w:val="9EA48968"/>
+    <w:lvl w:ilvl="0">
+      <w:start w:val="1"/>
+      <w:numFmt w:val="bullet"/>
+      <w:lvlText w:val=""/>
+      <w:lvlJc w:val="left"/>
+      <w:pPr>
+        <w:tabs>
+          <w:tab w:val="num" w:pos="720"/>
+        </w:tabs>
+        <w:ind w:left="720" w:hanging="360"/>
+      </w:pPr>
+      <w:rPr>
+        <w:rFonts w:ascii="Symbol" w:hAnsi="Symbol" w:hint="default"/>
+        <w:sz w:val="20"/>
+      </w:rPr>
+    </w:lvl>
+    <w:lvl w:ilvl="1" w:tentative="1">
+      <w:start w:val="1"/>
+      <w:numFmt w:val="bullet"/>
+      <w:lvlText w:val="o"/>
+      <w:lvlJc w:val="left"/>
+      <w:pPr>
+        <w:tabs>
+          <w:tab w:val="num" w:pos="1440"/>
+        </w:tabs>
+        <w:ind w:left="1440" w:hanging="360"/>
+      </w:pPr>
+      <w:rPr>
+        <w:rFonts w:ascii="Courier New" w:hAnsi="Courier New" w:hint="default"/>
+        <w:sz w:val="20"/>
+      </w:rPr>
+    </w:lvl>
+    <w:lvl w:ilvl="2" w:tentative="1">
+      <w:start w:val="1"/>
+      <w:numFmt w:val="bullet"/>
+      <w:lvlText w:val=""/>
+      <w:lvlJc w:val="left"/>
+      <w:pPr>
+        <w:tabs>
+          <w:tab w:val="num" w:pos="2160"/>
+        </w:tabs>
+        <w:ind w:left="2160" w:hanging="360"/>
+      </w:pPr>
+      <w:rPr>
+        <w:rFonts w:ascii="Wingdings" w:hAnsi="Wingdings" w:hint="default"/>
+        <w:sz w:val="20"/>
+      </w:rPr>
+    </w:lvl>
+    <w:lvl w:ilvl="3" w:tentative="1">
+      <w:start w:val="1"/>
+      <w:numFmt w:val="bullet"/>
+      <w:lvlText w:val=""/>
+      <w:lvlJc w:val="left"/>
+      <w:pPr>
+        <w:tabs>
+          <w:tab w:val="num" w:pos="2880"/>
+        </w:tabs>
+        <w:ind w:left="2880" w:hanging="360"/>
+      </w:pPr>
+      <w:rPr>
+        <w:rFonts w:ascii="Wingdings" w:hAnsi="Wingdings" w:hint="default"/>
+        <w:sz w:val="20"/>
+      </w:rPr>
+    </w:lvl>
+    <w:lvl w:ilvl="4" w:tentative="1">
+      <w:start w:val="1"/>
+      <w:numFmt w:val="bullet"/>
+      <w:lvlText w:val=""/>
+      <w:lvlJc w:val="left"/>
+      <w:pPr>
+        <w:tabs>
+          <w:tab w:val="num" w:pos="3600"/>
+        </w:tabs>
+        <w:ind w:left="3600" w:hanging="360"/>
+      </w:pPr>
+      <w:rPr>
+        <w:rFonts w:ascii="Wingdings" w:hAnsi="Wingdings" w:hint="default"/>
+        <w:sz w:val="20"/>
+      </w:rPr>
+    </w:lvl>
+    <w:lvl w:ilvl="5" w:tentative="1">
+      <w:start w:val="1"/>
+      <w:numFmt w:val="bullet"/>
+      <w:lvlText w:val=""/>
+      <w:lvlJc w:val="left"/>
+      <w:pPr>
+        <w:tabs>
+          <w:tab w:val="num" w:pos="4320"/>
+        </w:tabs>
+        <w:ind w:left="4320" w:hanging="360"/>
+      </w:pPr>
+      <w:rPr>
+        <w:rFonts w:ascii="Wingdings" w:hAnsi="Wingdings" w:hint="default"/>
+        <w:sz w:val="20"/>
+      </w:rPr>
+    </w:lvl>
+    <w:lvl w:ilvl="6" w:tentative="1">
+      <w:start w:val="1"/>
+      <w:numFmt w:val="bullet"/>
+      <w:lvlText w:val=""/>
+      <w:lvlJc w:val="left"/>
+      <w:pPr>
+        <w:tabs>
+          <w:tab w:val="num" w:pos="5040"/>
+        </w:tabs>
+        <w:ind w:left="5040" w:hanging="360"/>
+      </w:pPr>
+      <w:rPr>
+        <w:rFonts w:ascii="Wingdings" w:hAnsi="Wingdings" w:hint="default"/>
+        <w:sz w:val="20"/>
+      </w:rPr>
+    </w:lvl>
+    <w:lvl w:ilvl="7" w:tentative="1">
+      <w:start w:val="1"/>
+      <w:numFmt w:val="bullet"/>
+      <w:lvlText w:val=""/>
+      <w:lvlJc w:val="left"/>
+      <w:pPr>
+        <w:tabs>
+          <w:tab w:val="num" w:pos="5760"/>
+        </w:tabs>
+        <w:ind w:left="5760" w:hanging="360"/>
+      </w:pPr>
+      <w:rPr>
+        <w:rFonts w:ascii="Wingdings" w:hAnsi="Wingdings" w:hint="default"/>
+        <w:sz w:val="20"/>
+      </w:rPr>
+    </w:lvl>
+    <w:lvl w:ilvl="8" w:tentative="1">
+      <w:start w:val="1"/>
+      <w:numFmt w:val="bullet"/>
+      <w:lvlText w:val=""/>
+      <w:lvlJc w:val="left"/>
+      <w:pPr>
+        <w:tabs>
+          <w:tab w:val="num" w:pos="6480"/>
+        </w:tabs>
+        <w:ind w:left="6480" w:hanging="360"/>
+      </w:pPr>
+      <w:rPr>
+        <w:rFonts w:ascii="Wingdings" w:hAnsi="Wingdings" w:hint="default"/>
+        <w:sz w:val="20"/>
+      </w:rPr>
+    </w:lvl>
+  </w:abstractNum>
+  <w:abstractNum w:abstractNumId="68" w15:restartNumberingAfterBreak="0">
     <w:nsid w:val="4A557408"/>
     <w:multiLevelType w:val="multilevel"/>
     <w:tmpl w:val="6D5E3710"/>
@@ -25060,7 +31221,7 @@
       </w:rPr>
     </w:lvl>
   </w:abstractNum>
-  <w:abstractNum w:abstractNumId="62" w15:restartNumberingAfterBreak="0">
+  <w:abstractNum w:abstractNumId="69" w15:restartNumberingAfterBreak="0">
     <w:nsid w:val="4B8E3ACD"/>
     <w:multiLevelType w:val="multilevel"/>
     <w:tmpl w:val="01D23332"/>
@@ -25209,7 +31370,7 @@
       </w:rPr>
     </w:lvl>
   </w:abstractNum>
-  <w:abstractNum w:abstractNumId="63" w15:restartNumberingAfterBreak="0">
+  <w:abstractNum w:abstractNumId="70" w15:restartNumberingAfterBreak="0">
     <w:nsid w:val="4DEA5880"/>
     <w:multiLevelType w:val="multilevel"/>
     <w:tmpl w:val="F0905BB2"/>
@@ -25358,7 +31519,7 @@
       </w:rPr>
     </w:lvl>
   </w:abstractNum>
-  <w:abstractNum w:abstractNumId="64" w15:restartNumberingAfterBreak="0">
+  <w:abstractNum w:abstractNumId="71" w15:restartNumberingAfterBreak="0">
     <w:nsid w:val="51A74A62"/>
     <w:multiLevelType w:val="multilevel"/>
     <w:tmpl w:val="8FAAF272"/>
@@ -25507,7 +31668,7 @@
       </w:rPr>
     </w:lvl>
   </w:abstractNum>
-  <w:abstractNum w:abstractNumId="65" w15:restartNumberingAfterBreak="0">
+  <w:abstractNum w:abstractNumId="72" w15:restartNumberingAfterBreak="0">
     <w:nsid w:val="53122438"/>
     <w:multiLevelType w:val="multilevel"/>
     <w:tmpl w:val="577C9C58"/>
@@ -25656,7 +31817,7 @@
       </w:rPr>
     </w:lvl>
   </w:abstractNum>
-  <w:abstractNum w:abstractNumId="66" w15:restartNumberingAfterBreak="0">
+  <w:abstractNum w:abstractNumId="73" w15:restartNumberingAfterBreak="0">
     <w:nsid w:val="53691CA1"/>
     <w:multiLevelType w:val="multilevel"/>
     <w:tmpl w:val="2820A6E4"/>
@@ -25805,7 +31966,7 @@
       </w:rPr>
     </w:lvl>
   </w:abstractNum>
-  <w:abstractNum w:abstractNumId="67" w15:restartNumberingAfterBreak="0">
+  <w:abstractNum w:abstractNumId="74" w15:restartNumberingAfterBreak="0">
     <w:nsid w:val="545B724A"/>
     <w:multiLevelType w:val="multilevel"/>
     <w:tmpl w:val="B4128786"/>
@@ -25954,7 +32115,7 @@
       </w:rPr>
     </w:lvl>
   </w:abstractNum>
-  <w:abstractNum w:abstractNumId="68" w15:restartNumberingAfterBreak="0">
+  <w:abstractNum w:abstractNumId="75" w15:restartNumberingAfterBreak="0">
     <w:nsid w:val="54D11823"/>
     <w:multiLevelType w:val="multilevel"/>
     <w:tmpl w:val="5AC0F252"/>
@@ -26103,7 +32264,7 @@
       </w:rPr>
     </w:lvl>
   </w:abstractNum>
-  <w:abstractNum w:abstractNumId="69" w15:restartNumberingAfterBreak="0">
+  <w:abstractNum w:abstractNumId="76" w15:restartNumberingAfterBreak="0">
     <w:nsid w:val="555A23E8"/>
     <w:multiLevelType w:val="multilevel"/>
     <w:tmpl w:val="5B3ED606"/>
@@ -26252,7 +32413,7 @@
       </w:rPr>
     </w:lvl>
   </w:abstractNum>
-  <w:abstractNum w:abstractNumId="70" w15:restartNumberingAfterBreak="0">
+  <w:abstractNum w:abstractNumId="77" w15:restartNumberingAfterBreak="0">
     <w:nsid w:val="55E60DB9"/>
     <w:multiLevelType w:val="multilevel"/>
     <w:tmpl w:val="6AC44B4E"/>
@@ -26401,7 +32562,7 @@
       </w:rPr>
     </w:lvl>
   </w:abstractNum>
-  <w:abstractNum w:abstractNumId="71" w15:restartNumberingAfterBreak="0">
+  <w:abstractNum w:abstractNumId="78" w15:restartNumberingAfterBreak="0">
     <w:nsid w:val="563A344C"/>
     <w:multiLevelType w:val="multilevel"/>
     <w:tmpl w:val="08BA1C5C"/>
@@ -26550,7 +32711,156 @@
       </w:rPr>
     </w:lvl>
   </w:abstractNum>
-  <w:abstractNum w:abstractNumId="72" w15:restartNumberingAfterBreak="0">
+  <w:abstractNum w:abstractNumId="79" w15:restartNumberingAfterBreak="0">
+    <w:nsid w:val="5ACB6518"/>
+    <w:multiLevelType w:val="multilevel"/>
+    <w:tmpl w:val="18442C9C"/>
+    <w:lvl w:ilvl="0">
+      <w:start w:val="1"/>
+      <w:numFmt w:val="bullet"/>
+      <w:lvlText w:val=""/>
+      <w:lvlJc w:val="left"/>
+      <w:pPr>
+        <w:tabs>
+          <w:tab w:val="num" w:pos="720"/>
+        </w:tabs>
+        <w:ind w:left="720" w:hanging="360"/>
+      </w:pPr>
+      <w:rPr>
+        <w:rFonts w:ascii="Symbol" w:hAnsi="Symbol" w:hint="default"/>
+        <w:sz w:val="20"/>
+      </w:rPr>
+    </w:lvl>
+    <w:lvl w:ilvl="1" w:tentative="1">
+      <w:start w:val="1"/>
+      <w:numFmt w:val="bullet"/>
+      <w:lvlText w:val="o"/>
+      <w:lvlJc w:val="left"/>
+      <w:pPr>
+        <w:tabs>
+          <w:tab w:val="num" w:pos="1440"/>
+        </w:tabs>
+        <w:ind w:left="1440" w:hanging="360"/>
+      </w:pPr>
+      <w:rPr>
+        <w:rFonts w:ascii="Courier New" w:hAnsi="Courier New" w:hint="default"/>
+        <w:sz w:val="20"/>
+      </w:rPr>
+    </w:lvl>
+    <w:lvl w:ilvl="2" w:tentative="1">
+      <w:start w:val="1"/>
+      <w:numFmt w:val="bullet"/>
+      <w:lvlText w:val=""/>
+      <w:lvlJc w:val="left"/>
+      <w:pPr>
+        <w:tabs>
+          <w:tab w:val="num" w:pos="2160"/>
+        </w:tabs>
+        <w:ind w:left="2160" w:hanging="360"/>
+      </w:pPr>
+      <w:rPr>
+        <w:rFonts w:ascii="Wingdings" w:hAnsi="Wingdings" w:hint="default"/>
+        <w:sz w:val="20"/>
+      </w:rPr>
+    </w:lvl>
+    <w:lvl w:ilvl="3" w:tentative="1">
+      <w:start w:val="1"/>
+      <w:numFmt w:val="bullet"/>
+      <w:lvlText w:val=""/>
+      <w:lvlJc w:val="left"/>
+      <w:pPr>
+        <w:tabs>
+          <w:tab w:val="num" w:pos="2880"/>
+        </w:tabs>
+        <w:ind w:left="2880" w:hanging="360"/>
+      </w:pPr>
+      <w:rPr>
+        <w:rFonts w:ascii="Wingdings" w:hAnsi="Wingdings" w:hint="default"/>
+        <w:sz w:val="20"/>
+      </w:rPr>
+    </w:lvl>
+    <w:lvl w:ilvl="4" w:tentative="1">
+      <w:start w:val="1"/>
+      <w:numFmt w:val="bullet"/>
+      <w:lvlText w:val=""/>
+      <w:lvlJc w:val="left"/>
+      <w:pPr>
+        <w:tabs>
+          <w:tab w:val="num" w:pos="3600"/>
+        </w:tabs>
+        <w:ind w:left="3600" w:hanging="360"/>
+      </w:pPr>
+      <w:rPr>
+        <w:rFonts w:ascii="Wingdings" w:hAnsi="Wingdings" w:hint="default"/>
+        <w:sz w:val="20"/>
+      </w:rPr>
+    </w:lvl>
+    <w:lvl w:ilvl="5" w:tentative="1">
+      <w:start w:val="1"/>
+      <w:numFmt w:val="bullet"/>
+      <w:lvlText w:val=""/>
+      <w:lvlJc w:val="left"/>
+      <w:pPr>
+        <w:tabs>
+          <w:tab w:val="num" w:pos="4320"/>
+        </w:tabs>
+        <w:ind w:left="4320" w:hanging="360"/>
+      </w:pPr>
+      <w:rPr>
+        <w:rFonts w:ascii="Wingdings" w:hAnsi="Wingdings" w:hint="default"/>
+        <w:sz w:val="20"/>
+      </w:rPr>
+    </w:lvl>
+    <w:lvl w:ilvl="6" w:tentative="1">
+      <w:start w:val="1"/>
+      <w:numFmt w:val="bullet"/>
+      <w:lvlText w:val=""/>
+      <w:lvlJc w:val="left"/>
+      <w:pPr>
+        <w:tabs>
+          <w:tab w:val="num" w:pos="5040"/>
+        </w:tabs>
+        <w:ind w:left="5040" w:hanging="360"/>
+      </w:pPr>
+      <w:rPr>
+        <w:rFonts w:ascii="Wingdings" w:hAnsi="Wingdings" w:hint="default"/>
+        <w:sz w:val="20"/>
+      </w:rPr>
+    </w:lvl>
+    <w:lvl w:ilvl="7" w:tentative="1">
+      <w:start w:val="1"/>
+      <w:numFmt w:val="bullet"/>
+      <w:lvlText w:val=""/>
+      <w:lvlJc w:val="left"/>
+      <w:pPr>
+        <w:tabs>
+          <w:tab w:val="num" w:pos="5760"/>
+        </w:tabs>
+        <w:ind w:left="5760" w:hanging="360"/>
+      </w:pPr>
+      <w:rPr>
+        <w:rFonts w:ascii="Wingdings" w:hAnsi="Wingdings" w:hint="default"/>
+        <w:sz w:val="20"/>
+      </w:rPr>
+    </w:lvl>
+    <w:lvl w:ilvl="8" w:tentative="1">
+      <w:start w:val="1"/>
+      <w:numFmt w:val="bullet"/>
+      <w:lvlText w:val=""/>
+      <w:lvlJc w:val="left"/>
+      <w:pPr>
+        <w:tabs>
+          <w:tab w:val="num" w:pos="6480"/>
+        </w:tabs>
+        <w:ind w:left="6480" w:hanging="360"/>
+      </w:pPr>
+      <w:rPr>
+        <w:rFonts w:ascii="Wingdings" w:hAnsi="Wingdings" w:hint="default"/>
+        <w:sz w:val="20"/>
+      </w:rPr>
+    </w:lvl>
+  </w:abstractNum>
+  <w:abstractNum w:abstractNumId="80" w15:restartNumberingAfterBreak="0">
     <w:nsid w:val="5B8842F3"/>
     <w:multiLevelType w:val="multilevel"/>
     <w:tmpl w:val="45AAE934"/>
@@ -26699,7 +33009,7 @@
       </w:rPr>
     </w:lvl>
   </w:abstractNum>
-  <w:abstractNum w:abstractNumId="73" w15:restartNumberingAfterBreak="0">
+  <w:abstractNum w:abstractNumId="81" w15:restartNumberingAfterBreak="0">
     <w:nsid w:val="5BF93617"/>
     <w:multiLevelType w:val="multilevel"/>
     <w:tmpl w:val="84D45FF8"/>
@@ -26848,7 +33158,7 @@
       </w:rPr>
     </w:lvl>
   </w:abstractNum>
-  <w:abstractNum w:abstractNumId="74" w15:restartNumberingAfterBreak="0">
+  <w:abstractNum w:abstractNumId="82" w15:restartNumberingAfterBreak="0">
     <w:nsid w:val="5C5D1ED0"/>
     <w:multiLevelType w:val="multilevel"/>
     <w:tmpl w:val="A5FE87EA"/>
@@ -26997,7 +33307,7 @@
       </w:rPr>
     </w:lvl>
   </w:abstractNum>
-  <w:abstractNum w:abstractNumId="75" w15:restartNumberingAfterBreak="0">
+  <w:abstractNum w:abstractNumId="83" w15:restartNumberingAfterBreak="0">
     <w:nsid w:val="5DC93602"/>
     <w:multiLevelType w:val="multilevel"/>
     <w:tmpl w:val="2C00810A"/>
@@ -27146,7 +33456,7 @@
       </w:rPr>
     </w:lvl>
   </w:abstractNum>
-  <w:abstractNum w:abstractNumId="76" w15:restartNumberingAfterBreak="0">
+  <w:abstractNum w:abstractNumId="84" w15:restartNumberingAfterBreak="0">
     <w:nsid w:val="5ED44373"/>
     <w:multiLevelType w:val="multilevel"/>
     <w:tmpl w:val="9CA8644C"/>
@@ -27295,7 +33605,7 @@
       </w:rPr>
     </w:lvl>
   </w:abstractNum>
-  <w:abstractNum w:abstractNumId="77" w15:restartNumberingAfterBreak="0">
+  <w:abstractNum w:abstractNumId="85" w15:restartNumberingAfterBreak="0">
     <w:nsid w:val="60532D31"/>
     <w:multiLevelType w:val="multilevel"/>
     <w:tmpl w:val="C1322302"/>
@@ -27444,7 +33754,156 @@
       </w:rPr>
     </w:lvl>
   </w:abstractNum>
-  <w:abstractNum w:abstractNumId="78" w15:restartNumberingAfterBreak="0">
+  <w:abstractNum w:abstractNumId="86" w15:restartNumberingAfterBreak="0">
+    <w:nsid w:val="60AF5B0B"/>
+    <w:multiLevelType w:val="multilevel"/>
+    <w:tmpl w:val="DFBCB36E"/>
+    <w:lvl w:ilvl="0">
+      <w:start w:val="1"/>
+      <w:numFmt w:val="bullet"/>
+      <w:lvlText w:val=""/>
+      <w:lvlJc w:val="left"/>
+      <w:pPr>
+        <w:tabs>
+          <w:tab w:val="num" w:pos="720"/>
+        </w:tabs>
+        <w:ind w:left="720" w:hanging="360"/>
+      </w:pPr>
+      <w:rPr>
+        <w:rFonts w:ascii="Symbol" w:hAnsi="Symbol" w:hint="default"/>
+        <w:sz w:val="20"/>
+      </w:rPr>
+    </w:lvl>
+    <w:lvl w:ilvl="1" w:tentative="1">
+      <w:start w:val="1"/>
+      <w:numFmt w:val="bullet"/>
+      <w:lvlText w:val="o"/>
+      <w:lvlJc w:val="left"/>
+      <w:pPr>
+        <w:tabs>
+          <w:tab w:val="num" w:pos="1440"/>
+        </w:tabs>
+        <w:ind w:left="1440" w:hanging="360"/>
+      </w:pPr>
+      <w:rPr>
+        <w:rFonts w:ascii="Courier New" w:hAnsi="Courier New" w:hint="default"/>
+        <w:sz w:val="20"/>
+      </w:rPr>
+    </w:lvl>
+    <w:lvl w:ilvl="2" w:tentative="1">
+      <w:start w:val="1"/>
+      <w:numFmt w:val="bullet"/>
+      <w:lvlText w:val=""/>
+      <w:lvlJc w:val="left"/>
+      <w:pPr>
+        <w:tabs>
+          <w:tab w:val="num" w:pos="2160"/>
+        </w:tabs>
+        <w:ind w:left="2160" w:hanging="360"/>
+      </w:pPr>
+      <w:rPr>
+        <w:rFonts w:ascii="Wingdings" w:hAnsi="Wingdings" w:hint="default"/>
+        <w:sz w:val="20"/>
+      </w:rPr>
+    </w:lvl>
+    <w:lvl w:ilvl="3" w:tentative="1">
+      <w:start w:val="1"/>
+      <w:numFmt w:val="bullet"/>
+      <w:lvlText w:val=""/>
+      <w:lvlJc w:val="left"/>
+      <w:pPr>
+        <w:tabs>
+          <w:tab w:val="num" w:pos="2880"/>
+        </w:tabs>
+        <w:ind w:left="2880" w:hanging="360"/>
+      </w:pPr>
+      <w:rPr>
+        <w:rFonts w:ascii="Wingdings" w:hAnsi="Wingdings" w:hint="default"/>
+        <w:sz w:val="20"/>
+      </w:rPr>
+    </w:lvl>
+    <w:lvl w:ilvl="4" w:tentative="1">
+      <w:start w:val="1"/>
+      <w:numFmt w:val="bullet"/>
+      <w:lvlText w:val=""/>
+      <w:lvlJc w:val="left"/>
+      <w:pPr>
+        <w:tabs>
+          <w:tab w:val="num" w:pos="3600"/>
+        </w:tabs>
+        <w:ind w:left="3600" w:hanging="360"/>
+      </w:pPr>
+      <w:rPr>
+        <w:rFonts w:ascii="Wingdings" w:hAnsi="Wingdings" w:hint="default"/>
+        <w:sz w:val="20"/>
+      </w:rPr>
+    </w:lvl>
+    <w:lvl w:ilvl="5" w:tentative="1">
+      <w:start w:val="1"/>
+      <w:numFmt w:val="bullet"/>
+      <w:lvlText w:val=""/>
+      <w:lvlJc w:val="left"/>
+      <w:pPr>
+        <w:tabs>
+          <w:tab w:val="num" w:pos="4320"/>
+        </w:tabs>
+        <w:ind w:left="4320" w:hanging="360"/>
+      </w:pPr>
+      <w:rPr>
+        <w:rFonts w:ascii="Wingdings" w:hAnsi="Wingdings" w:hint="default"/>
+        <w:sz w:val="20"/>
+      </w:rPr>
+    </w:lvl>
+    <w:lvl w:ilvl="6" w:tentative="1">
+      <w:start w:val="1"/>
+      <w:numFmt w:val="bullet"/>
+      <w:lvlText w:val=""/>
+      <w:lvlJc w:val="left"/>
+      <w:pPr>
+        <w:tabs>
+          <w:tab w:val="num" w:pos="5040"/>
+        </w:tabs>
+        <w:ind w:left="5040" w:hanging="360"/>
+      </w:pPr>
+      <w:rPr>
+        <w:rFonts w:ascii="Wingdings" w:hAnsi="Wingdings" w:hint="default"/>
+        <w:sz w:val="20"/>
+      </w:rPr>
+    </w:lvl>
+    <w:lvl w:ilvl="7" w:tentative="1">
+      <w:start w:val="1"/>
+      <w:numFmt w:val="bullet"/>
+      <w:lvlText w:val=""/>
+      <w:lvlJc w:val="left"/>
+      <w:pPr>
+        <w:tabs>
+          <w:tab w:val="num" w:pos="5760"/>
+        </w:tabs>
+        <w:ind w:left="5760" w:hanging="360"/>
+      </w:pPr>
+      <w:rPr>
+        <w:rFonts w:ascii="Wingdings" w:hAnsi="Wingdings" w:hint="default"/>
+        <w:sz w:val="20"/>
+      </w:rPr>
+    </w:lvl>
+    <w:lvl w:ilvl="8" w:tentative="1">
+      <w:start w:val="1"/>
+      <w:numFmt w:val="bullet"/>
+      <w:lvlText w:val=""/>
+      <w:lvlJc w:val="left"/>
+      <w:pPr>
+        <w:tabs>
+          <w:tab w:val="num" w:pos="6480"/>
+        </w:tabs>
+        <w:ind w:left="6480" w:hanging="360"/>
+      </w:pPr>
+      <w:rPr>
+        <w:rFonts w:ascii="Wingdings" w:hAnsi="Wingdings" w:hint="default"/>
+        <w:sz w:val="20"/>
+      </w:rPr>
+    </w:lvl>
+  </w:abstractNum>
+  <w:abstractNum w:abstractNumId="87" w15:restartNumberingAfterBreak="0">
     <w:nsid w:val="62163F45"/>
     <w:multiLevelType w:val="multilevel"/>
     <w:tmpl w:val="E184259A"/>
@@ -27593,7 +34052,7 @@
       </w:rPr>
     </w:lvl>
   </w:abstractNum>
-  <w:abstractNum w:abstractNumId="79" w15:restartNumberingAfterBreak="0">
+  <w:abstractNum w:abstractNumId="88" w15:restartNumberingAfterBreak="0">
     <w:nsid w:val="62371B05"/>
     <w:multiLevelType w:val="multilevel"/>
     <w:tmpl w:val="829E50D4"/>
@@ -27742,7 +34201,7 @@
       </w:rPr>
     </w:lvl>
   </w:abstractNum>
-  <w:abstractNum w:abstractNumId="80" w15:restartNumberingAfterBreak="0">
+  <w:abstractNum w:abstractNumId="89" w15:restartNumberingAfterBreak="0">
     <w:nsid w:val="63307DEE"/>
     <w:multiLevelType w:val="multilevel"/>
     <w:tmpl w:val="B99AD85C"/>
@@ -27891,7 +34350,7 @@
       </w:rPr>
     </w:lvl>
   </w:abstractNum>
-  <w:abstractNum w:abstractNumId="81" w15:restartNumberingAfterBreak="0">
+  <w:abstractNum w:abstractNumId="90" w15:restartNumberingAfterBreak="0">
     <w:nsid w:val="638B0DA2"/>
     <w:multiLevelType w:val="multilevel"/>
     <w:tmpl w:val="8070AEB8"/>
@@ -28040,7 +34499,7 @@
       </w:rPr>
     </w:lvl>
   </w:abstractNum>
-  <w:abstractNum w:abstractNumId="82" w15:restartNumberingAfterBreak="0">
+  <w:abstractNum w:abstractNumId="91" w15:restartNumberingAfterBreak="0">
     <w:nsid w:val="6486307C"/>
     <w:multiLevelType w:val="multilevel"/>
     <w:tmpl w:val="621C4522"/>
@@ -28189,7 +34648,7 @@
       </w:rPr>
     </w:lvl>
   </w:abstractNum>
-  <w:abstractNum w:abstractNumId="83" w15:restartNumberingAfterBreak="0">
+  <w:abstractNum w:abstractNumId="92" w15:restartNumberingAfterBreak="0">
     <w:nsid w:val="664072C7"/>
     <w:multiLevelType w:val="multilevel"/>
     <w:tmpl w:val="3D7C3484"/>
@@ -28338,7 +34797,7 @@
       </w:rPr>
     </w:lvl>
   </w:abstractNum>
-  <w:abstractNum w:abstractNumId="84" w15:restartNumberingAfterBreak="0">
+  <w:abstractNum w:abstractNumId="93" w15:restartNumberingAfterBreak="0">
     <w:nsid w:val="681F40A4"/>
     <w:multiLevelType w:val="multilevel"/>
     <w:tmpl w:val="16263122"/>
@@ -28487,7 +34946,7 @@
       </w:rPr>
     </w:lvl>
   </w:abstractNum>
-  <w:abstractNum w:abstractNumId="85" w15:restartNumberingAfterBreak="0">
+  <w:abstractNum w:abstractNumId="94" w15:restartNumberingAfterBreak="0">
     <w:nsid w:val="6EDB1CAA"/>
     <w:multiLevelType w:val="multilevel"/>
     <w:tmpl w:val="BB820578"/>
@@ -28636,7 +35095,156 @@
       </w:rPr>
     </w:lvl>
   </w:abstractNum>
-  <w:abstractNum w:abstractNumId="86" w15:restartNumberingAfterBreak="0">
+  <w:abstractNum w:abstractNumId="95" w15:restartNumberingAfterBreak="0">
+    <w:nsid w:val="70D568EC"/>
+    <w:multiLevelType w:val="multilevel"/>
+    <w:tmpl w:val="0BEA6F32"/>
+    <w:lvl w:ilvl="0">
+      <w:start w:val="1"/>
+      <w:numFmt w:val="bullet"/>
+      <w:lvlText w:val=""/>
+      <w:lvlJc w:val="left"/>
+      <w:pPr>
+        <w:tabs>
+          <w:tab w:val="num" w:pos="720"/>
+        </w:tabs>
+        <w:ind w:left="720" w:hanging="360"/>
+      </w:pPr>
+      <w:rPr>
+        <w:rFonts w:ascii="Symbol" w:hAnsi="Symbol" w:hint="default"/>
+        <w:sz w:val="20"/>
+      </w:rPr>
+    </w:lvl>
+    <w:lvl w:ilvl="1" w:tentative="1">
+      <w:start w:val="1"/>
+      <w:numFmt w:val="bullet"/>
+      <w:lvlText w:val="o"/>
+      <w:lvlJc w:val="left"/>
+      <w:pPr>
+        <w:tabs>
+          <w:tab w:val="num" w:pos="1440"/>
+        </w:tabs>
+        <w:ind w:left="1440" w:hanging="360"/>
+      </w:pPr>
+      <w:rPr>
+        <w:rFonts w:ascii="Courier New" w:hAnsi="Courier New" w:hint="default"/>
+        <w:sz w:val="20"/>
+      </w:rPr>
+    </w:lvl>
+    <w:lvl w:ilvl="2" w:tentative="1">
+      <w:start w:val="1"/>
+      <w:numFmt w:val="bullet"/>
+      <w:lvlText w:val=""/>
+      <w:lvlJc w:val="left"/>
+      <w:pPr>
+        <w:tabs>
+          <w:tab w:val="num" w:pos="2160"/>
+        </w:tabs>
+        <w:ind w:left="2160" w:hanging="360"/>
+      </w:pPr>
+      <w:rPr>
+        <w:rFonts w:ascii="Wingdings" w:hAnsi="Wingdings" w:hint="default"/>
+        <w:sz w:val="20"/>
+      </w:rPr>
+    </w:lvl>
+    <w:lvl w:ilvl="3" w:tentative="1">
+      <w:start w:val="1"/>
+      <w:numFmt w:val="bullet"/>
+      <w:lvlText w:val=""/>
+      <w:lvlJc w:val="left"/>
+      <w:pPr>
+        <w:tabs>
+          <w:tab w:val="num" w:pos="2880"/>
+        </w:tabs>
+        <w:ind w:left="2880" w:hanging="360"/>
+      </w:pPr>
+      <w:rPr>
+        <w:rFonts w:ascii="Wingdings" w:hAnsi="Wingdings" w:hint="default"/>
+        <w:sz w:val="20"/>
+      </w:rPr>
+    </w:lvl>
+    <w:lvl w:ilvl="4" w:tentative="1">
+      <w:start w:val="1"/>
+      <w:numFmt w:val="bullet"/>
+      <w:lvlText w:val=""/>
+      <w:lvlJc w:val="left"/>
+      <w:pPr>
+        <w:tabs>
+          <w:tab w:val="num" w:pos="3600"/>
+        </w:tabs>
+        <w:ind w:left="3600" w:hanging="360"/>
+      </w:pPr>
+      <w:rPr>
+        <w:rFonts w:ascii="Wingdings" w:hAnsi="Wingdings" w:hint="default"/>
+        <w:sz w:val="20"/>
+      </w:rPr>
+    </w:lvl>
+    <w:lvl w:ilvl="5" w:tentative="1">
+      <w:start w:val="1"/>
+      <w:numFmt w:val="bullet"/>
+      <w:lvlText w:val=""/>
+      <w:lvlJc w:val="left"/>
+      <w:pPr>
+        <w:tabs>
+          <w:tab w:val="num" w:pos="4320"/>
+        </w:tabs>
+        <w:ind w:left="4320" w:hanging="360"/>
+      </w:pPr>
+      <w:rPr>
+        <w:rFonts w:ascii="Wingdings" w:hAnsi="Wingdings" w:hint="default"/>
+        <w:sz w:val="20"/>
+      </w:rPr>
+    </w:lvl>
+    <w:lvl w:ilvl="6" w:tentative="1">
+      <w:start w:val="1"/>
+      <w:numFmt w:val="bullet"/>
+      <w:lvlText w:val=""/>
+      <w:lvlJc w:val="left"/>
+      <w:pPr>
+        <w:tabs>
+          <w:tab w:val="num" w:pos="5040"/>
+        </w:tabs>
+        <w:ind w:left="5040" w:hanging="360"/>
+      </w:pPr>
+      <w:rPr>
+        <w:rFonts w:ascii="Wingdings" w:hAnsi="Wingdings" w:hint="default"/>
+        <w:sz w:val="20"/>
+      </w:rPr>
+    </w:lvl>
+    <w:lvl w:ilvl="7" w:tentative="1">
+      <w:start w:val="1"/>
+      <w:numFmt w:val="bullet"/>
+      <w:lvlText w:val=""/>
+      <w:lvlJc w:val="left"/>
+      <w:pPr>
+        <w:tabs>
+          <w:tab w:val="num" w:pos="5760"/>
+        </w:tabs>
+        <w:ind w:left="5760" w:hanging="360"/>
+      </w:pPr>
+      <w:rPr>
+        <w:rFonts w:ascii="Wingdings" w:hAnsi="Wingdings" w:hint="default"/>
+        <w:sz w:val="20"/>
+      </w:rPr>
+    </w:lvl>
+    <w:lvl w:ilvl="8" w:tentative="1">
+      <w:start w:val="1"/>
+      <w:numFmt w:val="bullet"/>
+      <w:lvlText w:val=""/>
+      <w:lvlJc w:val="left"/>
+      <w:pPr>
+        <w:tabs>
+          <w:tab w:val="num" w:pos="6480"/>
+        </w:tabs>
+        <w:ind w:left="6480" w:hanging="360"/>
+      </w:pPr>
+      <w:rPr>
+        <w:rFonts w:ascii="Wingdings" w:hAnsi="Wingdings" w:hint="default"/>
+        <w:sz w:val="20"/>
+      </w:rPr>
+    </w:lvl>
+  </w:abstractNum>
+  <w:abstractNum w:abstractNumId="96" w15:restartNumberingAfterBreak="0">
     <w:nsid w:val="70F52D09"/>
     <w:multiLevelType w:val="multilevel"/>
     <w:tmpl w:val="E5D6028E"/>
@@ -28785,7 +35393,7 @@
       </w:rPr>
     </w:lvl>
   </w:abstractNum>
-  <w:abstractNum w:abstractNumId="87" w15:restartNumberingAfterBreak="0">
+  <w:abstractNum w:abstractNumId="97" w15:restartNumberingAfterBreak="0">
     <w:nsid w:val="71A75A9C"/>
     <w:multiLevelType w:val="multilevel"/>
     <w:tmpl w:val="B2DE66F6"/>
@@ -28934,7 +35542,7 @@
       </w:rPr>
     </w:lvl>
   </w:abstractNum>
-  <w:abstractNum w:abstractNumId="88" w15:restartNumberingAfterBreak="0">
+  <w:abstractNum w:abstractNumId="98" w15:restartNumberingAfterBreak="0">
     <w:nsid w:val="72574736"/>
     <w:multiLevelType w:val="multilevel"/>
     <w:tmpl w:val="3D94A2F6"/>
@@ -29083,7 +35691,7 @@
       </w:rPr>
     </w:lvl>
   </w:abstractNum>
-  <w:abstractNum w:abstractNumId="89" w15:restartNumberingAfterBreak="0">
+  <w:abstractNum w:abstractNumId="99" w15:restartNumberingAfterBreak="0">
     <w:nsid w:val="72CB1491"/>
     <w:multiLevelType w:val="multilevel"/>
     <w:tmpl w:val="74823232"/>
@@ -29232,7 +35840,7 @@
       </w:rPr>
     </w:lvl>
   </w:abstractNum>
-  <w:abstractNum w:abstractNumId="90" w15:restartNumberingAfterBreak="0">
+  <w:abstractNum w:abstractNumId="100" w15:restartNumberingAfterBreak="0">
     <w:nsid w:val="72DF147E"/>
     <w:multiLevelType w:val="multilevel"/>
     <w:tmpl w:val="B4E2CAEA"/>
@@ -29381,7 +35989,7 @@
       </w:rPr>
     </w:lvl>
   </w:abstractNum>
-  <w:abstractNum w:abstractNumId="91" w15:restartNumberingAfterBreak="0">
+  <w:abstractNum w:abstractNumId="101" w15:restartNumberingAfterBreak="0">
     <w:nsid w:val="742F6EB1"/>
     <w:multiLevelType w:val="multilevel"/>
     <w:tmpl w:val="9774BD3C"/>
@@ -29530,7 +36138,156 @@
       </w:rPr>
     </w:lvl>
   </w:abstractNum>
-  <w:abstractNum w:abstractNumId="92" w15:restartNumberingAfterBreak="0">
+  <w:abstractNum w:abstractNumId="102" w15:restartNumberingAfterBreak="0">
+    <w:nsid w:val="75F935E2"/>
+    <w:multiLevelType w:val="multilevel"/>
+    <w:tmpl w:val="DC786E22"/>
+    <w:lvl w:ilvl="0">
+      <w:start w:val="1"/>
+      <w:numFmt w:val="bullet"/>
+      <w:lvlText w:val=""/>
+      <w:lvlJc w:val="left"/>
+      <w:pPr>
+        <w:tabs>
+          <w:tab w:val="num" w:pos="720"/>
+        </w:tabs>
+        <w:ind w:left="720" w:hanging="360"/>
+      </w:pPr>
+      <w:rPr>
+        <w:rFonts w:ascii="Symbol" w:hAnsi="Symbol" w:hint="default"/>
+        <w:sz w:val="20"/>
+      </w:rPr>
+    </w:lvl>
+    <w:lvl w:ilvl="1" w:tentative="1">
+      <w:start w:val="1"/>
+      <w:numFmt w:val="bullet"/>
+      <w:lvlText w:val="o"/>
+      <w:lvlJc w:val="left"/>
+      <w:pPr>
+        <w:tabs>
+          <w:tab w:val="num" w:pos="1440"/>
+        </w:tabs>
+        <w:ind w:left="1440" w:hanging="360"/>
+      </w:pPr>
+      <w:rPr>
+        <w:rFonts w:ascii="Courier New" w:hAnsi="Courier New" w:hint="default"/>
+        <w:sz w:val="20"/>
+      </w:rPr>
+    </w:lvl>
+    <w:lvl w:ilvl="2" w:tentative="1">
+      <w:start w:val="1"/>
+      <w:numFmt w:val="bullet"/>
+      <w:lvlText w:val=""/>
+      <w:lvlJc w:val="left"/>
+      <w:pPr>
+        <w:tabs>
+          <w:tab w:val="num" w:pos="2160"/>
+        </w:tabs>
+        <w:ind w:left="2160" w:hanging="360"/>
+      </w:pPr>
+      <w:rPr>
+        <w:rFonts w:ascii="Wingdings" w:hAnsi="Wingdings" w:hint="default"/>
+        <w:sz w:val="20"/>
+      </w:rPr>
+    </w:lvl>
+    <w:lvl w:ilvl="3" w:tentative="1">
+      <w:start w:val="1"/>
+      <w:numFmt w:val="bullet"/>
+      <w:lvlText w:val=""/>
+      <w:lvlJc w:val="left"/>
+      <w:pPr>
+        <w:tabs>
+          <w:tab w:val="num" w:pos="2880"/>
+        </w:tabs>
+        <w:ind w:left="2880" w:hanging="360"/>
+      </w:pPr>
+      <w:rPr>
+        <w:rFonts w:ascii="Wingdings" w:hAnsi="Wingdings" w:hint="default"/>
+        <w:sz w:val="20"/>
+      </w:rPr>
+    </w:lvl>
+    <w:lvl w:ilvl="4" w:tentative="1">
+      <w:start w:val="1"/>
+      <w:numFmt w:val="bullet"/>
+      <w:lvlText w:val=""/>
+      <w:lvlJc w:val="left"/>
+      <w:pPr>
+        <w:tabs>
+          <w:tab w:val="num" w:pos="3600"/>
+        </w:tabs>
+        <w:ind w:left="3600" w:hanging="360"/>
+      </w:pPr>
+      <w:rPr>
+        <w:rFonts w:ascii="Wingdings" w:hAnsi="Wingdings" w:hint="default"/>
+        <w:sz w:val="20"/>
+      </w:rPr>
+    </w:lvl>
+    <w:lvl w:ilvl="5" w:tentative="1">
+      <w:start w:val="1"/>
+      <w:numFmt w:val="bullet"/>
+      <w:lvlText w:val=""/>
+      <w:lvlJc w:val="left"/>
+      <w:pPr>
+        <w:tabs>
+          <w:tab w:val="num" w:pos="4320"/>
+        </w:tabs>
+        <w:ind w:left="4320" w:hanging="360"/>
+      </w:pPr>
+      <w:rPr>
+        <w:rFonts w:ascii="Wingdings" w:hAnsi="Wingdings" w:hint="default"/>
+        <w:sz w:val="20"/>
+      </w:rPr>
+    </w:lvl>
+    <w:lvl w:ilvl="6" w:tentative="1">
+      <w:start w:val="1"/>
+      <w:numFmt w:val="bullet"/>
+      <w:lvlText w:val=""/>
+      <w:lvlJc w:val="left"/>
+      <w:pPr>
+        <w:tabs>
+          <w:tab w:val="num" w:pos="5040"/>
+        </w:tabs>
+        <w:ind w:left="5040" w:hanging="360"/>
+      </w:pPr>
+      <w:rPr>
+        <w:rFonts w:ascii="Wingdings" w:hAnsi="Wingdings" w:hint="default"/>
+        <w:sz w:val="20"/>
+      </w:rPr>
+    </w:lvl>
+    <w:lvl w:ilvl="7" w:tentative="1">
+      <w:start w:val="1"/>
+      <w:numFmt w:val="bullet"/>
+      <w:lvlText w:val=""/>
+      <w:lvlJc w:val="left"/>
+      <w:pPr>
+        <w:tabs>
+          <w:tab w:val="num" w:pos="5760"/>
+        </w:tabs>
+        <w:ind w:left="5760" w:hanging="360"/>
+      </w:pPr>
+      <w:rPr>
+        <w:rFonts w:ascii="Wingdings" w:hAnsi="Wingdings" w:hint="default"/>
+        <w:sz w:val="20"/>
+      </w:rPr>
+    </w:lvl>
+    <w:lvl w:ilvl="8" w:tentative="1">
+      <w:start w:val="1"/>
+      <w:numFmt w:val="bullet"/>
+      <w:lvlText w:val=""/>
+      <w:lvlJc w:val="left"/>
+      <w:pPr>
+        <w:tabs>
+          <w:tab w:val="num" w:pos="6480"/>
+        </w:tabs>
+        <w:ind w:left="6480" w:hanging="360"/>
+      </w:pPr>
+      <w:rPr>
+        <w:rFonts w:ascii="Wingdings" w:hAnsi="Wingdings" w:hint="default"/>
+        <w:sz w:val="20"/>
+      </w:rPr>
+    </w:lvl>
+  </w:abstractNum>
+  <w:abstractNum w:abstractNumId="103" w15:restartNumberingAfterBreak="0">
     <w:nsid w:val="762D5DF4"/>
     <w:multiLevelType w:val="multilevel"/>
     <w:tmpl w:val="2FCE7AD2"/>
@@ -29679,7 +36436,7 @@
       </w:rPr>
     </w:lvl>
   </w:abstractNum>
-  <w:abstractNum w:abstractNumId="93" w15:restartNumberingAfterBreak="0">
+  <w:abstractNum w:abstractNumId="104" w15:restartNumberingAfterBreak="0">
     <w:nsid w:val="76C11355"/>
     <w:multiLevelType w:val="multilevel"/>
     <w:tmpl w:val="9850998C"/>
@@ -29828,7 +36585,7 @@
       </w:rPr>
     </w:lvl>
   </w:abstractNum>
-  <w:abstractNum w:abstractNumId="94" w15:restartNumberingAfterBreak="0">
+  <w:abstractNum w:abstractNumId="105" w15:restartNumberingAfterBreak="0">
     <w:nsid w:val="7704211F"/>
     <w:multiLevelType w:val="multilevel"/>
     <w:tmpl w:val="B92408EA"/>
@@ -29977,7 +36734,7 @@
       </w:rPr>
     </w:lvl>
   </w:abstractNum>
-  <w:abstractNum w:abstractNumId="95" w15:restartNumberingAfterBreak="0">
+  <w:abstractNum w:abstractNumId="106" w15:restartNumberingAfterBreak="0">
     <w:nsid w:val="786C0F35"/>
     <w:multiLevelType w:val="multilevel"/>
     <w:tmpl w:val="37423334"/>
@@ -30126,7 +36883,7 @@
       </w:rPr>
     </w:lvl>
   </w:abstractNum>
-  <w:abstractNum w:abstractNumId="96" w15:restartNumberingAfterBreak="0">
+  <w:abstractNum w:abstractNumId="107" w15:restartNumberingAfterBreak="0">
     <w:nsid w:val="7BBC1E39"/>
     <w:multiLevelType w:val="multilevel"/>
     <w:tmpl w:val="42E81520"/>
@@ -30239,7 +36996,7 @@
       </w:pPr>
     </w:lvl>
   </w:abstractNum>
-  <w:abstractNum w:abstractNumId="97" w15:restartNumberingAfterBreak="0">
+  <w:abstractNum w:abstractNumId="108" w15:restartNumberingAfterBreak="0">
     <w:nsid w:val="7C860316"/>
     <w:multiLevelType w:val="multilevel"/>
     <w:tmpl w:val="3F30652C"/>
@@ -30352,7 +37109,7 @@
       </w:pPr>
     </w:lvl>
   </w:abstractNum>
-  <w:abstractNum w:abstractNumId="98" w15:restartNumberingAfterBreak="0">
+  <w:abstractNum w:abstractNumId="109" w15:restartNumberingAfterBreak="0">
     <w:nsid w:val="7EFB337B"/>
     <w:multiLevelType w:val="multilevel"/>
     <w:tmpl w:val="67049AF0"/>
@@ -30466,100 +37223,100 @@
     </w:lvl>
   </w:abstractNum>
   <w:num w:numId="1" w16cid:durableId="410394253">
-    <w:abstractNumId w:val="29"/>
+    <w:abstractNumId w:val="32"/>
   </w:num>
   <w:num w:numId="2" w16cid:durableId="1418091835">
-    <w:abstractNumId w:val="61"/>
+    <w:abstractNumId w:val="68"/>
   </w:num>
   <w:num w:numId="3" w16cid:durableId="376853236">
-    <w:abstractNumId w:val="72"/>
+    <w:abstractNumId w:val="80"/>
   </w:num>
   <w:num w:numId="4" w16cid:durableId="1324119985">
+    <w:abstractNumId w:val="20"/>
+  </w:num>
+  <w:num w:numId="5" w16cid:durableId="1089353803">
     <w:abstractNumId w:val="18"/>
   </w:num>
-  <w:num w:numId="5" w16cid:durableId="1089353803">
-    <w:abstractNumId w:val="17"/>
-  </w:num>
   <w:num w:numId="6" w16cid:durableId="446313540">
-    <w:abstractNumId w:val="63"/>
+    <w:abstractNumId w:val="70"/>
   </w:num>
   <w:num w:numId="7" w16cid:durableId="1308362215">
-    <w:abstractNumId w:val="67"/>
+    <w:abstractNumId w:val="74"/>
   </w:num>
   <w:num w:numId="8" w16cid:durableId="923489508">
-    <w:abstractNumId w:val="36"/>
+    <w:abstractNumId w:val="39"/>
   </w:num>
   <w:num w:numId="9" w16cid:durableId="1975285393">
-    <w:abstractNumId w:val="96"/>
+    <w:abstractNumId w:val="107"/>
   </w:num>
   <w:num w:numId="10" w16cid:durableId="1297252251">
-    <w:abstractNumId w:val="95"/>
+    <w:abstractNumId w:val="106"/>
   </w:num>
   <w:num w:numId="11" w16cid:durableId="1785464157">
-    <w:abstractNumId w:val="41"/>
+    <w:abstractNumId w:val="46"/>
   </w:num>
   <w:num w:numId="12" w16cid:durableId="641890023">
-    <w:abstractNumId w:val="85"/>
+    <w:abstractNumId w:val="94"/>
   </w:num>
   <w:num w:numId="13" w16cid:durableId="457726461">
-    <w:abstractNumId w:val="73"/>
+    <w:abstractNumId w:val="81"/>
   </w:num>
   <w:num w:numId="14" w16cid:durableId="473959609">
     <w:abstractNumId w:val="1"/>
   </w:num>
   <w:num w:numId="15" w16cid:durableId="1793791614">
-    <w:abstractNumId w:val="46"/>
+    <w:abstractNumId w:val="51"/>
   </w:num>
   <w:num w:numId="16" w16cid:durableId="188105123">
-    <w:abstractNumId w:val="90"/>
+    <w:abstractNumId w:val="100"/>
   </w:num>
   <w:num w:numId="17" w16cid:durableId="969868637">
-    <w:abstractNumId w:val="70"/>
+    <w:abstractNumId w:val="77"/>
   </w:num>
   <w:num w:numId="18" w16cid:durableId="1776948823">
-    <w:abstractNumId w:val="78"/>
+    <w:abstractNumId w:val="87"/>
   </w:num>
   <w:num w:numId="19" w16cid:durableId="422802057">
-    <w:abstractNumId w:val="51"/>
+    <w:abstractNumId w:val="56"/>
   </w:num>
   <w:num w:numId="20" w16cid:durableId="1577129720">
-    <w:abstractNumId w:val="15"/>
+    <w:abstractNumId w:val="16"/>
   </w:num>
   <w:num w:numId="21" w16cid:durableId="677319121">
-    <w:abstractNumId w:val="76"/>
+    <w:abstractNumId w:val="84"/>
   </w:num>
   <w:num w:numId="22" w16cid:durableId="593706220">
-    <w:abstractNumId w:val="30"/>
+    <w:abstractNumId w:val="33"/>
   </w:num>
   <w:num w:numId="23" w16cid:durableId="383451977">
-    <w:abstractNumId w:val="91"/>
+    <w:abstractNumId w:val="101"/>
   </w:num>
   <w:num w:numId="24" w16cid:durableId="235746806">
-    <w:abstractNumId w:val="37"/>
+    <w:abstractNumId w:val="40"/>
   </w:num>
   <w:num w:numId="25" w16cid:durableId="1845591134">
-    <w:abstractNumId w:val="68"/>
+    <w:abstractNumId w:val="75"/>
   </w:num>
   <w:num w:numId="26" w16cid:durableId="142239202">
-    <w:abstractNumId w:val="89"/>
+    <w:abstractNumId w:val="99"/>
   </w:num>
   <w:num w:numId="27" w16cid:durableId="976028092">
-    <w:abstractNumId w:val="77"/>
+    <w:abstractNumId w:val="85"/>
   </w:num>
   <w:num w:numId="28" w16cid:durableId="2001960178">
-    <w:abstractNumId w:val="55"/>
+    <w:abstractNumId w:val="60"/>
   </w:num>
   <w:num w:numId="29" w16cid:durableId="230047238">
-    <w:abstractNumId w:val="21"/>
+    <w:abstractNumId w:val="24"/>
   </w:num>
   <w:num w:numId="30" w16cid:durableId="1915234565">
-    <w:abstractNumId w:val="42"/>
+    <w:abstractNumId w:val="47"/>
   </w:num>
   <w:num w:numId="31" w16cid:durableId="1892764970">
-    <w:abstractNumId w:val="75"/>
+    <w:abstractNumId w:val="83"/>
   </w:num>
   <w:num w:numId="32" w16cid:durableId="988552387">
-    <w:abstractNumId w:val="94"/>
+    <w:abstractNumId w:val="105"/>
   </w:num>
   <w:num w:numId="33" w16cid:durableId="99226134">
     <w:abstractNumId w:val="11"/>
@@ -30568,201 +37325,234 @@
     <w:abstractNumId w:val="9"/>
   </w:num>
   <w:num w:numId="35" w16cid:durableId="454060273">
-    <w:abstractNumId w:val="84"/>
+    <w:abstractNumId w:val="93"/>
   </w:num>
   <w:num w:numId="36" w16cid:durableId="898904253">
-    <w:abstractNumId w:val="59"/>
+    <w:abstractNumId w:val="65"/>
   </w:num>
   <w:num w:numId="37" w16cid:durableId="519782504">
     <w:abstractNumId w:val="10"/>
   </w:num>
   <w:num w:numId="38" w16cid:durableId="1371685634">
-    <w:abstractNumId w:val="22"/>
+    <w:abstractNumId w:val="25"/>
   </w:num>
   <w:num w:numId="39" w16cid:durableId="1201086946">
-    <w:abstractNumId w:val="74"/>
+    <w:abstractNumId w:val="82"/>
   </w:num>
   <w:num w:numId="40" w16cid:durableId="1060061439">
-    <w:abstractNumId w:val="13"/>
+    <w:abstractNumId w:val="14"/>
   </w:num>
   <w:num w:numId="41" w16cid:durableId="255331111">
-    <w:abstractNumId w:val="39"/>
+    <w:abstractNumId w:val="43"/>
   </w:num>
   <w:num w:numId="42" w16cid:durableId="1255550648">
-    <w:abstractNumId w:val="19"/>
+    <w:abstractNumId w:val="21"/>
   </w:num>
   <w:num w:numId="43" w16cid:durableId="1655985799">
     <w:abstractNumId w:val="2"/>
   </w:num>
   <w:num w:numId="44" w16cid:durableId="755442526">
-    <w:abstractNumId w:val="45"/>
+    <w:abstractNumId w:val="50"/>
   </w:num>
   <w:num w:numId="45" w16cid:durableId="1880587439">
-    <w:abstractNumId w:val="23"/>
+    <w:abstractNumId w:val="26"/>
   </w:num>
   <w:num w:numId="46" w16cid:durableId="801466141">
     <w:abstractNumId w:val="4"/>
   </w:num>
   <w:num w:numId="47" w16cid:durableId="61683601">
-    <w:abstractNumId w:val="60"/>
+    <w:abstractNumId w:val="66"/>
   </w:num>
   <w:num w:numId="48" w16cid:durableId="742290182">
-    <w:abstractNumId w:val="69"/>
+    <w:abstractNumId w:val="76"/>
   </w:num>
   <w:num w:numId="49" w16cid:durableId="1288775986">
-    <w:abstractNumId w:val="12"/>
+    <w:abstractNumId w:val="13"/>
   </w:num>
   <w:num w:numId="50" w16cid:durableId="23987404">
-    <w:abstractNumId w:val="25"/>
+    <w:abstractNumId w:val="28"/>
   </w:num>
   <w:num w:numId="51" w16cid:durableId="313266795">
-    <w:abstractNumId w:val="44"/>
+    <w:abstractNumId w:val="49"/>
   </w:num>
   <w:num w:numId="52" w16cid:durableId="885137790">
-    <w:abstractNumId w:val="65"/>
+    <w:abstractNumId w:val="72"/>
   </w:num>
   <w:num w:numId="53" w16cid:durableId="1963537545">
     <w:abstractNumId w:val="7"/>
   </w:num>
   <w:num w:numId="54" w16cid:durableId="1075979539">
-    <w:abstractNumId w:val="87"/>
+    <w:abstractNumId w:val="97"/>
   </w:num>
   <w:num w:numId="55" w16cid:durableId="1416050366">
+    <w:abstractNumId w:val="41"/>
+  </w:num>
+  <w:num w:numId="56" w16cid:durableId="1031104774">
+    <w:abstractNumId w:val="78"/>
+  </w:num>
+  <w:num w:numId="57" w16cid:durableId="1411736487">
+    <w:abstractNumId w:val="31"/>
+  </w:num>
+  <w:num w:numId="58" w16cid:durableId="1397825825">
+    <w:abstractNumId w:val="59"/>
+  </w:num>
+  <w:num w:numId="59" w16cid:durableId="296566814">
+    <w:abstractNumId w:val="35"/>
+  </w:num>
+  <w:num w:numId="60" w16cid:durableId="1153330746">
+    <w:abstractNumId w:val="109"/>
+  </w:num>
+  <w:num w:numId="61" w16cid:durableId="262030711">
+    <w:abstractNumId w:val="92"/>
+  </w:num>
+  <w:num w:numId="62" w16cid:durableId="121272787">
     <w:abstractNumId w:val="38"/>
   </w:num>
-  <w:num w:numId="56" w16cid:durableId="1031104774">
+  <w:num w:numId="63" w16cid:durableId="1521509227">
+    <w:abstractNumId w:val="37"/>
+  </w:num>
+  <w:num w:numId="64" w16cid:durableId="747653104">
+    <w:abstractNumId w:val="69"/>
+  </w:num>
+  <w:num w:numId="65" w16cid:durableId="1709603227">
+    <w:abstractNumId w:val="53"/>
+  </w:num>
+  <w:num w:numId="66" w16cid:durableId="180240859">
+    <w:abstractNumId w:val="58"/>
+  </w:num>
+  <w:num w:numId="67" w16cid:durableId="2078091485">
+    <w:abstractNumId w:val="17"/>
+  </w:num>
+  <w:num w:numId="68" w16cid:durableId="743379555">
+    <w:abstractNumId w:val="88"/>
+  </w:num>
+  <w:num w:numId="69" w16cid:durableId="1745882574">
+    <w:abstractNumId w:val="61"/>
+  </w:num>
+  <w:num w:numId="70" w16cid:durableId="103772349">
+    <w:abstractNumId w:val="57"/>
+  </w:num>
+  <w:num w:numId="71" w16cid:durableId="760755512">
+    <w:abstractNumId w:val="64"/>
+  </w:num>
+  <w:num w:numId="72" w16cid:durableId="666639341">
+    <w:abstractNumId w:val="96"/>
+  </w:num>
+  <w:num w:numId="73" w16cid:durableId="381443902">
+    <w:abstractNumId w:val="104"/>
+  </w:num>
+  <w:num w:numId="74" w16cid:durableId="772744528">
+    <w:abstractNumId w:val="30"/>
+  </w:num>
+  <w:num w:numId="75" w16cid:durableId="742601440">
+    <w:abstractNumId w:val="27"/>
+  </w:num>
+  <w:num w:numId="76" w16cid:durableId="1396204565">
     <w:abstractNumId w:val="71"/>
   </w:num>
-  <w:num w:numId="57" w16cid:durableId="1411736487">
-    <w:abstractNumId w:val="28"/>
-  </w:num>
-  <w:num w:numId="58" w16cid:durableId="1397825825">
-    <w:abstractNumId w:val="54"/>
-  </w:num>
-  <w:num w:numId="59" w16cid:durableId="296566814">
-    <w:abstractNumId w:val="32"/>
-  </w:num>
-  <w:num w:numId="60" w16cid:durableId="1153330746">
-    <w:abstractNumId w:val="98"/>
-  </w:num>
-  <w:num w:numId="61" w16cid:durableId="262030711">
-    <w:abstractNumId w:val="83"/>
-  </w:num>
-  <w:num w:numId="62" w16cid:durableId="121272787">
-    <w:abstractNumId w:val="35"/>
-  </w:num>
-  <w:num w:numId="63" w16cid:durableId="1521509227">
-    <w:abstractNumId w:val="34"/>
-  </w:num>
-  <w:num w:numId="64" w16cid:durableId="747653104">
+  <w:num w:numId="77" w16cid:durableId="1744595283">
     <w:abstractNumId w:val="62"/>
   </w:num>
-  <w:num w:numId="65" w16cid:durableId="1709603227">
-    <w:abstractNumId w:val="48"/>
-  </w:num>
-  <w:num w:numId="66" w16cid:durableId="180240859">
-    <w:abstractNumId w:val="53"/>
-  </w:num>
-  <w:num w:numId="67" w16cid:durableId="2078091485">
-    <w:abstractNumId w:val="16"/>
-  </w:num>
-  <w:num w:numId="68" w16cid:durableId="743379555">
-    <w:abstractNumId w:val="79"/>
-  </w:num>
-  <w:num w:numId="69" w16cid:durableId="1745882574">
-    <w:abstractNumId w:val="56"/>
-  </w:num>
-  <w:num w:numId="70" w16cid:durableId="103772349">
-    <w:abstractNumId w:val="52"/>
-  </w:num>
-  <w:num w:numId="71" w16cid:durableId="760755512">
-    <w:abstractNumId w:val="58"/>
-  </w:num>
-  <w:num w:numId="72" w16cid:durableId="666639341">
-    <w:abstractNumId w:val="86"/>
-  </w:num>
-  <w:num w:numId="73" w16cid:durableId="381443902">
-    <w:abstractNumId w:val="93"/>
-  </w:num>
-  <w:num w:numId="74" w16cid:durableId="772744528">
-    <w:abstractNumId w:val="27"/>
-  </w:num>
-  <w:num w:numId="75" w16cid:durableId="742601440">
-    <w:abstractNumId w:val="24"/>
-  </w:num>
-  <w:num w:numId="76" w16cid:durableId="1396204565">
-    <w:abstractNumId w:val="64"/>
-  </w:num>
-  <w:num w:numId="77" w16cid:durableId="1744595283">
-    <w:abstractNumId w:val="57"/>
-  </w:num>
   <w:num w:numId="78" w16cid:durableId="458576435">
-    <w:abstractNumId w:val="81"/>
+    <w:abstractNumId w:val="90"/>
   </w:num>
   <w:num w:numId="79" w16cid:durableId="364016438">
-    <w:abstractNumId w:val="49"/>
+    <w:abstractNumId w:val="54"/>
   </w:num>
   <w:num w:numId="80" w16cid:durableId="472063648">
     <w:abstractNumId w:val="6"/>
   </w:num>
   <w:num w:numId="81" w16cid:durableId="1550216944">
-    <w:abstractNumId w:val="20"/>
+    <w:abstractNumId w:val="23"/>
   </w:num>
   <w:num w:numId="82" w16cid:durableId="89131715">
-    <w:abstractNumId w:val="40"/>
+    <w:abstractNumId w:val="45"/>
   </w:num>
   <w:num w:numId="83" w16cid:durableId="1903367868">
     <w:abstractNumId w:val="3"/>
   </w:num>
   <w:num w:numId="84" w16cid:durableId="1626277046">
-    <w:abstractNumId w:val="33"/>
+    <w:abstractNumId w:val="36"/>
   </w:num>
   <w:num w:numId="85" w16cid:durableId="1670908585">
-    <w:abstractNumId w:val="97"/>
+    <w:abstractNumId w:val="108"/>
   </w:num>
   <w:num w:numId="86" w16cid:durableId="902914562">
-    <w:abstractNumId w:val="47"/>
+    <w:abstractNumId w:val="52"/>
   </w:num>
   <w:num w:numId="87" w16cid:durableId="224536431">
-    <w:abstractNumId w:val="26"/>
+    <w:abstractNumId w:val="29"/>
   </w:num>
   <w:num w:numId="88" w16cid:durableId="1404377217">
-    <w:abstractNumId w:val="82"/>
+    <w:abstractNumId w:val="91"/>
   </w:num>
   <w:num w:numId="89" w16cid:durableId="1909606425">
-    <w:abstractNumId w:val="66"/>
+    <w:abstractNumId w:val="73"/>
   </w:num>
   <w:num w:numId="90" w16cid:durableId="862669491">
     <w:abstractNumId w:val="0"/>
   </w:num>
   <w:num w:numId="91" w16cid:durableId="746460120">
-    <w:abstractNumId w:val="88"/>
+    <w:abstractNumId w:val="98"/>
   </w:num>
   <w:num w:numId="92" w16cid:durableId="1925531247">
-    <w:abstractNumId w:val="80"/>
+    <w:abstractNumId w:val="89"/>
   </w:num>
   <w:num w:numId="93" w16cid:durableId="553934367">
     <w:abstractNumId w:val="8"/>
   </w:num>
   <w:num w:numId="94" w16cid:durableId="920917145">
-    <w:abstractNumId w:val="14"/>
+    <w:abstractNumId w:val="15"/>
   </w:num>
   <w:num w:numId="95" w16cid:durableId="728263434">
-    <w:abstractNumId w:val="92"/>
+    <w:abstractNumId w:val="103"/>
   </w:num>
   <w:num w:numId="96" w16cid:durableId="645163216">
-    <w:abstractNumId w:val="50"/>
+    <w:abstractNumId w:val="55"/>
   </w:num>
   <w:num w:numId="97" w16cid:durableId="1809324744">
-    <w:abstractNumId w:val="43"/>
+    <w:abstractNumId w:val="48"/>
   </w:num>
   <w:num w:numId="98" w16cid:durableId="1662999781">
-    <w:abstractNumId w:val="31"/>
+    <w:abstractNumId w:val="34"/>
   </w:num>
   <w:num w:numId="99" w16cid:durableId="1445228814">
     <w:abstractNumId w:val="5"/>
   </w:num>
-  <w:numIdMacAtCleanup w:val="99"/>
+  <w:num w:numId="100" w16cid:durableId="391394935">
+    <w:abstractNumId w:val="95"/>
+  </w:num>
+  <w:num w:numId="101" w16cid:durableId="1697461655">
+    <w:abstractNumId w:val="42"/>
+  </w:num>
+  <w:num w:numId="102" w16cid:durableId="2137942530">
+    <w:abstractNumId w:val="22"/>
+  </w:num>
+  <w:num w:numId="103" w16cid:durableId="1685476544">
+    <w:abstractNumId w:val="12"/>
+  </w:num>
+  <w:num w:numId="104" w16cid:durableId="273176486">
+    <w:abstractNumId w:val="63"/>
+  </w:num>
+  <w:num w:numId="105" w16cid:durableId="1770614981">
+    <w:abstractNumId w:val="67"/>
+  </w:num>
+  <w:num w:numId="106" w16cid:durableId="1915316768">
+    <w:abstractNumId w:val="19"/>
+  </w:num>
+  <w:num w:numId="107" w16cid:durableId="1313683267">
+    <w:abstractNumId w:val="44"/>
+  </w:num>
+  <w:num w:numId="108" w16cid:durableId="1680041319">
+    <w:abstractNumId w:val="79"/>
+  </w:num>
+  <w:num w:numId="109" w16cid:durableId="1287085123">
+    <w:abstractNumId w:val="102"/>
+  </w:num>
+  <w:num w:numId="110" w16cid:durableId="386104311">
+    <w:abstractNumId w:val="86"/>
+  </w:num>
+  <w:numIdMacAtCleanup w:val="110"/>
 </w:numbering>
 </file>
 
@@ -31369,7 +38159,6 @@
   <w:style w:type="character" w:default="1" w:styleId="DefaultParagraphFont">
     <w:name w:val="Default Paragraph Font"/>
     <w:uiPriority w:val="1"/>
-    <w:semiHidden/>
     <w:unhideWhenUsed/>
   </w:style>
   <w:style w:type="table" w:default="1" w:styleId="TableNormal">
